--- a/보관본/러시아 인권변호사/Word/3부/3부_11화_당선_그러나.docx
+++ b/보관본/러시아 인권변호사/Word/3부/3부_11화_당선_그러나.docx
@@ -292,7 +292,7 @@
           <w:i w:val="0"/>
           <w:sz w:val="22"/>
         </w:rPr>
-        <w:t xml:space="preserve"> Дайте мне минуту, Катя. Просто одну минуту.</w:t>
+        <w:t xml:space="preserve"> Дай мне минуту, Катя. Просто одну минуту.</w:t>
       </w:r>
     </w:p>
     <w:p>
@@ -1109,7 +1109,7 @@
           <w:i w:val="0"/>
           <w:sz w:val="22"/>
         </w:rPr>
-        <w:t xml:space="preserve">Лёша: </w:t>
+        <w:t xml:space="preserve">Селиванов: </w:t>
       </w:r>
       <w:r>
         <w:rPr>
@@ -1118,7 +1118,7 @@
           <w:i w:val="0"/>
           <w:sz w:val="22"/>
         </w:rPr>
-        <w:t>Тогда буду знать, с чем имею дело с первого дня. Спасибо за откровенность, Виктор Дмитриевич.</w:t>
+        <w:t>Добавлю: область может подать заявку на бюджетный кредит. На общих основаниях. Рассмотрение — от трёх до шести месяцев.</w:t>
       </w:r>
     </w:p>
     <w:p>
@@ -1132,7 +1132,7 @@
           <w:i w:val="0"/>
           <w:sz w:val="22"/>
         </w:rPr>
-        <w:t xml:space="preserve">Селиванов: </w:t>
+        <w:t xml:space="preserve">Лёша: </w:t>
       </w:r>
       <w:r>
         <w:rPr>
@@ -1141,7 +1141,7 @@
           <w:i w:val="0"/>
           <w:sz w:val="22"/>
         </w:rPr>
-        <w:t>Добавлю: область может подать заявку на бюджетный кредит. На общих основаниях. Рассмотрение — от трёх до шести месяцев.</w:t>
+        <w:t>А пенсии, зарплаты учителям и врачам — тоже от трёх до шести месяцев?</w:t>
       </w:r>
     </w:p>
     <w:p>
@@ -1155,7 +1155,7 @@
           <w:i w:val="0"/>
           <w:sz w:val="22"/>
         </w:rPr>
-        <w:t xml:space="preserve">Лёша: </w:t>
+        <w:t xml:space="preserve">Селиванов: </w:t>
       </w:r>
       <w:r>
         <w:rPr>
@@ -1164,7 +1164,7 @@
           <w:i w:val="0"/>
           <w:sz w:val="22"/>
         </w:rPr>
-        <w:t>А пенсии, зарплаты учителям и врачам — тоже от трёх до шести месяцев?</w:t>
+        <w:t>Это, Алексей Николаевич, уже вопросы к региональному бюджету. То есть к вам.</w:t>
       </w:r>
     </w:p>
     <w:p>
@@ -1178,7 +1178,7 @@
           <w:i w:val="0"/>
           <w:sz w:val="22"/>
         </w:rPr>
-        <w:t xml:space="preserve">Селиванов: </w:t>
+        <w:t xml:space="preserve">Лёша: </w:t>
       </w:r>
       <w:r>
         <w:rPr>
@@ -1187,7 +1187,7 @@
           <w:i w:val="0"/>
           <w:sz w:val="22"/>
         </w:rPr>
-        <w:t>Это, Алексей Николаевич, уже вопросы к региональному бюджету. То есть к вам.</w:t>
+        <w:t>Тогда буду знать, с чем имею дело с первого дня. Спасибо за откровенность, Виктор Дмитриевич.</w:t>
       </w:r>
     </w:p>
     <w:p>
@@ -1466,7 +1466,7 @@
           <w:i w:val="0"/>
           <w:sz w:val="22"/>
         </w:rPr>
-        <w:t>А зарплаты бюджетникам в следующем месяце? Без доступа к счетам мы их не выплатим.</w:t>
+        <w:t>И не нужно увольнять. Мы опубликуем бюджет области целиком, построчно, в первый же месяц. Кто будет прятать цифры — окажется на виду сам.</w:t>
       </w:r>
     </w:p>
     <w:p>
@@ -1489,7 +1489,7 @@
           <w:i w:val="0"/>
           <w:sz w:val="22"/>
         </w:rPr>
-        <w:t>Выплата — через двадцать дней. Если за неделю не получим доступ — будет скандал. Причём виноватыми сделают нас.</w:t>
+        <w:t>Это как раз то, что обещали работницам «Новтекса».</w:t>
       </w:r>
     </w:p>
     <w:p>
@@ -1512,7 +1512,7 @@
           <w:i w:val="0"/>
           <w:sz w:val="22"/>
         </w:rPr>
-        <w:t>Значит, у нас неделя. Не двадцать дней, а неделя.</w:t>
+        <w:t>Тогда начинаем с этой трети. Соберите тех, кто готов работать, и покажем остальным, что новая администрация — это не катастрофа, а шанс.</w:t>
       </w:r>
     </w:p>
     <w:p>
@@ -1535,7 +1535,7 @@
           <w:i w:val="0"/>
           <w:sz w:val="22"/>
         </w:rPr>
-        <w:t>И не нужно увольнять. Мы опубликуем бюджет области целиком, построчно, в первый же месяц. Кто будет прятать цифры — окажется на виду сам.</w:t>
+        <w:t>А зарплаты бюджетникам в следующем месяце? Без доступа к счетам мы их не выплатим.</w:t>
       </w:r>
     </w:p>
     <w:p>
@@ -1558,7 +1558,7 @@
           <w:i w:val="0"/>
           <w:sz w:val="22"/>
         </w:rPr>
-        <w:t>Это как раз то, что обещали работницам «Новтекса».</w:t>
+        <w:t>Выплата — через двадцать дней. Если за неделю не получим доступ — будет скандал. Причём виноватыми сделают нас.</w:t>
       </w:r>
     </w:p>
     <w:p>
@@ -1581,7 +1581,7 @@
           <w:i w:val="0"/>
           <w:sz w:val="22"/>
         </w:rPr>
-        <w:t>Тогда начинаем с этой трети. Соберите тех, кто готов работать, и покажем остальным, что новая администрация — это не катастрофа, а шанс.</w:t>
+        <w:t>Значит, у нас неделя. Не двадцать дней, а неделя.</w:t>
       </w:r>
     </w:p>
     <w:p>

--- a/보관본/러시아 인권변호사/Word/3부/3부_11화_당선_그러나.docx
+++ b/보관본/러시아 인권변호사/Word/3부/3부_11화_당선_그러나.docx
@@ -36,7 +36,7 @@
           <w:i w:val="0"/>
           <w:sz w:val="22"/>
         </w:rPr>
-        <w:t>알렉세이 “료샤” 오를로프(시베리아 주지사 당선인) / 카탸 리시나(참모, 이후 주지사 비서실장 격) / 아나톨리 빅토로비치 그레벤시코프(당 공동 창당자) / 리디야 파블로브나 마슬로바(전임 부지사) / 빅토르 드미트리예비치 셀리바노프(연방정부 대표, 모스크바에서 영상통화) / 라이사 일리니치나(주 재무국 국고과장, 신규) / 안나 오를로바(료샤의 어머니) / 파벨 그리신(전화, 출국금지 상태로 재판 대기)</w:t>
+        <w:t>알렉세이 “료샤” 오를로프(시베리아 주지사 당선인) / 카탸 리시나(참모, 이후 주지사 비서실장 격) / 아나톨리 빅토로비치 그레벤시코프(당 공동 창당자) / 리디야 파블로브나 마슬로바(전임 부지사) / 빅토르 드미트리예비치 셀리바노프(연방정부 대표, 모스크바에서 영상통화) / 라이사 일리니치나(주 재무국 국고과장, 신규) / 안나 오를로바(료샤의 어머니) / 파벨 그리신(전화, 거주지 이탈 금지 상태로 재판 대기)</w:t>
       </w:r>
     </w:p>
     <w:p>
@@ -62,7 +62,7 @@
           <w:i w:val="0"/>
           <w:sz w:val="22"/>
         </w:rPr>
-        <w:t>10화 투표일 밤의 이튿날 새벽 최종 집계부터 약 2주 뒤 취임식까지. 료샤가 볼로신을 51.8% 대 46%로 꺾고 시베리아 주(Сибирская область) 주지사에 당선된다. 파벨은 석방되었으나 출국금지 상태로 재판을 기다리고, 다리야는 여전히 행방불명이다.</w:t>
+        <w:t>10화 투표일 밤의 이튿날 새벽 최종 집계부터 약 2주 뒤 취임식까지. 료샤가 볼로신을 51.8% 대 46%로 꺾고 시베리아 주(Сибирская область) 주지사에 당선된다. 파벨은 석방되었으나 거주지 이탈 금지 상태로 재판을 기다리고, 다리야는 여전히 행방불명이다.</w:t>
       </w:r>
     </w:p>
     <w:p>
@@ -558,7 +558,7 @@
           <w:i w:val="0"/>
           <w:sz w:val="22"/>
         </w:rPr>
-        <w:t>Тогда просто постойте перед ними. Они поймут. Полтора года назад на площади Революции вы тоже думали, что не сможете.</w:t>
+        <w:t>Тогда просто постойте перед ними. Они поймут. Почти два года назад на площади Революции вы тоже думали, что не сможете.</w:t>
       </w:r>
     </w:p>
     <w:p>

--- a/보관본/러시아 인권변호사/Word/3부/3부_11화_당선_그러나.docx
+++ b/보관본/러시아 인권변호사/Word/3부/3부_11화_당선_그러나.docx
@@ -36,7 +36,7 @@
           <w:i w:val="0"/>
           <w:sz w:val="22"/>
         </w:rPr>
-        <w:t>알렉세이 “료샤” 오를로프(시베리아 주지사 당선인) / 카탸 리시나(참모, 이후 주지사 비서실장 격) / 아나톨리 빅토로비치 그레벤시코프(당 공동 창당자) / 리디야 파블로브나 마슬로바(전임 부지사) / 빅토르 드미트리예비치 셀리바노프(연방정부 대표, 모스크바에서 영상통화) / 라이사 일리니치나(주 재무국 국고과장, 신규) / 안나 오를로바(료샤의 어머니) / 파벨 그리신(전화, 거주지 이탈 금지 상태로 재판 대기)</w:t>
+        <w:t>알렉세이 “료샤” 오를로프(시베리아 주지사 당선인) / 카탸 리시나(참모, 이후 주지사 비서실장 격) / 아나톨리 빅토로비치 그레벤시코프(당 공동 창당자) / 리디야 파블로브나 마슬로바(전임 부지사) / 빅토르 드미트리예비치 셀리바노프(연방정부 대표, 모스크바에서 영상통화) / 라이사 일리니치나(주 재무국 국고과장, 신규) / 안나 오를로바(료샤의 어머니) / 파벨 그리신(전화, 거주지 이탈 금지 상태로 재판 대기) / 자원봉사자들(단역)</w:t>
       </w:r>
     </w:p>
     <w:p>
@@ -574,22 +574,13 @@
           <w:color w:val="1F3864"/>
           <w:sz w:val="26"/>
         </w:rPr>
-        <w:t>장면 3 — 인수인계, 적대감의 징후</w:t>
+        <w:t>장면 3 — 같은 새벽, 1층 본부 — 케이크와 건배</w:t>
       </w:r>
     </w:p>
     <w:p>
       <w:pPr>
         <w:spacing w:before="0" w:after="110" w:line="300" w:lineRule="auto"/>
       </w:pPr>
-      <w:r>
-        <w:rPr>
-          <w:rFonts w:ascii="Times New Roman" w:hAnsi="Times New Roman" w:eastAsia="Malgun Gothic"/>
-          <w:b/>
-          <w:i w:val="0"/>
-          <w:sz w:val="22"/>
-        </w:rPr>
-        <w:t xml:space="preserve">Маслова: </w:t>
-      </w:r>
       <w:r>
         <w:rPr>
           <w:rFonts w:ascii="Times New Roman" w:hAnsi="Times New Roman" w:eastAsia="Malgun Gothic"/>
@@ -598,16 +589,7 @@
           <w:color w:val="555555"/>
           <w:sz w:val="22"/>
         </w:rPr>
-        <w:t>(бывший вице-губернатор)</w:t>
-      </w:r>
-      <w:r>
-        <w:rPr>
-          <w:rFonts w:ascii="Times New Roman" w:hAnsi="Times New Roman" w:eastAsia="Malgun Gothic"/>
-          <w:b w:val="0"/>
-          <w:i w:val="0"/>
-          <w:sz w:val="22"/>
-        </w:rPr>
-        <w:t xml:space="preserve"> Алексей Николаевич. Полагаю, вы ожидаете от меня полного содействия в передаче дел?</w:t>
+        <w:t>(Штаб на первом этаже. Сдвинутые столы, бумажные тарелки, пластиковые стаканчики. Лёша спускается вместе с Гребенщиковым; аплодисменты быстро стихают — все слишком устали.)</w:t>
       </w:r>
     </w:p>
     <w:p>
@@ -621,7 +603,7 @@
           <w:i w:val="0"/>
           <w:sz w:val="22"/>
         </w:rPr>
-        <w:t xml:space="preserve">Лёша: </w:t>
+        <w:t xml:space="preserve">Катя: </w:t>
       </w:r>
       <w:r>
         <w:rPr>
@@ -630,7 +612,7 @@
           <w:i w:val="0"/>
           <w:sz w:val="22"/>
         </w:rPr>
-        <w:t>Ожидаю профессионального содействия, Лидия Павловна. Не больше и не меньше того, что положено по закону.</w:t>
+        <w:t>Так, расступитесь, дайте пройти. Алексей Николаевич, сначала торт, потом речи. Я его ещё вчера днём заказала.</w:t>
       </w:r>
     </w:p>
     <w:p>
@@ -644,7 +626,7 @@
           <w:i w:val="0"/>
           <w:sz w:val="22"/>
         </w:rPr>
-        <w:t xml:space="preserve">Маслова: </w:t>
+        <w:t xml:space="preserve">Лёша: </w:t>
       </w:r>
       <w:r>
         <w:rPr>
@@ -653,7 +635,7 @@
           <w:i w:val="0"/>
           <w:sz w:val="22"/>
         </w:rPr>
-        <w:t>Разумеется. Хотя должна предупредить: многие сотрудники администрации уже подали заявления об увольнении на этой неделе. «По собственному желанию», разумеется.</w:t>
+        <w:t>Вчера? Ты же сама говорила, что праздновать рано.</w:t>
       </w:r>
     </w:p>
     <w:p>
@@ -667,7 +649,7 @@
           <w:i w:val="0"/>
           <w:sz w:val="22"/>
         </w:rPr>
-        <w:t xml:space="preserve">Лёша: </w:t>
+        <w:t xml:space="preserve">Катя: </w:t>
       </w:r>
       <w:r>
         <w:rPr>
@@ -676,7 +658,7 @@
           <w:i w:val="0"/>
           <w:sz w:val="22"/>
         </w:rPr>
-        <w:t>Массовый исход перед моим вступлением в должность — удобное совпадение.</w:t>
+        <w:t>Говорила. Поэтому и прятала в холодильнике за коробками с листовками. Чтобы не сглазить.</w:t>
       </w:r>
     </w:p>
     <w:p>
@@ -690,108 +672,7 @@
           <w:i w:val="0"/>
           <w:sz w:val="22"/>
         </w:rPr>
-        <w:t xml:space="preserve">Маслова: </w:t>
-      </w:r>
-      <w:r>
-        <w:rPr>
-          <w:rFonts w:ascii="Times New Roman" w:hAnsi="Times New Roman" w:eastAsia="Malgun Gothic"/>
-          <w:b w:val="0"/>
-          <w:i w:val="0"/>
-          <w:sz w:val="22"/>
-        </w:rPr>
-        <w:t>Совпадение или нет, но управлять регионом с наполовину пустой администрацией будет… непросто.</w:t>
-      </w:r>
-    </w:p>
-    <w:p>
-      <w:pPr>
-        <w:spacing w:before="0" w:after="110" w:line="300" w:lineRule="auto"/>
-      </w:pPr>
-      <w:r>
-        <w:rPr>
-          <w:rFonts w:ascii="Times New Roman" w:hAnsi="Times New Roman" w:eastAsia="Malgun Gothic"/>
-          <w:b/>
-          <w:i w:val="0"/>
-          <w:sz w:val="22"/>
-        </w:rPr>
-        <w:t xml:space="preserve">Лёша: </w:t>
-      </w:r>
-      <w:r>
-        <w:rPr>
-          <w:rFonts w:ascii="Times New Roman" w:hAnsi="Times New Roman" w:eastAsia="Malgun Gothic"/>
-          <w:b w:val="0"/>
-          <w:i w:val="0"/>
-          <w:sz w:val="22"/>
-        </w:rPr>
-        <w:t>Сколько заявлений?</w:t>
-      </w:r>
-    </w:p>
-    <w:p>
-      <w:pPr>
-        <w:spacing w:before="0" w:after="110" w:line="300" w:lineRule="auto"/>
-      </w:pPr>
-      <w:r>
-        <w:rPr>
-          <w:rFonts w:ascii="Times New Roman" w:hAnsi="Times New Roman" w:eastAsia="Malgun Gothic"/>
-          <w:b/>
-          <w:i w:val="0"/>
-          <w:sz w:val="22"/>
-        </w:rPr>
-        <w:t xml:space="preserve">Маслова: </w:t>
-      </w:r>
-      <w:r>
-        <w:rPr>
-          <w:rFonts w:ascii="Times New Roman" w:hAnsi="Times New Roman" w:eastAsia="Malgun Gothic"/>
-          <w:b w:val="0"/>
-          <w:i w:val="0"/>
-          <w:sz w:val="22"/>
-        </w:rPr>
-        <w:t>Сто сорок три. Из них сорок — руководители отделов.</w:t>
-      </w:r>
-    </w:p>
-    <w:p>
-      <w:pPr>
-        <w:spacing w:before="0" w:after="110" w:line="300" w:lineRule="auto"/>
-      </w:pPr>
-      <w:r>
-        <w:rPr>
-          <w:rFonts w:ascii="Times New Roman" w:hAnsi="Times New Roman" w:eastAsia="Malgun Gothic"/>
-          <w:b/>
-          <w:i w:val="0"/>
-          <w:sz w:val="22"/>
-        </w:rPr>
-        <w:t xml:space="preserve">Лёша: </w:t>
-      </w:r>
-      <w:r>
-        <w:rPr>
-          <w:rFonts w:ascii="Times New Roman" w:hAnsi="Times New Roman" w:eastAsia="Malgun Gothic"/>
-          <w:b w:val="0"/>
-          <w:i w:val="0"/>
-          <w:sz w:val="22"/>
-        </w:rPr>
-        <w:t>И все — за одну неделю.</w:t>
-      </w:r>
-    </w:p>
-    <w:p>
-      <w:pPr>
-        <w:spacing w:before="0" w:after="110" w:line="300" w:lineRule="auto"/>
-      </w:pPr>
-      <w:r>
-        <w:rPr>
-          <w:rFonts w:ascii="Times New Roman" w:hAnsi="Times New Roman" w:eastAsia="Malgun Gothic"/>
-          <w:b/>
-          <w:i w:val="0"/>
-          <w:sz w:val="22"/>
-        </w:rPr>
-        <w:t xml:space="preserve">Маслова: </w:t>
-      </w:r>
-      <w:r>
-        <w:rPr>
-          <w:rFonts w:ascii="Times New Roman" w:hAnsi="Times New Roman" w:eastAsia="Malgun Gothic"/>
-          <w:b w:val="0"/>
-          <w:i w:val="0"/>
-          <w:sz w:val="22"/>
-        </w:rPr>
-        <w:t xml:space="preserve">Люди устали, Алексей Николаевич. Двенадцать лет работать с одним губернатором, а потом… </w:t>
+        <w:t xml:space="preserve">Гребенщиков: </w:t>
       </w:r>
       <w:r>
         <w:rPr>
@@ -801,7 +682,7 @@
           <w:color w:val="555555"/>
           <w:sz w:val="22"/>
         </w:rPr>
-        <w:t>(разводит руками)</w:t>
+        <w:t>(заглядывает в коробку)</w:t>
       </w:r>
       <w:r>
         <w:rPr>
@@ -810,7 +691,7 @@
           <w:i w:val="0"/>
           <w:sz w:val="22"/>
         </w:rPr>
-        <w:t xml:space="preserve"> Перемены пугают.</w:t>
+        <w:t xml:space="preserve"> «Наполеон». Екатерина Ивановна, вы опасный человек. Я думал, у нас тут одна минералка.</w:t>
       </w:r>
     </w:p>
     <w:p>
@@ -824,7 +705,7 @@
           <w:i w:val="0"/>
           <w:sz w:val="22"/>
         </w:rPr>
-        <w:t xml:space="preserve">Лёша: </w:t>
+        <w:t xml:space="preserve">Катя: </w:t>
       </w:r>
       <w:r>
         <w:rPr>
@@ -833,7 +714,7 @@
           <w:i w:val="0"/>
           <w:sz w:val="22"/>
         </w:rPr>
-        <w:t>Перемены пугают тех, кому есть что прятать, Лидия Павловна.</w:t>
+        <w:t>Минералка тоже есть. А шампанское принёс Анатолий Викторович, вот пусть сам и открывает.</w:t>
       </w:r>
     </w:p>
     <w:p>
@@ -847,7 +728,7 @@
           <w:i w:val="0"/>
           <w:sz w:val="22"/>
         </w:rPr>
-        <w:t xml:space="preserve">Лёша: </w:t>
+        <w:t xml:space="preserve">Гребенщиков: </w:t>
       </w:r>
       <w:r>
         <w:rPr>
@@ -856,21 +737,7 @@
           <w:i w:val="0"/>
           <w:sz w:val="22"/>
         </w:rPr>
-        <w:t>А вы, Лидия Павловна? Тоже по собственному желанию?</w:t>
-      </w:r>
-    </w:p>
-    <w:p>
-      <w:pPr>
-        <w:spacing w:before="0" w:after="110" w:line="300" w:lineRule="auto"/>
-      </w:pPr>
-      <w:r>
-        <w:rPr>
-          <w:rFonts w:ascii="Times New Roman" w:hAnsi="Times New Roman" w:eastAsia="Malgun Gothic"/>
-          <w:b/>
-          <w:i w:val="0"/>
-          <w:sz w:val="22"/>
-        </w:rPr>
-        <w:t xml:space="preserve">Маслова: </w:t>
+        <w:t xml:space="preserve">Открою. Только отойдите все от окна. Я его последний раз открывал… </w:t>
       </w:r>
       <w:r>
         <w:rPr>
@@ -880,7 +747,7 @@
           <w:color w:val="555555"/>
           <w:sz w:val="22"/>
         </w:rPr>
-        <w:t>(сухо улыбается)</w:t>
+        <w:t>(машет рукой)</w:t>
       </w:r>
       <w:r>
         <w:rPr>
@@ -889,7 +756,7 @@
           <w:i w:val="0"/>
           <w:sz w:val="22"/>
         </w:rPr>
-        <w:t xml:space="preserve"> Я двадцать лет в областной администрации. Я не ухожу, я перехожу. В полпредство. Мы ещё увидимся, Алексей Николаевич, — только с другой стороны стола.</w:t>
+        <w:t xml:space="preserve"> в общем, давно.</w:t>
       </w:r>
     </w:p>
     <w:p>
@@ -903,7 +770,7 @@
           <w:i w:val="0"/>
           <w:sz w:val="22"/>
         </w:rPr>
-        <w:t xml:space="preserve">Лёша: </w:t>
+        <w:t xml:space="preserve">Волонтёр: </w:t>
       </w:r>
       <w:r>
         <w:rPr>
@@ -912,7 +779,7 @@
           <w:i w:val="0"/>
           <w:sz w:val="22"/>
         </w:rPr>
-        <w:t>Тогда прошу вас об одном: пароли, ключи и реестр договоров — до пятницы. Остальное пусть будет на вашей совести.</w:t>
+        <w:t>Анатолий Викторович, давайте я. У меня рука набита.</w:t>
       </w:r>
     </w:p>
     <w:p>
@@ -926,7 +793,7 @@
           <w:i w:val="0"/>
           <w:sz w:val="22"/>
         </w:rPr>
-        <w:t xml:space="preserve">Маслова: </w:t>
+        <w:t xml:space="preserve">Гребенщиков: </w:t>
       </w:r>
       <w:r>
         <w:rPr>
@@ -935,8 +802,13 @@
           <w:i w:val="0"/>
           <w:sz w:val="22"/>
         </w:rPr>
-        <w:t xml:space="preserve">До пятницы. </w:t>
-      </w:r>
+        <w:t>Давай, молодой человек. Опыт надо передавать.</w:t>
+      </w:r>
+    </w:p>
+    <w:p>
+      <w:pPr>
+        <w:spacing w:before="0" w:after="110" w:line="300" w:lineRule="auto"/>
+      </w:pPr>
       <w:r>
         <w:rPr>
           <w:rFonts w:ascii="Times New Roman" w:hAnsi="Times New Roman" w:eastAsia="Malgun Gothic"/>
@@ -945,32 +817,30 @@
           <w:color w:val="555555"/>
           <w:sz w:val="22"/>
         </w:rPr>
-        <w:t>(уходя)</w:t>
-      </w:r>
-      <w:r>
-        <w:rPr>
-          <w:rFonts w:ascii="Times New Roman" w:hAnsi="Times New Roman" w:eastAsia="Malgun Gothic"/>
-          <w:b w:val="0"/>
-          <w:i w:val="0"/>
-          <w:sz w:val="22"/>
-        </w:rPr>
-        <w:t xml:space="preserve"> Совесть, Алексей Николаевич, в передаточный акт не вносится.</w:t>
+        <w:t>(пробка хлопает, кто-то взвизгивает, смех)</w:t>
       </w:r>
     </w:p>
     <w:p>
       <w:pPr>
-        <w:keepNext/>
-        <w:spacing w:before="320" w:after="140"/>
+        <w:spacing w:before="0" w:after="110" w:line="300" w:lineRule="auto"/>
       </w:pPr>
       <w:r>
         <w:rPr>
           <w:rFonts w:ascii="Times New Roman" w:hAnsi="Times New Roman" w:eastAsia="Malgun Gothic"/>
           <w:b/>
           <w:i w:val="0"/>
-          <w:color w:val="1F3864"/>
-          <w:sz w:val="26"/>
-        </w:rPr>
-        <w:t>장면 4 — 연방정부의 첫 견제</w:t>
+          <w:sz w:val="22"/>
+        </w:rPr>
+        <w:t xml:space="preserve">Волонтёрка: </w:t>
+      </w:r>
+      <w:r>
+        <w:rPr>
+          <w:rFonts w:ascii="Times New Roman" w:hAnsi="Times New Roman" w:eastAsia="Malgun Gothic"/>
+          <w:b w:val="0"/>
+          <w:i w:val="0"/>
+          <w:sz w:val="22"/>
+        </w:rPr>
+        <w:t>А пирожки откуда? С капустой!</w:t>
       </w:r>
     </w:p>
     <w:p>
@@ -984,7 +854,53 @@
           <w:i w:val="0"/>
           <w:sz w:val="22"/>
         </w:rPr>
-        <w:t xml:space="preserve">Селиванов: </w:t>
+        <w:t xml:space="preserve">Волонтёр: </w:t>
+      </w:r>
+      <w:r>
+        <w:rPr>
+          <w:rFonts w:ascii="Times New Roman" w:hAnsi="Times New Roman" w:eastAsia="Malgun Gothic"/>
+          <w:b w:val="0"/>
+          <w:i w:val="0"/>
+          <w:sz w:val="22"/>
+        </w:rPr>
+        <w:t>Бабушка моя. Узнала, что мы тут вторые сутки ночуем, и прислала целую кастрюлю. Сказала: «Чем богаты, тем и рады».</w:t>
+      </w:r>
+    </w:p>
+    <w:p>
+      <w:pPr>
+        <w:spacing w:before="0" w:after="110" w:line="300" w:lineRule="auto"/>
+      </w:pPr>
+      <w:r>
+        <w:rPr>
+          <w:rFonts w:ascii="Times New Roman" w:hAnsi="Times New Roman" w:eastAsia="Malgun Gothic"/>
+          <w:b/>
+          <w:i w:val="0"/>
+          <w:sz w:val="22"/>
+        </w:rPr>
+        <w:t xml:space="preserve">Катя: </w:t>
+      </w:r>
+      <w:r>
+        <w:rPr>
+          <w:rFonts w:ascii="Times New Roman" w:hAnsi="Times New Roman" w:eastAsia="Malgun Gothic"/>
+          <w:b w:val="0"/>
+          <w:i w:val="0"/>
+          <w:sz w:val="22"/>
+        </w:rPr>
+        <w:t>Передай бабушке огромное спасибо от всего штаба. Налетайте, пока не расхватали.</w:t>
+      </w:r>
+    </w:p>
+    <w:p>
+      <w:pPr>
+        <w:spacing w:before="0" w:after="110" w:line="300" w:lineRule="auto"/>
+      </w:pPr>
+      <w:r>
+        <w:rPr>
+          <w:rFonts w:ascii="Times New Roman" w:hAnsi="Times New Roman" w:eastAsia="Malgun Gothic"/>
+          <w:b/>
+          <w:i w:val="0"/>
+          <w:sz w:val="22"/>
+        </w:rPr>
+        <w:t xml:space="preserve">Лёша: </w:t>
       </w:r>
       <w:r>
         <w:rPr>
@@ -994,7 +910,7 @@
           <w:color w:val="555555"/>
           <w:sz w:val="22"/>
         </w:rPr>
-        <w:t>(по видеосвязи из Москвы)</w:t>
+        <w:t>(берёт пирожок, откусывает, замирает)</w:t>
       </w:r>
       <w:r>
         <w:rPr>
@@ -1003,7 +919,7 @@
           <w:i w:val="0"/>
           <w:sz w:val="22"/>
         </w:rPr>
-        <w:t xml:space="preserve"> Алексей Николаевич, от лица федерального центра поздравляю с избранием.</w:t>
+        <w:t xml:space="preserve"> С капустой… Мама такие печёт.</w:t>
       </w:r>
     </w:p>
     <w:p>
@@ -1017,7 +933,7 @@
           <w:i w:val="0"/>
           <w:sz w:val="22"/>
         </w:rPr>
-        <w:t xml:space="preserve">Лёша: </w:t>
+        <w:t xml:space="preserve">Катя: </w:t>
       </w:r>
       <w:r>
         <w:rPr>
@@ -1026,7 +942,7 @@
           <w:i w:val="0"/>
           <w:sz w:val="22"/>
         </w:rPr>
-        <w:t>Спасибо, Виктор Дмитриевич.</w:t>
+        <w:t>Алексей Николаевич, вам налить?</w:t>
       </w:r>
     </w:p>
     <w:p>
@@ -1040,7 +956,7 @@
           <w:i w:val="0"/>
           <w:sz w:val="22"/>
         </w:rPr>
-        <w:t xml:space="preserve">Селиванов: </w:t>
+        <w:t xml:space="preserve">Лёша: </w:t>
       </w:r>
       <w:r>
         <w:rPr>
@@ -1049,7 +965,7 @@
           <w:i w:val="0"/>
           <w:sz w:val="22"/>
         </w:rPr>
-        <w:t>Хочу сразу прояснить один момент. Трансферты из федерального бюджета на следующий квартал находятся на пересмотре — в свете… изменившейся политической конфигурации региона.</w:t>
+        <w:t>Мне символически. Я и так на ногах еле стою.</w:t>
       </w:r>
     </w:p>
     <w:p>
@@ -1063,7 +979,7 @@
           <w:i w:val="0"/>
           <w:sz w:val="22"/>
         </w:rPr>
-        <w:t xml:space="preserve">Лёша: </w:t>
+        <w:t xml:space="preserve">Гребенщиков: </w:t>
       </w:r>
       <w:r>
         <w:rPr>
@@ -1072,7 +988,7 @@
           <w:i w:val="0"/>
           <w:sz w:val="22"/>
         </w:rPr>
-        <w:t>Другими словами, вы урезаете финансирование области в наказание за то, что люди проголосовали не так, как хотела Москва?</w:t>
+        <w:t>Все еле стоим. Двое суток без сна — это вам не шутки.</w:t>
       </w:r>
     </w:p>
     <w:p>
@@ -1086,7 +1002,7 @@
           <w:i w:val="0"/>
           <w:sz w:val="22"/>
         </w:rPr>
-        <w:t xml:space="preserve">Селиванов: </w:t>
+        <w:t xml:space="preserve">Волонтёрка: </w:t>
       </w:r>
       <w:r>
         <w:rPr>
@@ -1095,7 +1011,7 @@
           <w:i w:val="0"/>
           <w:sz w:val="22"/>
         </w:rPr>
-        <w:t>Я бы не формулировал это так прямолинейно, Алексей Николаевич. Но да, по существу — вы правы.</w:t>
+        <w:t>А резать чем? Тут только пластиковый нож.</w:t>
       </w:r>
     </w:p>
     <w:p>
@@ -1109,7 +1025,7 @@
           <w:i w:val="0"/>
           <w:sz w:val="22"/>
         </w:rPr>
-        <w:t xml:space="preserve">Селиванов: </w:t>
+        <w:t xml:space="preserve">Катя: </w:t>
       </w:r>
       <w:r>
         <w:rPr>
@@ -1118,7 +1034,7 @@
           <w:i w:val="0"/>
           <w:sz w:val="22"/>
         </w:rPr>
-        <w:t>Добавлю: область может подать заявку на бюджетный кредит. На общих основаниях. Рассмотрение — от трёх до шести месяцев.</w:t>
+        <w:t>Кто заказывал, тот и режет. Давайте тарелки. Кому с краешку?</w:t>
       </w:r>
     </w:p>
     <w:p>
@@ -1132,7 +1048,7 @@
           <w:i w:val="0"/>
           <w:sz w:val="22"/>
         </w:rPr>
-        <w:t xml:space="preserve">Лёша: </w:t>
+        <w:t xml:space="preserve">Волонтёр: </w:t>
       </w:r>
       <w:r>
         <w:rPr>
@@ -1141,7 +1057,7 @@
           <w:i w:val="0"/>
           <w:sz w:val="22"/>
         </w:rPr>
-        <w:t>А пенсии, зарплаты учителям и врачам — тоже от трёх до шести месяцев?</w:t>
+        <w:t>Мне! С краешку крема больше.</w:t>
       </w:r>
     </w:p>
     <w:p>
@@ -1155,7 +1071,7 @@
           <w:i w:val="0"/>
           <w:sz w:val="22"/>
         </w:rPr>
-        <w:t xml:space="preserve">Селиванов: </w:t>
+        <w:t xml:space="preserve">Гребенщиков: </w:t>
       </w:r>
       <w:r>
         <w:rPr>
@@ -1164,7 +1080,7 @@
           <w:i w:val="0"/>
           <w:sz w:val="22"/>
         </w:rPr>
-        <w:t>Это, Алексей Николаевич, уже вопросы к региональному бюджету. То есть к вам.</w:t>
+        <w:t>Ну, кто первый тост? Алексей Николаевич, по праву победителя.</w:t>
       </w:r>
     </w:p>
     <w:p>
@@ -1179,75 +1095,6 @@
           <w:sz w:val="22"/>
         </w:rPr>
         <w:t xml:space="preserve">Лёша: </w:t>
-      </w:r>
-      <w:r>
-        <w:rPr>
-          <w:rFonts w:ascii="Times New Roman" w:hAnsi="Times New Roman" w:eastAsia="Malgun Gothic"/>
-          <w:b w:val="0"/>
-          <w:i w:val="0"/>
-          <w:sz w:val="22"/>
-        </w:rPr>
-        <w:t>Тогда буду знать, с чем имею дело с первого дня. Спасибо за откровенность, Виктор Дмитриевич.</w:t>
-      </w:r>
-    </w:p>
-    <w:p>
-      <w:pPr>
-        <w:spacing w:before="0" w:after="110" w:line="300" w:lineRule="auto"/>
-      </w:pPr>
-      <w:r>
-        <w:rPr>
-          <w:rFonts w:ascii="Times New Roman" w:hAnsi="Times New Roman" w:eastAsia="Malgun Gothic"/>
-          <w:b/>
-          <w:i w:val="0"/>
-          <w:sz w:val="22"/>
-        </w:rPr>
-        <w:t xml:space="preserve">Селиванов: </w:t>
-      </w:r>
-      <w:r>
-        <w:rPr>
-          <w:rFonts w:ascii="Times New Roman" w:hAnsi="Times New Roman" w:eastAsia="Malgun Gothic"/>
-          <w:b w:val="0"/>
-          <w:i w:val="0"/>
-          <w:sz w:val="22"/>
-        </w:rPr>
-        <w:t>Не за что. И поверьте, это не личное. Есть старая пословица, лучше любого политолога: «Москва слезам не верит». Вы только что узнали, как это выглядит.</w:t>
-      </w:r>
-    </w:p>
-    <w:p>
-      <w:pPr>
-        <w:spacing w:before="0" w:after="110" w:line="300" w:lineRule="auto"/>
-      </w:pPr>
-      <w:r>
-        <w:rPr>
-          <w:rFonts w:ascii="Times New Roman" w:hAnsi="Times New Roman" w:eastAsia="Malgun Gothic"/>
-          <w:b/>
-          <w:i w:val="0"/>
-          <w:sz w:val="22"/>
-        </w:rPr>
-        <w:t xml:space="preserve">Лёша: </w:t>
-      </w:r>
-      <w:r>
-        <w:rPr>
-          <w:rFonts w:ascii="Times New Roman" w:hAnsi="Times New Roman" w:eastAsia="Malgun Gothic"/>
-          <w:b w:val="0"/>
-          <w:i w:val="0"/>
-          <w:sz w:val="22"/>
-        </w:rPr>
-        <w:t>А чему Москва верит, мне, я так понимаю, объяснят позже. С условиями.</w:t>
-      </w:r>
-    </w:p>
-    <w:p>
-      <w:pPr>
-        <w:spacing w:before="0" w:after="110" w:line="300" w:lineRule="auto"/>
-      </w:pPr>
-      <w:r>
-        <w:rPr>
-          <w:rFonts w:ascii="Times New Roman" w:hAnsi="Times New Roman" w:eastAsia="Malgun Gothic"/>
-          <w:b/>
-          <w:i w:val="0"/>
-          <w:sz w:val="22"/>
-        </w:rPr>
-        <w:t xml:space="preserve">Селиванов: </w:t>
       </w:r>
       <w:r>
         <w:rPr>
@@ -1257,7 +1104,7 @@
           <w:color w:val="555555"/>
           <w:sz w:val="22"/>
         </w:rPr>
-        <w:t>(без улыбки)</w:t>
+        <w:t>(поднимает стаканчик)</w:t>
       </w:r>
       <w:r>
         <w:rPr>
@@ -1266,353 +1113,13 @@
           <w:i w:val="0"/>
           <w:sz w:val="22"/>
         </w:rPr>
-        <w:t xml:space="preserve"> Вы быстро учитесь, губернатор. Всего доброго.</w:t>
+        <w:t xml:space="preserve"> За вас. За всех, кто сидел в комиссиях до утра, кто снимал на телефон, кто мок под дождём с листовками. Это ваша победа, не моя.</w:t>
       </w:r>
     </w:p>
     <w:p>
       <w:pPr>
-        <w:keepNext/>
-        <w:spacing w:before="320" w:after="140"/>
-      </w:pPr>
-      <w:r>
-        <w:rPr>
-          <w:rFonts w:ascii="Times New Roman" w:hAnsi="Times New Roman" w:eastAsia="Malgun Gothic"/>
-          <w:b/>
-          <w:i w:val="0"/>
-          <w:color w:val="1F3864"/>
-          <w:sz w:val="26"/>
-        </w:rPr>
-        <w:t>장면 5 — 첫 행정적 장애물</w:t>
-      </w:r>
-    </w:p>
-    <w:p>
-      <w:pPr>
         <w:spacing w:before="0" w:after="110" w:line="300" w:lineRule="auto"/>
       </w:pPr>
-      <w:r>
-        <w:rPr>
-          <w:rFonts w:ascii="Times New Roman" w:hAnsi="Times New Roman" w:eastAsia="Malgun Gothic"/>
-          <w:b/>
-          <w:i w:val="0"/>
-          <w:sz w:val="22"/>
-        </w:rPr>
-        <w:t xml:space="preserve">Катя: </w:t>
-      </w:r>
-      <w:r>
-        <w:rPr>
-          <w:rFonts w:ascii="Times New Roman" w:hAnsi="Times New Roman" w:eastAsia="Malgun Gothic"/>
-          <w:b w:val="0"/>
-          <w:i w:val="0"/>
-          <w:sz w:val="22"/>
-        </w:rPr>
-        <w:t>Алексей Николаевич, финансовое управление отказывается давать доступ к счетам области без «дополнительной проверки».</w:t>
-      </w:r>
-    </w:p>
-    <w:p>
-      <w:pPr>
-        <w:spacing w:before="0" w:after="110" w:line="300" w:lineRule="auto"/>
-      </w:pPr>
-      <w:r>
-        <w:rPr>
-          <w:rFonts w:ascii="Times New Roman" w:hAnsi="Times New Roman" w:eastAsia="Malgun Gothic"/>
-          <w:b/>
-          <w:i w:val="0"/>
-          <w:sz w:val="22"/>
-        </w:rPr>
-        <w:t xml:space="preserve">Лёша: </w:t>
-      </w:r>
-      <w:r>
-        <w:rPr>
-          <w:rFonts w:ascii="Times New Roman" w:hAnsi="Times New Roman" w:eastAsia="Malgun Gothic"/>
-          <w:b w:val="0"/>
-          <w:i w:val="0"/>
-          <w:sz w:val="22"/>
-        </w:rPr>
-        <w:t>На каком основании?</w:t>
-      </w:r>
-    </w:p>
-    <w:p>
-      <w:pPr>
-        <w:spacing w:before="0" w:after="110" w:line="300" w:lineRule="auto"/>
-      </w:pPr>
-      <w:r>
-        <w:rPr>
-          <w:rFonts w:ascii="Times New Roman" w:hAnsi="Times New Roman" w:eastAsia="Malgun Gothic"/>
-          <w:b/>
-          <w:i w:val="0"/>
-          <w:sz w:val="22"/>
-        </w:rPr>
-        <w:t xml:space="preserve">Катя: </w:t>
-      </w:r>
-      <w:r>
-        <w:rPr>
-          <w:rFonts w:ascii="Times New Roman" w:hAnsi="Times New Roman" w:eastAsia="Malgun Gothic"/>
-          <w:b w:val="0"/>
-          <w:i w:val="0"/>
-          <w:sz w:val="22"/>
-        </w:rPr>
-        <w:t>Формально — стандартная процедура передачи полномочий. Неформально — очевидный саботаж, чтобы затянуть начало вашей работы.</w:t>
-      </w:r>
-    </w:p>
-    <w:p>
-      <w:pPr>
-        <w:spacing w:before="0" w:after="110" w:line="300" w:lineRule="auto"/>
-      </w:pPr>
-      <w:r>
-        <w:rPr>
-          <w:rFonts w:ascii="Times New Roman" w:hAnsi="Times New Roman" w:eastAsia="Malgun Gothic"/>
-          <w:b/>
-          <w:i w:val="0"/>
-          <w:sz w:val="22"/>
-        </w:rPr>
-        <w:t xml:space="preserve">Лёша: </w:t>
-      </w:r>
-      <w:r>
-        <w:rPr>
-          <w:rFonts w:ascii="Times New Roman" w:hAnsi="Times New Roman" w:eastAsia="Malgun Gothic"/>
-          <w:b w:val="0"/>
-          <w:i w:val="0"/>
-          <w:sz w:val="22"/>
-        </w:rPr>
-        <w:t>Сколько сотрудников финансового управления реально готовы работать с новой администрацией?</w:t>
-      </w:r>
-    </w:p>
-    <w:p>
-      <w:pPr>
-        <w:spacing w:before="0" w:after="110" w:line="300" w:lineRule="auto"/>
-      </w:pPr>
-      <w:r>
-        <w:rPr>
-          <w:rFonts w:ascii="Times New Roman" w:hAnsi="Times New Roman" w:eastAsia="Malgun Gothic"/>
-          <w:b/>
-          <w:i w:val="0"/>
-          <w:sz w:val="22"/>
-        </w:rPr>
-        <w:t xml:space="preserve">Катя: </w:t>
-      </w:r>
-      <w:r>
-        <w:rPr>
-          <w:rFonts w:ascii="Times New Roman" w:hAnsi="Times New Roman" w:eastAsia="Malgun Gothic"/>
-          <w:b w:val="0"/>
-          <w:i w:val="0"/>
-          <w:sz w:val="22"/>
-        </w:rPr>
-        <w:t>По моим оценкам — треть. Остальные либо ждут, либо саботируют, либо уже написали заявления, как и предупреждала Маслова.</w:t>
-      </w:r>
-    </w:p>
-    <w:p>
-      <w:pPr>
-        <w:spacing w:before="0" w:after="110" w:line="300" w:lineRule="auto"/>
-      </w:pPr>
-      <w:r>
-        <w:rPr>
-          <w:rFonts w:ascii="Times New Roman" w:hAnsi="Times New Roman" w:eastAsia="Malgun Gothic"/>
-          <w:b/>
-          <w:i w:val="0"/>
-          <w:sz w:val="22"/>
-        </w:rPr>
-        <w:t xml:space="preserve">Лёша: </w:t>
-      </w:r>
-      <w:r>
-        <w:rPr>
-          <w:rFonts w:ascii="Times New Roman" w:hAnsi="Times New Roman" w:eastAsia="Malgun Gothic"/>
-          <w:b w:val="0"/>
-          <w:i w:val="0"/>
-          <w:sz w:val="22"/>
-        </w:rPr>
-        <w:t>А те, кто саботирует?</w:t>
-      </w:r>
-    </w:p>
-    <w:p>
-      <w:pPr>
-        <w:spacing w:before="0" w:after="110" w:line="300" w:lineRule="auto"/>
-      </w:pPr>
-      <w:r>
-        <w:rPr>
-          <w:rFonts w:ascii="Times New Roman" w:hAnsi="Times New Roman" w:eastAsia="Malgun Gothic"/>
-          <w:b/>
-          <w:i w:val="0"/>
-          <w:sz w:val="22"/>
-        </w:rPr>
-        <w:t xml:space="preserve">Катя: </w:t>
-      </w:r>
-      <w:r>
-        <w:rPr>
-          <w:rFonts w:ascii="Times New Roman" w:hAnsi="Times New Roman" w:eastAsia="Malgun Gothic"/>
-          <w:b w:val="0"/>
-          <w:i w:val="0"/>
-          <w:sz w:val="22"/>
-        </w:rPr>
-        <w:t>По закону уволить их за «ожидание» нельзя. Инна Сергеевна уже проверила.</w:t>
-      </w:r>
-    </w:p>
-    <w:p>
-      <w:pPr>
-        <w:spacing w:before="0" w:after="110" w:line="300" w:lineRule="auto"/>
-      </w:pPr>
-      <w:r>
-        <w:rPr>
-          <w:rFonts w:ascii="Times New Roman" w:hAnsi="Times New Roman" w:eastAsia="Malgun Gothic"/>
-          <w:b/>
-          <w:i w:val="0"/>
-          <w:sz w:val="22"/>
-        </w:rPr>
-        <w:t xml:space="preserve">Лёша: </w:t>
-      </w:r>
-      <w:r>
-        <w:rPr>
-          <w:rFonts w:ascii="Times New Roman" w:hAnsi="Times New Roman" w:eastAsia="Malgun Gothic"/>
-          <w:b w:val="0"/>
-          <w:i w:val="0"/>
-          <w:sz w:val="22"/>
-        </w:rPr>
-        <w:t>И не нужно увольнять. Мы опубликуем бюджет области целиком, построчно, в первый же месяц. Кто будет прятать цифры — окажется на виду сам.</w:t>
-      </w:r>
-    </w:p>
-    <w:p>
-      <w:pPr>
-        <w:spacing w:before="0" w:after="110" w:line="300" w:lineRule="auto"/>
-      </w:pPr>
-      <w:r>
-        <w:rPr>
-          <w:rFonts w:ascii="Times New Roman" w:hAnsi="Times New Roman" w:eastAsia="Malgun Gothic"/>
-          <w:b/>
-          <w:i w:val="0"/>
-          <w:sz w:val="22"/>
-        </w:rPr>
-        <w:t xml:space="preserve">Катя: </w:t>
-      </w:r>
-      <w:r>
-        <w:rPr>
-          <w:rFonts w:ascii="Times New Roman" w:hAnsi="Times New Roman" w:eastAsia="Malgun Gothic"/>
-          <w:b w:val="0"/>
-          <w:i w:val="0"/>
-          <w:sz w:val="22"/>
-        </w:rPr>
-        <w:t>Это как раз то, что обещали работницам «Новтекса».</w:t>
-      </w:r>
-    </w:p>
-    <w:p>
-      <w:pPr>
-        <w:spacing w:before="0" w:after="110" w:line="300" w:lineRule="auto"/>
-      </w:pPr>
-      <w:r>
-        <w:rPr>
-          <w:rFonts w:ascii="Times New Roman" w:hAnsi="Times New Roman" w:eastAsia="Malgun Gothic"/>
-          <w:b/>
-          <w:i w:val="0"/>
-          <w:sz w:val="22"/>
-        </w:rPr>
-        <w:t xml:space="preserve">Лёша: </w:t>
-      </w:r>
-      <w:r>
-        <w:rPr>
-          <w:rFonts w:ascii="Times New Roman" w:hAnsi="Times New Roman" w:eastAsia="Malgun Gothic"/>
-          <w:b w:val="0"/>
-          <w:i w:val="0"/>
-          <w:sz w:val="22"/>
-        </w:rPr>
-        <w:t>Тогда начинаем с этой трети. Соберите тех, кто готов работать, и покажем остальным, что новая администрация — это не катастрофа, а шанс.</w:t>
-      </w:r>
-    </w:p>
-    <w:p>
-      <w:pPr>
-        <w:spacing w:before="0" w:after="110" w:line="300" w:lineRule="auto"/>
-      </w:pPr>
-      <w:r>
-        <w:rPr>
-          <w:rFonts w:ascii="Times New Roman" w:hAnsi="Times New Roman" w:eastAsia="Malgun Gothic"/>
-          <w:b/>
-          <w:i w:val="0"/>
-          <w:sz w:val="22"/>
-        </w:rPr>
-        <w:t xml:space="preserve">Лёша: </w:t>
-      </w:r>
-      <w:r>
-        <w:rPr>
-          <w:rFonts w:ascii="Times New Roman" w:hAnsi="Times New Roman" w:eastAsia="Malgun Gothic"/>
-          <w:b w:val="0"/>
-          <w:i w:val="0"/>
-          <w:sz w:val="22"/>
-        </w:rPr>
-        <w:t>А зарплаты бюджетникам в следующем месяце? Без доступа к счетам мы их не выплатим.</w:t>
-      </w:r>
-    </w:p>
-    <w:p>
-      <w:pPr>
-        <w:spacing w:before="0" w:after="110" w:line="300" w:lineRule="auto"/>
-      </w:pPr>
-      <w:r>
-        <w:rPr>
-          <w:rFonts w:ascii="Times New Roman" w:hAnsi="Times New Roman" w:eastAsia="Malgun Gothic"/>
-          <w:b/>
-          <w:i w:val="0"/>
-          <w:sz w:val="22"/>
-        </w:rPr>
-        <w:t xml:space="preserve">Катя: </w:t>
-      </w:r>
-      <w:r>
-        <w:rPr>
-          <w:rFonts w:ascii="Times New Roman" w:hAnsi="Times New Roman" w:eastAsia="Malgun Gothic"/>
-          <w:b w:val="0"/>
-          <w:i w:val="0"/>
-          <w:sz w:val="22"/>
-        </w:rPr>
-        <w:t>Выплата — через двадцать дней. Если за неделю не получим доступ — будет скандал. Причём виноватыми сделают нас.</w:t>
-      </w:r>
-    </w:p>
-    <w:p>
-      <w:pPr>
-        <w:spacing w:before="0" w:after="110" w:line="300" w:lineRule="auto"/>
-      </w:pPr>
-      <w:r>
-        <w:rPr>
-          <w:rFonts w:ascii="Times New Roman" w:hAnsi="Times New Roman" w:eastAsia="Malgun Gothic"/>
-          <w:b/>
-          <w:i w:val="0"/>
-          <w:sz w:val="22"/>
-        </w:rPr>
-        <w:t xml:space="preserve">Лёша: </w:t>
-      </w:r>
-      <w:r>
-        <w:rPr>
-          <w:rFonts w:ascii="Times New Roman" w:hAnsi="Times New Roman" w:eastAsia="Malgun Gothic"/>
-          <w:b w:val="0"/>
-          <w:i w:val="0"/>
-          <w:sz w:val="22"/>
-        </w:rPr>
-        <w:t>Значит, у нас неделя. Не двадцать дней, а неделя.</w:t>
-      </w:r>
-    </w:p>
-    <w:p>
-      <w:pPr>
-        <w:keepNext/>
-        <w:spacing w:before="320" w:after="140"/>
-      </w:pPr>
-      <w:r>
-        <w:rPr>
-          <w:rFonts w:ascii="Times New Roman" w:hAnsi="Times New Roman" w:eastAsia="Malgun Gothic"/>
-          <w:b/>
-          <w:i w:val="0"/>
-          <w:color w:val="1F3864"/>
-          <w:sz w:val="26"/>
-        </w:rPr>
-        <w:t>장면 6 — 남는 사람들</w:t>
-      </w:r>
-    </w:p>
-    <w:p>
-      <w:pPr>
-        <w:spacing w:before="0" w:after="110" w:line="300" w:lineRule="auto"/>
-      </w:pPr>
-      <w:r>
-        <w:rPr>
-          <w:rFonts w:ascii="Times New Roman" w:hAnsi="Times New Roman" w:eastAsia="Malgun Gothic"/>
-          <w:b/>
-          <w:i w:val="0"/>
-          <w:sz w:val="22"/>
-        </w:rPr>
-        <w:t xml:space="preserve">Раиса Ильинична: </w:t>
-      </w:r>
       <w:r>
         <w:rPr>
           <w:rFonts w:ascii="Times New Roman" w:hAnsi="Times New Roman" w:eastAsia="Malgun Gothic"/>
@@ -1621,16 +1128,7 @@
           <w:color w:val="555555"/>
           <w:sz w:val="22"/>
         </w:rPr>
-        <w:t>(в дверях кабинета, с толстой папкой)</w:t>
-      </w:r>
-      <w:r>
-        <w:rPr>
-          <w:rFonts w:ascii="Times New Roman" w:hAnsi="Times New Roman" w:eastAsia="Malgun Gothic"/>
-          <w:b w:val="0"/>
-          <w:i w:val="0"/>
-          <w:sz w:val="22"/>
-        </w:rPr>
-        <w:t xml:space="preserve"> Алексей Николаевич? Раиса Ильинична, отдел казначейства. Мне сказали, вы ищете тех, кто остаётся.</w:t>
+        <w:t>(«Ура!» — пластиковые стаканчики глухо стукаются)</w:t>
       </w:r>
     </w:p>
     <w:p>
@@ -1644,7 +1142,7 @@
           <w:i w:val="0"/>
           <w:sz w:val="22"/>
         </w:rPr>
-        <w:t xml:space="preserve">Лёша: </w:t>
+        <w:t xml:space="preserve">Волонтёр: </w:t>
       </w:r>
       <w:r>
         <w:rPr>
@@ -1653,7 +1151,7 @@
           <w:i w:val="0"/>
           <w:sz w:val="22"/>
         </w:rPr>
-        <w:t>Ищу. Проходите.</w:t>
+        <w:t>Алексей Николаевич, а вы теперь с мигалкой ездить будете?</w:t>
       </w:r>
     </w:p>
     <w:p>
@@ -1667,7 +1165,7 @@
           <w:i w:val="0"/>
           <w:sz w:val="22"/>
         </w:rPr>
-        <w:t xml:space="preserve">Раиса Ильинична: </w:t>
+        <w:t xml:space="preserve">Лёша: </w:t>
       </w:r>
       <w:r>
         <w:rPr>
@@ -1676,7 +1174,7 @@
           <w:i w:val="0"/>
           <w:sz w:val="22"/>
         </w:rPr>
-        <w:t>Я двадцать два года считаю деньги этой области. Вот здесь — всё, что мне велели не показывать новому губернатору. Коды доступа, выписки, три договора, которые подписали позавчера задним числом.</w:t>
+        <w:t>С какой ещё мигалкой? Как ездил на своей, так и буду.</w:t>
       </w:r>
     </w:p>
     <w:p>
@@ -1690,7 +1188,30 @@
           <w:i w:val="0"/>
           <w:sz w:val="22"/>
         </w:rPr>
-        <w:t xml:space="preserve">Лёша: </w:t>
+        <w:t xml:space="preserve">Катя: </w:t>
+      </w:r>
+      <w:r>
+        <w:rPr>
+          <w:rFonts w:ascii="Times New Roman" w:hAnsi="Times New Roman" w:eastAsia="Malgun Gothic"/>
+          <w:b w:val="0"/>
+          <w:i w:val="0"/>
+          <w:sz w:val="22"/>
+        </w:rPr>
+        <w:t>Не будете. Я вам не разрешу.</w:t>
+      </w:r>
+    </w:p>
+    <w:p>
+      <w:pPr>
+        <w:spacing w:before="0" w:after="110" w:line="300" w:lineRule="auto"/>
+      </w:pPr>
+      <w:r>
+        <w:rPr>
+          <w:rFonts w:ascii="Times New Roman" w:hAnsi="Times New Roman" w:eastAsia="Malgun Gothic"/>
+          <w:b/>
+          <w:i w:val="0"/>
+          <w:sz w:val="22"/>
+        </w:rPr>
+        <w:t xml:space="preserve">Гребенщиков: </w:t>
       </w:r>
       <w:r>
         <w:rPr>
@@ -1700,7 +1221,7 @@
           <w:color w:val="555555"/>
           <w:sz w:val="22"/>
         </w:rPr>
-        <w:t>(листает)</w:t>
+        <w:t>(смеётся)</w:t>
       </w:r>
       <w:r>
         <w:rPr>
@@ -1709,7 +1230,7 @@
           <w:i w:val="0"/>
           <w:sz w:val="22"/>
         </w:rPr>
-        <w:t xml:space="preserve"> Почему вы это делаете? Вас ведь могут…</w:t>
+        <w:t xml:space="preserve"> Вот. Ещё в должность не вступил, а начальство уже появилось.</w:t>
       </w:r>
     </w:p>
     <w:p>
@@ -1723,7 +1244,7 @@
           <w:i w:val="0"/>
           <w:sz w:val="22"/>
         </w:rPr>
-        <w:t xml:space="preserve">Раиса Ильинична: </w:t>
+        <w:t xml:space="preserve">Волонтёрка: </w:t>
       </w:r>
       <w:r>
         <w:rPr>
@@ -1732,7 +1253,7 @@
           <w:i w:val="0"/>
           <w:sz w:val="22"/>
         </w:rPr>
-        <w:t>Могут. Но муж у меня работал на «Сибзаводе». Выжил тогда, в ту смену. А его сменщик — нет. Я на ваших выборах первый раз за двенадцать лет голосовала.</w:t>
+        <w:t>Екатерина Ивановна, а можно кусочек отложить? Для тех, кто ещё на участках.</w:t>
       </w:r>
     </w:p>
     <w:p>
@@ -1746,8 +1267,22 @@
           <w:i w:val="0"/>
           <w:sz w:val="22"/>
         </w:rPr>
-        <w:t xml:space="preserve">Лёша: </w:t>
-      </w:r>
+        <w:t xml:space="preserve">Катя: </w:t>
+      </w:r>
+      <w:r>
+        <w:rPr>
+          <w:rFonts w:ascii="Times New Roman" w:hAnsi="Times New Roman" w:eastAsia="Malgun Gothic"/>
+          <w:b w:val="0"/>
+          <w:i w:val="0"/>
+          <w:sz w:val="22"/>
+        </w:rPr>
+        <w:t>Можно. Вон пустая коробка. И подпиши, а то к обеду ничего не останется.</w:t>
+      </w:r>
+    </w:p>
+    <w:p>
+      <w:pPr>
+        <w:spacing w:before="0" w:after="110" w:line="300" w:lineRule="auto"/>
+      </w:pPr>
       <w:r>
         <w:rPr>
           <w:rFonts w:ascii="Times New Roman" w:hAnsi="Times New Roman" w:eastAsia="Malgun Gothic"/>
@@ -1756,16 +1291,7 @@
           <w:color w:val="555555"/>
           <w:sz w:val="22"/>
         </w:rPr>
-        <w:t>(тихо)</w:t>
-      </w:r>
-      <w:r>
-        <w:rPr>
-          <w:rFonts w:ascii="Times New Roman" w:hAnsi="Times New Roman" w:eastAsia="Malgun Gothic"/>
-          <w:b w:val="0"/>
-          <w:i w:val="0"/>
-          <w:sz w:val="22"/>
-        </w:rPr>
-        <w:t xml:space="preserve"> Спасибо, Раиса Ильинична.</w:t>
+        <w:t>(Волонтёр тянется к полке за чистой кружкой.)</w:t>
       </w:r>
     </w:p>
     <w:p>
@@ -1779,53 +1305,7 @@
           <w:i w:val="0"/>
           <w:sz w:val="22"/>
         </w:rPr>
-        <w:t xml:space="preserve">Раиса Ильинична: </w:t>
-      </w:r>
-      <w:r>
-        <w:rPr>
-          <w:rFonts w:ascii="Times New Roman" w:hAnsi="Times New Roman" w:eastAsia="Malgun Gothic"/>
-          <w:b w:val="0"/>
-          <w:i w:val="0"/>
-          <w:sz w:val="22"/>
-        </w:rPr>
-        <w:t>Не благодарите. Просто не станьте таким, как они. Иначе я и эту папку заберу обратно.</w:t>
-      </w:r>
-    </w:p>
-    <w:p>
-      <w:pPr>
-        <w:spacing w:before="0" w:after="110" w:line="300" w:lineRule="auto"/>
-      </w:pPr>
-      <w:r>
-        <w:rPr>
-          <w:rFonts w:ascii="Times New Roman" w:hAnsi="Times New Roman" w:eastAsia="Malgun Gothic"/>
-          <w:b/>
-          <w:i w:val="0"/>
-          <w:sz w:val="22"/>
-        </w:rPr>
-        <w:t xml:space="preserve">Лёша: </w:t>
-      </w:r>
-      <w:r>
-        <w:rPr>
-          <w:rFonts w:ascii="Times New Roman" w:hAnsi="Times New Roman" w:eastAsia="Malgun Gothic"/>
-          <w:b w:val="0"/>
-          <w:i w:val="0"/>
-          <w:sz w:val="22"/>
-        </w:rPr>
-        <w:t>Раиса Ильинична, если вас начнут прессовать — сразу ко мне. Не к Кате, не в приёмную. Ко мне.</w:t>
-      </w:r>
-    </w:p>
-    <w:p>
-      <w:pPr>
-        <w:spacing w:before="0" w:after="110" w:line="300" w:lineRule="auto"/>
-      </w:pPr>
-      <w:r>
-        <w:rPr>
-          <w:rFonts w:ascii="Times New Roman" w:hAnsi="Times New Roman" w:eastAsia="Malgun Gothic"/>
-          <w:b/>
-          <w:i w:val="0"/>
-          <w:sz w:val="22"/>
-        </w:rPr>
-        <w:t xml:space="preserve">Раиса Ильинична: </w:t>
+        <w:t xml:space="preserve">Катя: </w:t>
       </w:r>
       <w:r>
         <w:rPr>
@@ -1835,7 +1315,7 @@
           <w:color w:val="555555"/>
           <w:sz w:val="22"/>
         </w:rPr>
-        <w:t>(усмехается)</w:t>
+        <w:t>(быстро, но негромко)</w:t>
       </w:r>
       <w:r>
         <w:rPr>
@@ -1844,8 +1324,59 @@
           <w:i w:val="0"/>
           <w:sz w:val="22"/>
         </w:rPr>
-        <w:t xml:space="preserve"> Меня двадцать два года прессуют, Алексей Николаевич. Я уже привыкла. </w:t>
-      </w:r>
+        <w:t xml:space="preserve"> Эту не бери. Возьми из шкафа.</w:t>
+      </w:r>
+    </w:p>
+    <w:p>
+      <w:pPr>
+        <w:spacing w:before="0" w:after="110" w:line="300" w:lineRule="auto"/>
+      </w:pPr>
+      <w:r>
+        <w:rPr>
+          <w:rFonts w:ascii="Times New Roman" w:hAnsi="Times New Roman" w:eastAsia="Malgun Gothic"/>
+          <w:b/>
+          <w:i w:val="0"/>
+          <w:sz w:val="22"/>
+        </w:rPr>
+        <w:t xml:space="preserve">Волонтёр: </w:t>
+      </w:r>
+      <w:r>
+        <w:rPr>
+          <w:rFonts w:ascii="Times New Roman" w:hAnsi="Times New Roman" w:eastAsia="Malgun Gothic"/>
+          <w:b w:val="0"/>
+          <w:i w:val="0"/>
+          <w:sz w:val="22"/>
+        </w:rPr>
+        <w:t>Ой… Извините. Я не знал.</w:t>
+      </w:r>
+    </w:p>
+    <w:p>
+      <w:pPr>
+        <w:spacing w:before="0" w:after="110" w:line="300" w:lineRule="auto"/>
+      </w:pPr>
+      <w:r>
+        <w:rPr>
+          <w:rFonts w:ascii="Times New Roman" w:hAnsi="Times New Roman" w:eastAsia="Malgun Gothic"/>
+          <w:b/>
+          <w:i w:val="0"/>
+          <w:sz w:val="22"/>
+        </w:rPr>
+        <w:t xml:space="preserve">Катя: </w:t>
+      </w:r>
+      <w:r>
+        <w:rPr>
+          <w:rFonts w:ascii="Times New Roman" w:hAnsi="Times New Roman" w:eastAsia="Malgun Gothic"/>
+          <w:b w:val="0"/>
+          <w:i w:val="0"/>
+          <w:sz w:val="22"/>
+        </w:rPr>
+        <w:t>Ничего. Просто — не эту.</w:t>
+      </w:r>
+    </w:p>
+    <w:p>
+      <w:pPr>
+        <w:spacing w:before="0" w:after="110" w:line="300" w:lineRule="auto"/>
+      </w:pPr>
       <w:r>
         <w:rPr>
           <w:rFonts w:ascii="Times New Roman" w:hAnsi="Times New Roman" w:eastAsia="Malgun Gothic"/>
@@ -1854,16 +1385,7 @@
           <w:color w:val="555555"/>
           <w:sz w:val="22"/>
         </w:rPr>
-        <w:t>(у двери)</w:t>
-      </w:r>
-      <w:r>
-        <w:rPr>
-          <w:rFonts w:ascii="Times New Roman" w:hAnsi="Times New Roman" w:eastAsia="Malgun Gothic"/>
-          <w:b w:val="0"/>
-          <w:i w:val="0"/>
-          <w:sz w:val="22"/>
-        </w:rPr>
-        <w:t xml:space="preserve"> Коды действуют до завтрашнего утра. Потом их сменят. Так что поторопитесь.</w:t>
+        <w:t>(короткая тишина; Гребенщиков молча разливает остатки по стаканчикам)</w:t>
       </w:r>
     </w:p>
     <w:p>
@@ -1877,7 +1399,30 @@
           <w:i w:val="0"/>
           <w:sz w:val="22"/>
         </w:rPr>
-        <w:t xml:space="preserve">Катя: </w:t>
+        <w:t xml:space="preserve">Гребенщиков: </w:t>
+      </w:r>
+      <w:r>
+        <w:rPr>
+          <w:rFonts w:ascii="Times New Roman" w:hAnsi="Times New Roman" w:eastAsia="Malgun Gothic"/>
+          <w:b w:val="0"/>
+          <w:i w:val="0"/>
+          <w:sz w:val="22"/>
+        </w:rPr>
+        <w:t>Третий тост, друзья. По обычаю — не чокаясь.</w:t>
+      </w:r>
+    </w:p>
+    <w:p>
+      <w:pPr>
+        <w:spacing w:before="0" w:after="110" w:line="300" w:lineRule="auto"/>
+      </w:pPr>
+      <w:r>
+        <w:rPr>
+          <w:rFonts w:ascii="Times New Roman" w:hAnsi="Times New Roman" w:eastAsia="Malgun Gothic"/>
+          <w:b/>
+          <w:i w:val="0"/>
+          <w:sz w:val="22"/>
+        </w:rPr>
+        <w:t xml:space="preserve">Лёша: </w:t>
       </w:r>
       <w:r>
         <w:rPr>
@@ -1887,7 +1432,7 @@
           <w:color w:val="555555"/>
           <w:sz w:val="22"/>
         </w:rPr>
-        <w:t>(хватает папку)</w:t>
+        <w:t>(не сразу)</w:t>
       </w:r>
       <w:r>
         <w:rPr>
@@ -1896,22 +1441,13 @@
           <w:i w:val="0"/>
           <w:sz w:val="22"/>
         </w:rPr>
-        <w:t xml:space="preserve"> Сейчас же к айтишникам.</w:t>
+        <w:t xml:space="preserve"> За тех, кого с нами нет. За моего отца, Николая Фёдоровича. За Виктора Петровича.</w:t>
       </w:r>
     </w:p>
     <w:p>
       <w:pPr>
         <w:spacing w:before="0" w:after="110" w:line="300" w:lineRule="auto"/>
       </w:pPr>
-      <w:r>
-        <w:rPr>
-          <w:rFonts w:ascii="Times New Roman" w:hAnsi="Times New Roman" w:eastAsia="Malgun Gothic"/>
-          <w:b/>
-          <w:i w:val="0"/>
-          <w:sz w:val="22"/>
-        </w:rPr>
-        <w:t xml:space="preserve">Катя: </w:t>
-      </w:r>
       <w:r>
         <w:rPr>
           <w:rFonts w:ascii="Times New Roman" w:hAnsi="Times New Roman" w:eastAsia="Malgun Gothic"/>
@@ -1920,16 +1456,7 @@
           <w:color w:val="555555"/>
           <w:sz w:val="22"/>
         </w:rPr>
-        <w:t>(когда она уходит)</w:t>
-      </w:r>
-      <w:r>
-        <w:rPr>
-          <w:rFonts w:ascii="Times New Roman" w:hAnsi="Times New Roman" w:eastAsia="Malgun Gothic"/>
-          <w:b w:val="0"/>
-          <w:i w:val="0"/>
-          <w:sz w:val="22"/>
-        </w:rPr>
-        <w:t xml:space="preserve"> Одна из трети.</w:t>
+        <w:t>(пьют молча, не чокаясь)</w:t>
       </w:r>
     </w:p>
     <w:p>
@@ -1943,39 +1470,7 @@
           <w:i w:val="0"/>
           <w:sz w:val="22"/>
         </w:rPr>
-        <w:t xml:space="preserve">Лёша: </w:t>
-      </w:r>
-      <w:r>
-        <w:rPr>
-          <w:rFonts w:ascii="Times New Roman" w:hAnsi="Times New Roman" w:eastAsia="Malgun Gothic"/>
-          <w:b w:val="0"/>
-          <w:i w:val="0"/>
-          <w:sz w:val="22"/>
-        </w:rPr>
-        <w:t>Катя, а жалованье выплатим?</w:t>
-      </w:r>
-    </w:p>
-    <w:p>
-      <w:pPr>
-        <w:spacing w:before="0" w:after="110" w:line="300" w:lineRule="auto"/>
-      </w:pPr>
-      <w:r>
-        <w:rPr>
-          <w:rFonts w:ascii="Times New Roman" w:hAnsi="Times New Roman" w:eastAsia="Malgun Gothic"/>
-          <w:b/>
-          <w:i w:val="0"/>
-          <w:sz w:val="22"/>
-        </w:rPr>
         <w:t xml:space="preserve">Катя: </w:t>
-      </w:r>
-      <w:r>
-        <w:rPr>
-          <w:rFonts w:ascii="Times New Roman" w:hAnsi="Times New Roman" w:eastAsia="Malgun Gothic"/>
-          <w:b w:val="0"/>
-          <w:i w:val="0"/>
-          <w:sz w:val="22"/>
-        </w:rPr>
-        <w:t xml:space="preserve">С этими кодами — да. В срок. </w:t>
       </w:r>
       <w:r>
         <w:rPr>
@@ -1985,7 +1480,7 @@
           <w:color w:val="555555"/>
           <w:sz w:val="22"/>
         </w:rPr>
-        <w:t>(листает)</w:t>
+        <w:t>(наливает себе на донышко)</w:t>
       </w:r>
       <w:r>
         <w:rPr>
@@ -1994,7 +1489,7 @@
           <w:i w:val="0"/>
           <w:sz w:val="22"/>
         </w:rPr>
-        <w:t xml:space="preserve"> Алексей Николаевич, три договора задним числом… Это же аренда областных земель. На сорок девять лет. Подписано позавчера.</w:t>
+        <w:t xml:space="preserve"> А за Дарью Игоревну — чокаемся. Она не «кого нет». Она просто не здесь.</w:t>
       </w:r>
     </w:p>
     <w:p>
@@ -2018,7 +1513,7 @@
           <w:color w:val="555555"/>
           <w:sz w:val="22"/>
         </w:rPr>
-        <w:t>(холодно)</w:t>
+        <w:t>(смотрит на неё, потом протягивает стаканчик)</w:t>
       </w:r>
       <w:r>
         <w:rPr>
@@ -2027,46 +1522,7 @@
           <w:i w:val="0"/>
           <w:sz w:val="22"/>
         </w:rPr>
-        <w:t xml:space="preserve"> Значит, первым делом — в прокуратуру. И в газету. В один день.</w:t>
-      </w:r>
-    </w:p>
-    <w:p>
-      <w:pPr>
-        <w:spacing w:before="0" w:after="110" w:line="300" w:lineRule="auto"/>
-      </w:pPr>
-      <w:r>
-        <w:rPr>
-          <w:rFonts w:ascii="Times New Roman" w:hAnsi="Times New Roman" w:eastAsia="Malgun Gothic"/>
-          <w:b/>
-          <w:i w:val="0"/>
-          <w:sz w:val="22"/>
-        </w:rPr>
-        <w:t xml:space="preserve">Лёша: </w:t>
-      </w:r>
-      <w:r>
-        <w:rPr>
-          <w:rFonts w:ascii="Times New Roman" w:hAnsi="Times New Roman" w:eastAsia="Malgun Gothic"/>
-          <w:b w:val="0"/>
-          <w:i w:val="0"/>
-          <w:sz w:val="22"/>
-        </w:rPr>
-        <w:t>Первая из трети, Катя.</w:t>
-      </w:r>
-    </w:p>
-    <w:p>
-      <w:pPr>
-        <w:keepNext/>
-        <w:spacing w:before="320" w:after="140"/>
-      </w:pPr>
-      <w:r>
-        <w:rPr>
-          <w:rFonts w:ascii="Times New Roman" w:hAnsi="Times New Roman" w:eastAsia="Malgun Gothic"/>
-          <w:b/>
-          <w:i w:val="0"/>
-          <w:color w:val="1F3864"/>
-          <w:sz w:val="26"/>
-        </w:rPr>
-        <w:t>장면 7 — 취임 전날 밤, 연설문</w:t>
+        <w:t xml:space="preserve"> Чокаемся.</w:t>
       </w:r>
     </w:p>
     <w:p>
@@ -2090,7 +1546,7 @@
           <w:color w:val="555555"/>
           <w:sz w:val="22"/>
         </w:rPr>
-        <w:t>(с распечаткой в руках)</w:t>
+        <w:t>(после паузы, откашлявшись)</w:t>
       </w:r>
       <w:r>
         <w:rPr>
@@ -2099,7 +1555,7 @@
           <w:i w:val="0"/>
           <w:sz w:val="22"/>
         </w:rPr>
-        <w:t xml:space="preserve"> Алексей Николаевич, семь страниц. Это не инаугурационная речь, это доклад в облсовете.</w:t>
+        <w:t xml:space="preserve"> Екатерина Ивановна, с меня причитается. За «Наполеон». Я такого сто лет не ел.</w:t>
       </w:r>
     </w:p>
     <w:p>
@@ -2122,7 +1578,7 @@
           <w:i w:val="0"/>
           <w:sz w:val="22"/>
         </w:rPr>
-        <w:t>Знаю. Вычёркивайте.</w:t>
+        <w:t>И с меня. За то, что не дала мне до утра просидеть наверху одному.</w:t>
       </w:r>
     </w:p>
     <w:p>
@@ -2136,7 +1592,69 @@
           <w:i w:val="0"/>
           <w:sz w:val="22"/>
         </w:rPr>
+        <w:t xml:space="preserve">Катя: </w:t>
+      </w:r>
+      <w:r>
+        <w:rPr>
+          <w:rFonts w:ascii="Times New Roman" w:hAnsi="Times New Roman" w:eastAsia="Malgun Gothic"/>
+          <w:b w:val="0"/>
+          <w:i w:val="0"/>
+          <w:sz w:val="22"/>
+        </w:rPr>
+        <w:t>Это не я, это Анатолий Викторович.</w:t>
+      </w:r>
+    </w:p>
+    <w:p>
+      <w:pPr>
+        <w:spacing w:before="0" w:after="110" w:line="300" w:lineRule="auto"/>
+      </w:pPr>
+      <w:r>
+        <w:rPr>
+          <w:rFonts w:ascii="Times New Roman" w:hAnsi="Times New Roman" w:eastAsia="Malgun Gothic"/>
+          <w:b/>
+          <w:i w:val="0"/>
+          <w:sz w:val="22"/>
+        </w:rPr>
         <w:t xml:space="preserve">Гребенщиков: </w:t>
+      </w:r>
+      <w:r>
+        <w:rPr>
+          <w:rFonts w:ascii="Times New Roman" w:hAnsi="Times New Roman" w:eastAsia="Malgun Gothic"/>
+          <w:b w:val="0"/>
+          <w:i w:val="0"/>
+          <w:sz w:val="22"/>
+        </w:rPr>
+        <w:t>Это пирожки. На пирожки кто угодно спустится.</w:t>
+      </w:r>
+    </w:p>
+    <w:p>
+      <w:pPr>
+        <w:keepNext/>
+        <w:spacing w:before="320" w:after="140"/>
+      </w:pPr>
+      <w:r>
+        <w:rPr>
+          <w:rFonts w:ascii="Times New Roman" w:hAnsi="Times New Roman" w:eastAsia="Malgun Gothic"/>
+          <w:b/>
+          <w:i w:val="0"/>
+          <w:color w:val="1F3864"/>
+          <w:sz w:val="26"/>
+        </w:rPr>
+        <w:t>장면 4 — 인수인계, 적대감의 징후</w:t>
+      </w:r>
+    </w:p>
+    <w:p>
+      <w:pPr>
+        <w:spacing w:before="0" w:after="110" w:line="300" w:lineRule="auto"/>
+      </w:pPr>
+      <w:r>
+        <w:rPr>
+          <w:rFonts w:ascii="Times New Roman" w:hAnsi="Times New Roman" w:eastAsia="Malgun Gothic"/>
+          <w:b/>
+          <w:i w:val="0"/>
+          <w:sz w:val="22"/>
+        </w:rPr>
+        <w:t xml:space="preserve">Маслова: </w:t>
       </w:r>
       <w:r>
         <w:rPr>
@@ -2146,7 +1664,7 @@
           <w:color w:val="555555"/>
           <w:sz w:val="22"/>
         </w:rPr>
-        <w:t>(вычёркивает карандашом)</w:t>
+        <w:t>(бывший вице-губернатор)</w:t>
       </w:r>
       <w:r>
         <w:rPr>
@@ -2155,7 +1673,7 @@
           <w:i w:val="0"/>
           <w:sz w:val="22"/>
         </w:rPr>
-        <w:t xml:space="preserve"> Программа по дорогам — в пресс-релиз. Цифры по бюджету — в пресс-релиз. Благодарности партнёрам — вообще никто не слушает.</w:t>
+        <w:t xml:space="preserve"> Алексей Николаевич. Полагаю, вы ожидаете от меня полного содействия в передаче дел?</w:t>
       </w:r>
     </w:p>
     <w:p>
@@ -2169,7 +1687,7 @@
           <w:i w:val="0"/>
           <w:sz w:val="22"/>
         </w:rPr>
-        <w:t xml:space="preserve">Катя: </w:t>
+        <w:t xml:space="preserve">Лёша: </w:t>
       </w:r>
       <w:r>
         <w:rPr>
@@ -2178,7 +1696,7 @@
           <w:i w:val="0"/>
           <w:sz w:val="22"/>
         </w:rPr>
-        <w:t>А про Дарью Игоревну? Оставляем?</w:t>
+        <w:t>Ожидаю профессионального содействия, Лидия Павловна. Не больше и не меньше того, что положено по закону.</w:t>
       </w:r>
     </w:p>
     <w:p>
@@ -2192,7 +1710,7 @@
           <w:i w:val="0"/>
           <w:sz w:val="22"/>
         </w:rPr>
-        <w:t xml:space="preserve">Лёша: </w:t>
+        <w:t xml:space="preserve">Маслова: </w:t>
       </w:r>
       <w:r>
         <w:rPr>
@@ -2201,7 +1719,7 @@
           <w:i w:val="0"/>
           <w:sz w:val="22"/>
         </w:rPr>
-        <w:t>Оставляем. Одну фразу. Что её место пустует, пока мы не узнаем правду.</w:t>
+        <w:t>Разумеется. Хотя должна предупредить: многие сотрудники администрации уже подали заявления об увольнении на этой неделе. «По собственному желанию», разумеется.</w:t>
       </w:r>
     </w:p>
     <w:p>
@@ -2215,7 +1733,131 @@
           <w:i w:val="0"/>
           <w:sz w:val="22"/>
         </w:rPr>
-        <w:t xml:space="preserve">Гребенщиков: </w:t>
+        <w:t xml:space="preserve">Лёша: </w:t>
+      </w:r>
+      <w:r>
+        <w:rPr>
+          <w:rFonts w:ascii="Times New Roman" w:hAnsi="Times New Roman" w:eastAsia="Malgun Gothic"/>
+          <w:b w:val="0"/>
+          <w:i w:val="0"/>
+          <w:sz w:val="22"/>
+        </w:rPr>
+        <w:t>Массовый исход перед моим вступлением в должность — удобное совпадение.</w:t>
+      </w:r>
+    </w:p>
+    <w:p>
+      <w:pPr>
+        <w:spacing w:before="0" w:after="110" w:line="300" w:lineRule="auto"/>
+      </w:pPr>
+      <w:r>
+        <w:rPr>
+          <w:rFonts w:ascii="Times New Roman" w:hAnsi="Times New Roman" w:eastAsia="Malgun Gothic"/>
+          <w:b/>
+          <w:i w:val="0"/>
+          <w:sz w:val="22"/>
+        </w:rPr>
+        <w:t xml:space="preserve">Маслова: </w:t>
+      </w:r>
+      <w:r>
+        <w:rPr>
+          <w:rFonts w:ascii="Times New Roman" w:hAnsi="Times New Roman" w:eastAsia="Malgun Gothic"/>
+          <w:b w:val="0"/>
+          <w:i w:val="0"/>
+          <w:sz w:val="22"/>
+        </w:rPr>
+        <w:t>Совпадение или нет, но управлять регионом с наполовину пустой администрацией будет… непросто.</w:t>
+      </w:r>
+    </w:p>
+    <w:p>
+      <w:pPr>
+        <w:spacing w:before="0" w:after="110" w:line="300" w:lineRule="auto"/>
+      </w:pPr>
+      <w:r>
+        <w:rPr>
+          <w:rFonts w:ascii="Times New Roman" w:hAnsi="Times New Roman" w:eastAsia="Malgun Gothic"/>
+          <w:b/>
+          <w:i w:val="0"/>
+          <w:sz w:val="22"/>
+        </w:rPr>
+        <w:t xml:space="preserve">Лёша: </w:t>
+      </w:r>
+      <w:r>
+        <w:rPr>
+          <w:rFonts w:ascii="Times New Roman" w:hAnsi="Times New Roman" w:eastAsia="Malgun Gothic"/>
+          <w:b w:val="0"/>
+          <w:i w:val="0"/>
+          <w:sz w:val="22"/>
+        </w:rPr>
+        <w:t>Сколько заявлений?</w:t>
+      </w:r>
+    </w:p>
+    <w:p>
+      <w:pPr>
+        <w:spacing w:before="0" w:after="110" w:line="300" w:lineRule="auto"/>
+      </w:pPr>
+      <w:r>
+        <w:rPr>
+          <w:rFonts w:ascii="Times New Roman" w:hAnsi="Times New Roman" w:eastAsia="Malgun Gothic"/>
+          <w:b/>
+          <w:i w:val="0"/>
+          <w:sz w:val="22"/>
+        </w:rPr>
+        <w:t xml:space="preserve">Маслова: </w:t>
+      </w:r>
+      <w:r>
+        <w:rPr>
+          <w:rFonts w:ascii="Times New Roman" w:hAnsi="Times New Roman" w:eastAsia="Malgun Gothic"/>
+          <w:b w:val="0"/>
+          <w:i w:val="0"/>
+          <w:sz w:val="22"/>
+        </w:rPr>
+        <w:t>Сто сорок три. Из них сорок — руководители отделов.</w:t>
+      </w:r>
+    </w:p>
+    <w:p>
+      <w:pPr>
+        <w:spacing w:before="0" w:after="110" w:line="300" w:lineRule="auto"/>
+      </w:pPr>
+      <w:r>
+        <w:rPr>
+          <w:rFonts w:ascii="Times New Roman" w:hAnsi="Times New Roman" w:eastAsia="Malgun Gothic"/>
+          <w:b/>
+          <w:i w:val="0"/>
+          <w:sz w:val="22"/>
+        </w:rPr>
+        <w:t xml:space="preserve">Лёша: </w:t>
+      </w:r>
+      <w:r>
+        <w:rPr>
+          <w:rFonts w:ascii="Times New Roman" w:hAnsi="Times New Roman" w:eastAsia="Malgun Gothic"/>
+          <w:b w:val="0"/>
+          <w:i w:val="0"/>
+          <w:sz w:val="22"/>
+        </w:rPr>
+        <w:t>И все — за одну неделю.</w:t>
+      </w:r>
+    </w:p>
+    <w:p>
+      <w:pPr>
+        <w:spacing w:before="0" w:after="110" w:line="300" w:lineRule="auto"/>
+      </w:pPr>
+      <w:r>
+        <w:rPr>
+          <w:rFonts w:ascii="Times New Roman" w:hAnsi="Times New Roman" w:eastAsia="Malgun Gothic"/>
+          <w:b/>
+          <w:i w:val="0"/>
+          <w:sz w:val="22"/>
+        </w:rPr>
+        <w:t xml:space="preserve">Маслова: </w:t>
+      </w:r>
+      <w:r>
+        <w:rPr>
+          <w:rFonts w:ascii="Times New Roman" w:hAnsi="Times New Roman" w:eastAsia="Malgun Gothic"/>
+          <w:b w:val="0"/>
+          <w:i w:val="0"/>
+          <w:sz w:val="22"/>
+        </w:rPr>
+        <w:t xml:space="preserve">Люди устали, Алексей Николаевич. Двенадцать лет работать с одним губернатором, а потом… </w:t>
       </w:r>
       <w:r>
         <w:rPr>
@@ -2225,7 +1867,7 @@
           <w:color w:val="555555"/>
           <w:sz w:val="22"/>
         </w:rPr>
-        <w:t>(осторожно)</w:t>
+        <w:t>(разводит руками)</w:t>
       </w:r>
       <w:r>
         <w:rPr>
@@ -2234,7 +1876,7 @@
           <w:i w:val="0"/>
           <w:sz w:val="22"/>
         </w:rPr>
-        <w:t xml:space="preserve"> Вас обвинят в пиаре на беде.</w:t>
+        <w:t xml:space="preserve"> Перемены пугают.</w:t>
       </w:r>
     </w:p>
     <w:p>
@@ -2257,7 +1899,7 @@
           <w:i w:val="0"/>
           <w:sz w:val="22"/>
         </w:rPr>
-        <w:t>Пусть обвиняют, Анатолий Викторович. Если я промолчу, её забудут через месяц. Скажу — не забудут хотя бы в этом зале.</w:t>
+        <w:t>Перемены пугают тех, кому есть что прятать, Лидия Павловна.</w:t>
       </w:r>
     </w:p>
     <w:p>
@@ -2271,7 +1913,7 @@
           <w:i w:val="0"/>
           <w:sz w:val="22"/>
         </w:rPr>
-        <w:t xml:space="preserve">Катя: </w:t>
+        <w:t xml:space="preserve">Лёша: </w:t>
       </w:r>
       <w:r>
         <w:rPr>
@@ -2280,7 +1922,7 @@
           <w:i w:val="0"/>
           <w:sz w:val="22"/>
         </w:rPr>
-        <w:t>А Чехов? Вы три раза вписывали и три раза вычёркивали.</w:t>
+        <w:t>А вы, Лидия Павловна? Тоже по собственному желанию?</w:t>
       </w:r>
     </w:p>
     <w:p>
@@ -2294,30 +1936,7 @@
           <w:i w:val="0"/>
           <w:sz w:val="22"/>
         </w:rPr>
-        <w:t xml:space="preserve">Лёша: </w:t>
-      </w:r>
-      <w:r>
-        <w:rPr>
-          <w:rFonts w:ascii="Times New Roman" w:hAnsi="Times New Roman" w:eastAsia="Malgun Gothic"/>
-          <w:b w:val="0"/>
-          <w:i w:val="0"/>
-          <w:sz w:val="22"/>
-        </w:rPr>
-        <w:t>Вписываю в четвёртый. Про раба по капле. Отец эту строчку знал — говорил, что её надо читать каждому, кто впервые получает начальственный кабинет.</w:t>
-      </w:r>
-    </w:p>
-    <w:p>
-      <w:pPr>
-        <w:spacing w:before="0" w:after="110" w:line="300" w:lineRule="auto"/>
-      </w:pPr>
-      <w:r>
-        <w:rPr>
-          <w:rFonts w:ascii="Times New Roman" w:hAnsi="Times New Roman" w:eastAsia="Malgun Gothic"/>
-          <w:b/>
-          <w:i w:val="0"/>
-          <w:sz w:val="22"/>
-        </w:rPr>
-        <w:t xml:space="preserve">Гребенщиков: </w:t>
+        <w:t xml:space="preserve">Маслова: </w:t>
       </w:r>
       <w:r>
         <w:rPr>
@@ -2327,7 +1946,7 @@
           <w:color w:val="555555"/>
           <w:sz w:val="22"/>
         </w:rPr>
-        <w:t>(улыбается впервые за вечер)</w:t>
+        <w:t>(сухо улыбается)</w:t>
       </w:r>
       <w:r>
         <w:rPr>
@@ -2336,7 +1955,7 @@
           <w:i w:val="0"/>
           <w:sz w:val="22"/>
         </w:rPr>
-        <w:t xml:space="preserve"> Мудрый был человек ваш отец. Оставляем. Итого — две страницы. Идеально.</w:t>
+        <w:t xml:space="preserve"> Я двадцать лет в областной администрации. Я не ухожу, я перехожу. В полпредство. Мы ещё увидимся, Алексей Николаевич, — только с другой стороны стола.</w:t>
       </w:r>
     </w:p>
     <w:p>
@@ -2350,7 +1969,7 @@
           <w:i w:val="0"/>
           <w:sz w:val="22"/>
         </w:rPr>
-        <w:t xml:space="preserve">Катя: </w:t>
+        <w:t xml:space="preserve">Лёша: </w:t>
       </w:r>
       <w:r>
         <w:rPr>
@@ -2359,7 +1978,7 @@
           <w:i w:val="0"/>
           <w:sz w:val="22"/>
         </w:rPr>
-        <w:t>Я распечатаю крупным шрифтом. Чтобы не сбились.</w:t>
+        <w:t>Тогда прошу вас об одном: пароли, ключи и реестр договоров — до пятницы. Остальное пусть будет на вашей совести.</w:t>
       </w:r>
     </w:p>
     <w:p>
@@ -2373,7 +1992,7 @@
           <w:i w:val="0"/>
           <w:sz w:val="22"/>
         </w:rPr>
-        <w:t xml:space="preserve">Лёша: </w:t>
+        <w:t xml:space="preserve">Маслова: </w:t>
       </w:r>
       <w:r>
         <w:rPr>
@@ -2382,37 +2001,7 @@
           <w:i w:val="0"/>
           <w:sz w:val="22"/>
         </w:rPr>
-        <w:t>Катя, если собьюсь, значит, так и надо было.</w:t>
-      </w:r>
-    </w:p>
-    <w:p>
-      <w:pPr>
-        <w:keepNext/>
-        <w:spacing w:before="320" w:after="140"/>
-      </w:pPr>
-      <w:r>
-        <w:rPr>
-          <w:rFonts w:ascii="Times New Roman" w:hAnsi="Times New Roman" w:eastAsia="Malgun Gothic"/>
-          <w:b/>
-          <w:i w:val="0"/>
-          <w:color w:val="1F3864"/>
-          <w:sz w:val="26"/>
-        </w:rPr>
-        <w:t>장면 8 — 취임식</w:t>
-      </w:r>
-    </w:p>
-    <w:p>
-      <w:pPr>
-        <w:spacing w:before="0" w:after="110" w:line="300" w:lineRule="auto"/>
-      </w:pPr>
-      <w:r>
-        <w:rPr>
-          <w:rFonts w:ascii="Times New Roman" w:hAnsi="Times New Roman" w:eastAsia="Malgun Gothic"/>
-          <w:b/>
-          <w:i w:val="0"/>
-          <w:sz w:val="22"/>
-        </w:rPr>
-        <w:t xml:space="preserve">Лёша: </w:t>
+        <w:t xml:space="preserve">До пятницы. </w:t>
       </w:r>
       <w:r>
         <w:rPr>
@@ -2422,7 +2011,7 @@
           <w:color w:val="555555"/>
           <w:sz w:val="22"/>
         </w:rPr>
-        <w:t>(перед залом во время инаугурации)</w:t>
+        <w:t>(уходя)</w:t>
       </w:r>
       <w:r>
         <w:rPr>
@@ -2431,30 +2020,23 @@
           <w:i w:val="0"/>
           <w:sz w:val="22"/>
         </w:rPr>
-        <w:t xml:space="preserve"> Спасибо всем, кто здесь сегодня. И спасибо тем, кого здесь нет, — Виктору Петровичу Быкову, моему отцу Николаю Фёдоровичу, Дарье, чьё место я буду держать пустым, пока не узнаю правду.</w:t>
+        <w:t xml:space="preserve"> Совесть, Алексей Николаевич, в передаточный акт не вносится.</w:t>
       </w:r>
     </w:p>
     <w:p>
       <w:pPr>
-        <w:spacing w:before="0" w:after="110" w:line="300" w:lineRule="auto"/>
+        <w:keepNext/>
+        <w:spacing w:before="320" w:after="140"/>
       </w:pPr>
       <w:r>
         <w:rPr>
           <w:rFonts w:ascii="Times New Roman" w:hAnsi="Times New Roman" w:eastAsia="Malgun Gothic"/>
           <w:b/>
           <w:i w:val="0"/>
-          <w:sz w:val="22"/>
-        </w:rPr>
-        <w:t xml:space="preserve">Лёша: </w:t>
-      </w:r>
-      <w:r>
-        <w:rPr>
-          <w:rFonts w:ascii="Times New Roman" w:hAnsi="Times New Roman" w:eastAsia="Malgun Gothic"/>
-          <w:b w:val="0"/>
-          <w:i w:val="0"/>
-          <w:sz w:val="22"/>
-        </w:rPr>
-        <w:t>Чехов писал в письме Суворину о молодом человеке, который «выдавливает из себя по каплям раба». Много лет наша область жила так же — по капле выдавливая страх: страх говорить правду, страх защищать свою землю, страх поддержать своего кандидата вслух.</w:t>
+          <w:color w:val="1F3864"/>
+          <w:sz w:val="26"/>
+        </w:rPr>
+        <w:t>장면 5 — 연방정부의 첫 견제</w:t>
       </w:r>
     </w:p>
     <w:p>
@@ -2468,22 +2050,8 @@
           <w:i w:val="0"/>
           <w:sz w:val="22"/>
         </w:rPr>
-        <w:t xml:space="preserve">Лёша: </w:t>
-      </w:r>
-      <w:r>
-        <w:rPr>
-          <w:rFonts w:ascii="Times New Roman" w:hAnsi="Times New Roman" w:eastAsia="Malgun Gothic"/>
-          <w:b w:val="0"/>
-          <w:i w:val="0"/>
-          <w:sz w:val="22"/>
-        </w:rPr>
-        <w:t>Сегодня эти капли стали рекой. Обещаю: приложу все силы, чтобы эта река не пересохла — что бы ни пытались сделать из Москвы, чтобы её перекрыть.</w:t>
-      </w:r>
-    </w:p>
-    <w:p>
-      <w:pPr>
-        <w:spacing w:before="0" w:after="110" w:line="300" w:lineRule="auto"/>
-      </w:pPr>
+        <w:t xml:space="preserve">Селиванов: </w:t>
+      </w:r>
       <w:r>
         <w:rPr>
           <w:rFonts w:ascii="Times New Roman" w:hAnsi="Times New Roman" w:eastAsia="Malgun Gothic"/>
@@ -2492,7 +2060,16 @@
           <w:color w:val="555555"/>
           <w:sz w:val="22"/>
         </w:rPr>
-        <w:t>(зал взрывается овациями)</w:t>
+        <w:t>(по видеосвязи из Москвы)</w:t>
+      </w:r>
+      <w:r>
+        <w:rPr>
+          <w:rFonts w:ascii="Times New Roman" w:hAnsi="Times New Roman" w:eastAsia="Malgun Gothic"/>
+          <w:b w:val="0"/>
+          <w:i w:val="0"/>
+          <w:sz w:val="22"/>
+        </w:rPr>
+        <w:t xml:space="preserve"> Алексей Николаевич, от лица федерального центра поздравляю с избранием.</w:t>
       </w:r>
     </w:p>
     <w:p>
@@ -2506,7 +2083,237 @@
           <w:i w:val="0"/>
           <w:sz w:val="22"/>
         </w:rPr>
-        <w:t xml:space="preserve">Гребенщиков: </w:t>
+        <w:t xml:space="preserve">Лёша: </w:t>
+      </w:r>
+      <w:r>
+        <w:rPr>
+          <w:rFonts w:ascii="Times New Roman" w:hAnsi="Times New Roman" w:eastAsia="Malgun Gothic"/>
+          <w:b w:val="0"/>
+          <w:i w:val="0"/>
+          <w:sz w:val="22"/>
+        </w:rPr>
+        <w:t>Спасибо, Виктор Дмитриевич.</w:t>
+      </w:r>
+    </w:p>
+    <w:p>
+      <w:pPr>
+        <w:spacing w:before="0" w:after="110" w:line="300" w:lineRule="auto"/>
+      </w:pPr>
+      <w:r>
+        <w:rPr>
+          <w:rFonts w:ascii="Times New Roman" w:hAnsi="Times New Roman" w:eastAsia="Malgun Gothic"/>
+          <w:b/>
+          <w:i w:val="0"/>
+          <w:sz w:val="22"/>
+        </w:rPr>
+        <w:t xml:space="preserve">Селиванов: </w:t>
+      </w:r>
+      <w:r>
+        <w:rPr>
+          <w:rFonts w:ascii="Times New Roman" w:hAnsi="Times New Roman" w:eastAsia="Malgun Gothic"/>
+          <w:b w:val="0"/>
+          <w:i w:val="0"/>
+          <w:sz w:val="22"/>
+        </w:rPr>
+        <w:t>Хочу сразу прояснить один момент. Трансферты из федерального бюджета на следующий квартал находятся на пересмотре — в свете… изменившейся политической конфигурации региона.</w:t>
+      </w:r>
+    </w:p>
+    <w:p>
+      <w:pPr>
+        <w:spacing w:before="0" w:after="110" w:line="300" w:lineRule="auto"/>
+      </w:pPr>
+      <w:r>
+        <w:rPr>
+          <w:rFonts w:ascii="Times New Roman" w:hAnsi="Times New Roman" w:eastAsia="Malgun Gothic"/>
+          <w:b/>
+          <w:i w:val="0"/>
+          <w:sz w:val="22"/>
+        </w:rPr>
+        <w:t xml:space="preserve">Лёша: </w:t>
+      </w:r>
+      <w:r>
+        <w:rPr>
+          <w:rFonts w:ascii="Times New Roman" w:hAnsi="Times New Roman" w:eastAsia="Malgun Gothic"/>
+          <w:b w:val="0"/>
+          <w:i w:val="0"/>
+          <w:sz w:val="22"/>
+        </w:rPr>
+        <w:t>Другими словами, вы урезаете финансирование области в наказание за то, что люди проголосовали не так, как хотела Москва?</w:t>
+      </w:r>
+    </w:p>
+    <w:p>
+      <w:pPr>
+        <w:spacing w:before="0" w:after="110" w:line="300" w:lineRule="auto"/>
+      </w:pPr>
+      <w:r>
+        <w:rPr>
+          <w:rFonts w:ascii="Times New Roman" w:hAnsi="Times New Roman" w:eastAsia="Malgun Gothic"/>
+          <w:b/>
+          <w:i w:val="0"/>
+          <w:sz w:val="22"/>
+        </w:rPr>
+        <w:t xml:space="preserve">Селиванов: </w:t>
+      </w:r>
+      <w:r>
+        <w:rPr>
+          <w:rFonts w:ascii="Times New Roman" w:hAnsi="Times New Roman" w:eastAsia="Malgun Gothic"/>
+          <w:b w:val="0"/>
+          <w:i w:val="0"/>
+          <w:sz w:val="22"/>
+        </w:rPr>
+        <w:t>Я бы не формулировал это так прямолинейно, Алексей Николаевич. Но да, по существу — вы правы.</w:t>
+      </w:r>
+    </w:p>
+    <w:p>
+      <w:pPr>
+        <w:spacing w:before="0" w:after="110" w:line="300" w:lineRule="auto"/>
+      </w:pPr>
+      <w:r>
+        <w:rPr>
+          <w:rFonts w:ascii="Times New Roman" w:hAnsi="Times New Roman" w:eastAsia="Malgun Gothic"/>
+          <w:b/>
+          <w:i w:val="0"/>
+          <w:sz w:val="22"/>
+        </w:rPr>
+        <w:t xml:space="preserve">Селиванов: </w:t>
+      </w:r>
+      <w:r>
+        <w:rPr>
+          <w:rFonts w:ascii="Times New Roman" w:hAnsi="Times New Roman" w:eastAsia="Malgun Gothic"/>
+          <w:b w:val="0"/>
+          <w:i w:val="0"/>
+          <w:sz w:val="22"/>
+        </w:rPr>
+        <w:t>Добавлю: область может подать заявку на бюджетный кредит. На общих основаниях. Рассмотрение — от трёх до шести месяцев.</w:t>
+      </w:r>
+    </w:p>
+    <w:p>
+      <w:pPr>
+        <w:spacing w:before="0" w:after="110" w:line="300" w:lineRule="auto"/>
+      </w:pPr>
+      <w:r>
+        <w:rPr>
+          <w:rFonts w:ascii="Times New Roman" w:hAnsi="Times New Roman" w:eastAsia="Malgun Gothic"/>
+          <w:b/>
+          <w:i w:val="0"/>
+          <w:sz w:val="22"/>
+        </w:rPr>
+        <w:t xml:space="preserve">Лёша: </w:t>
+      </w:r>
+      <w:r>
+        <w:rPr>
+          <w:rFonts w:ascii="Times New Roman" w:hAnsi="Times New Roman" w:eastAsia="Malgun Gothic"/>
+          <w:b w:val="0"/>
+          <w:i w:val="0"/>
+          <w:sz w:val="22"/>
+        </w:rPr>
+        <w:t>А пенсии, зарплаты учителям и врачам — тоже от трёх до шести месяцев?</w:t>
+      </w:r>
+    </w:p>
+    <w:p>
+      <w:pPr>
+        <w:spacing w:before="0" w:after="110" w:line="300" w:lineRule="auto"/>
+      </w:pPr>
+      <w:r>
+        <w:rPr>
+          <w:rFonts w:ascii="Times New Roman" w:hAnsi="Times New Roman" w:eastAsia="Malgun Gothic"/>
+          <w:b/>
+          <w:i w:val="0"/>
+          <w:sz w:val="22"/>
+        </w:rPr>
+        <w:t xml:space="preserve">Селиванов: </w:t>
+      </w:r>
+      <w:r>
+        <w:rPr>
+          <w:rFonts w:ascii="Times New Roman" w:hAnsi="Times New Roman" w:eastAsia="Malgun Gothic"/>
+          <w:b w:val="0"/>
+          <w:i w:val="0"/>
+          <w:sz w:val="22"/>
+        </w:rPr>
+        <w:t>Это, Алексей Николаевич, уже вопросы к региональному бюджету. То есть к вам.</w:t>
+      </w:r>
+    </w:p>
+    <w:p>
+      <w:pPr>
+        <w:spacing w:before="0" w:after="110" w:line="300" w:lineRule="auto"/>
+      </w:pPr>
+      <w:r>
+        <w:rPr>
+          <w:rFonts w:ascii="Times New Roman" w:hAnsi="Times New Roman" w:eastAsia="Malgun Gothic"/>
+          <w:b/>
+          <w:i w:val="0"/>
+          <w:sz w:val="22"/>
+        </w:rPr>
+        <w:t xml:space="preserve">Лёша: </w:t>
+      </w:r>
+      <w:r>
+        <w:rPr>
+          <w:rFonts w:ascii="Times New Roman" w:hAnsi="Times New Roman" w:eastAsia="Malgun Gothic"/>
+          <w:b w:val="0"/>
+          <w:i w:val="0"/>
+          <w:sz w:val="22"/>
+        </w:rPr>
+        <w:t>Тогда буду знать, с чем имею дело с первого дня. Спасибо за откровенность, Виктор Дмитриевич.</w:t>
+      </w:r>
+    </w:p>
+    <w:p>
+      <w:pPr>
+        <w:spacing w:before="0" w:after="110" w:line="300" w:lineRule="auto"/>
+      </w:pPr>
+      <w:r>
+        <w:rPr>
+          <w:rFonts w:ascii="Times New Roman" w:hAnsi="Times New Roman" w:eastAsia="Malgun Gothic"/>
+          <w:b/>
+          <w:i w:val="0"/>
+          <w:sz w:val="22"/>
+        </w:rPr>
+        <w:t xml:space="preserve">Селиванов: </w:t>
+      </w:r>
+      <w:r>
+        <w:rPr>
+          <w:rFonts w:ascii="Times New Roman" w:hAnsi="Times New Roman" w:eastAsia="Malgun Gothic"/>
+          <w:b w:val="0"/>
+          <w:i w:val="0"/>
+          <w:sz w:val="22"/>
+        </w:rPr>
+        <w:t>Не за что. И поверьте, это не личное. Есть старая пословица, лучше любого политолога: «Москва слезам не верит». Вы только что узнали, как это выглядит.</w:t>
+      </w:r>
+    </w:p>
+    <w:p>
+      <w:pPr>
+        <w:spacing w:before="0" w:after="110" w:line="300" w:lineRule="auto"/>
+      </w:pPr>
+      <w:r>
+        <w:rPr>
+          <w:rFonts w:ascii="Times New Roman" w:hAnsi="Times New Roman" w:eastAsia="Malgun Gothic"/>
+          <w:b/>
+          <w:i w:val="0"/>
+          <w:sz w:val="22"/>
+        </w:rPr>
+        <w:t xml:space="preserve">Лёша: </w:t>
+      </w:r>
+      <w:r>
+        <w:rPr>
+          <w:rFonts w:ascii="Times New Roman" w:hAnsi="Times New Roman" w:eastAsia="Malgun Gothic"/>
+          <w:b w:val="0"/>
+          <w:i w:val="0"/>
+          <w:sz w:val="22"/>
+        </w:rPr>
+        <w:t>А чему Москва верит, мне, я так понимаю, объяснят позже. С условиями.</w:t>
+      </w:r>
+    </w:p>
+    <w:p>
+      <w:pPr>
+        <w:spacing w:before="0" w:after="110" w:line="300" w:lineRule="auto"/>
+      </w:pPr>
+      <w:r>
+        <w:rPr>
+          <w:rFonts w:ascii="Times New Roman" w:hAnsi="Times New Roman" w:eastAsia="Malgun Gothic"/>
+          <w:b/>
+          <w:i w:val="0"/>
+          <w:sz w:val="22"/>
+        </w:rPr>
+        <w:t xml:space="preserve">Селиванов: </w:t>
       </w:r>
       <w:r>
         <w:rPr>
@@ -2516,7 +2323,7 @@
           <w:color w:val="555555"/>
           <w:sz w:val="22"/>
         </w:rPr>
-        <w:t>(Кате, в кулисах, тихо)</w:t>
+        <w:t>(без улыбки)</w:t>
       </w:r>
       <w:r>
         <w:rPr>
@@ -2525,11 +2332,27 @@
           <w:i w:val="0"/>
           <w:sz w:val="22"/>
         </w:rPr>
-        <w:t xml:space="preserve"> Он сказал «пустое место». Про неё. При всех.</w:t>
+        <w:t xml:space="preserve"> Вы быстро учитесь, губернатор. Всего доброго.</w:t>
       </w:r>
     </w:p>
     <w:p>
       <w:pPr>
+        <w:keepNext/>
+        <w:spacing w:before="320" w:after="140"/>
+      </w:pPr>
+      <w:r>
+        <w:rPr>
+          <w:rFonts w:ascii="Times New Roman" w:hAnsi="Times New Roman" w:eastAsia="Malgun Gothic"/>
+          <w:b/>
+          <w:i w:val="0"/>
+          <w:color w:val="1F3864"/>
+          <w:sz w:val="26"/>
+        </w:rPr>
+        <w:t>장면 6 — 첫 행정적 장애물</w:t>
+      </w:r>
+    </w:p>
+    <w:p>
+      <w:pPr>
         <w:spacing w:before="0" w:after="110" w:line="300" w:lineRule="auto"/>
       </w:pPr>
       <w:r>
@@ -2540,6 +2363,321 @@
           <w:sz w:val="22"/>
         </w:rPr>
         <w:t xml:space="preserve">Катя: </w:t>
+      </w:r>
+      <w:r>
+        <w:rPr>
+          <w:rFonts w:ascii="Times New Roman" w:hAnsi="Times New Roman" w:eastAsia="Malgun Gothic"/>
+          <w:b w:val="0"/>
+          <w:i w:val="0"/>
+          <w:sz w:val="22"/>
+        </w:rPr>
+        <w:t>Алексей Николаевич, финансовое управление отказывается давать доступ к счетам области без «дополнительной проверки».</w:t>
+      </w:r>
+    </w:p>
+    <w:p>
+      <w:pPr>
+        <w:spacing w:before="0" w:after="110" w:line="300" w:lineRule="auto"/>
+      </w:pPr>
+      <w:r>
+        <w:rPr>
+          <w:rFonts w:ascii="Times New Roman" w:hAnsi="Times New Roman" w:eastAsia="Malgun Gothic"/>
+          <w:b/>
+          <w:i w:val="0"/>
+          <w:sz w:val="22"/>
+        </w:rPr>
+        <w:t xml:space="preserve">Лёша: </w:t>
+      </w:r>
+      <w:r>
+        <w:rPr>
+          <w:rFonts w:ascii="Times New Roman" w:hAnsi="Times New Roman" w:eastAsia="Malgun Gothic"/>
+          <w:b w:val="0"/>
+          <w:i w:val="0"/>
+          <w:sz w:val="22"/>
+        </w:rPr>
+        <w:t>На каком основании?</w:t>
+      </w:r>
+    </w:p>
+    <w:p>
+      <w:pPr>
+        <w:spacing w:before="0" w:after="110" w:line="300" w:lineRule="auto"/>
+      </w:pPr>
+      <w:r>
+        <w:rPr>
+          <w:rFonts w:ascii="Times New Roman" w:hAnsi="Times New Roman" w:eastAsia="Malgun Gothic"/>
+          <w:b/>
+          <w:i w:val="0"/>
+          <w:sz w:val="22"/>
+        </w:rPr>
+        <w:t xml:space="preserve">Катя: </w:t>
+      </w:r>
+      <w:r>
+        <w:rPr>
+          <w:rFonts w:ascii="Times New Roman" w:hAnsi="Times New Roman" w:eastAsia="Malgun Gothic"/>
+          <w:b w:val="0"/>
+          <w:i w:val="0"/>
+          <w:sz w:val="22"/>
+        </w:rPr>
+        <w:t>Формально — стандартная процедура передачи полномочий. Неформально — очевидный саботаж, чтобы затянуть начало вашей работы.</w:t>
+      </w:r>
+    </w:p>
+    <w:p>
+      <w:pPr>
+        <w:spacing w:before="0" w:after="110" w:line="300" w:lineRule="auto"/>
+      </w:pPr>
+      <w:r>
+        <w:rPr>
+          <w:rFonts w:ascii="Times New Roman" w:hAnsi="Times New Roman" w:eastAsia="Malgun Gothic"/>
+          <w:b/>
+          <w:i w:val="0"/>
+          <w:sz w:val="22"/>
+        </w:rPr>
+        <w:t xml:space="preserve">Лёша: </w:t>
+      </w:r>
+      <w:r>
+        <w:rPr>
+          <w:rFonts w:ascii="Times New Roman" w:hAnsi="Times New Roman" w:eastAsia="Malgun Gothic"/>
+          <w:b w:val="0"/>
+          <w:i w:val="0"/>
+          <w:sz w:val="22"/>
+        </w:rPr>
+        <w:t>Сколько сотрудников финансового управления реально готовы работать с новой администрацией?</w:t>
+      </w:r>
+    </w:p>
+    <w:p>
+      <w:pPr>
+        <w:spacing w:before="0" w:after="110" w:line="300" w:lineRule="auto"/>
+      </w:pPr>
+      <w:r>
+        <w:rPr>
+          <w:rFonts w:ascii="Times New Roman" w:hAnsi="Times New Roman" w:eastAsia="Malgun Gothic"/>
+          <w:b/>
+          <w:i w:val="0"/>
+          <w:sz w:val="22"/>
+        </w:rPr>
+        <w:t xml:space="preserve">Катя: </w:t>
+      </w:r>
+      <w:r>
+        <w:rPr>
+          <w:rFonts w:ascii="Times New Roman" w:hAnsi="Times New Roman" w:eastAsia="Malgun Gothic"/>
+          <w:b w:val="0"/>
+          <w:i w:val="0"/>
+          <w:sz w:val="22"/>
+        </w:rPr>
+        <w:t>По моим оценкам — треть. Остальные либо ждут, либо саботируют, либо уже написали заявления, как и предупреждала Маслова.</w:t>
+      </w:r>
+    </w:p>
+    <w:p>
+      <w:pPr>
+        <w:spacing w:before="0" w:after="110" w:line="300" w:lineRule="auto"/>
+      </w:pPr>
+      <w:r>
+        <w:rPr>
+          <w:rFonts w:ascii="Times New Roman" w:hAnsi="Times New Roman" w:eastAsia="Malgun Gothic"/>
+          <w:b/>
+          <w:i w:val="0"/>
+          <w:sz w:val="22"/>
+        </w:rPr>
+        <w:t xml:space="preserve">Лёша: </w:t>
+      </w:r>
+      <w:r>
+        <w:rPr>
+          <w:rFonts w:ascii="Times New Roman" w:hAnsi="Times New Roman" w:eastAsia="Malgun Gothic"/>
+          <w:b w:val="0"/>
+          <w:i w:val="0"/>
+          <w:sz w:val="22"/>
+        </w:rPr>
+        <w:t>А те, кто саботирует?</w:t>
+      </w:r>
+    </w:p>
+    <w:p>
+      <w:pPr>
+        <w:spacing w:before="0" w:after="110" w:line="300" w:lineRule="auto"/>
+      </w:pPr>
+      <w:r>
+        <w:rPr>
+          <w:rFonts w:ascii="Times New Roman" w:hAnsi="Times New Roman" w:eastAsia="Malgun Gothic"/>
+          <w:b/>
+          <w:i w:val="0"/>
+          <w:sz w:val="22"/>
+        </w:rPr>
+        <w:t xml:space="preserve">Катя: </w:t>
+      </w:r>
+      <w:r>
+        <w:rPr>
+          <w:rFonts w:ascii="Times New Roman" w:hAnsi="Times New Roman" w:eastAsia="Malgun Gothic"/>
+          <w:b w:val="0"/>
+          <w:i w:val="0"/>
+          <w:sz w:val="22"/>
+        </w:rPr>
+        <w:t>По закону уволить их за «ожидание» нельзя. Инна Сергеевна уже проверила.</w:t>
+      </w:r>
+    </w:p>
+    <w:p>
+      <w:pPr>
+        <w:spacing w:before="0" w:after="110" w:line="300" w:lineRule="auto"/>
+      </w:pPr>
+      <w:r>
+        <w:rPr>
+          <w:rFonts w:ascii="Times New Roman" w:hAnsi="Times New Roman" w:eastAsia="Malgun Gothic"/>
+          <w:b/>
+          <w:i w:val="0"/>
+          <w:sz w:val="22"/>
+        </w:rPr>
+        <w:t xml:space="preserve">Лёша: </w:t>
+      </w:r>
+      <w:r>
+        <w:rPr>
+          <w:rFonts w:ascii="Times New Roman" w:hAnsi="Times New Roman" w:eastAsia="Malgun Gothic"/>
+          <w:b w:val="0"/>
+          <w:i w:val="0"/>
+          <w:sz w:val="22"/>
+        </w:rPr>
+        <w:t>И не нужно увольнять. Мы опубликуем бюджет области целиком, построчно, в первый же месяц. Кто будет прятать цифры — окажется на виду сам.</w:t>
+      </w:r>
+    </w:p>
+    <w:p>
+      <w:pPr>
+        <w:spacing w:before="0" w:after="110" w:line="300" w:lineRule="auto"/>
+      </w:pPr>
+      <w:r>
+        <w:rPr>
+          <w:rFonts w:ascii="Times New Roman" w:hAnsi="Times New Roman" w:eastAsia="Malgun Gothic"/>
+          <w:b/>
+          <w:i w:val="0"/>
+          <w:sz w:val="22"/>
+        </w:rPr>
+        <w:t xml:space="preserve">Катя: </w:t>
+      </w:r>
+      <w:r>
+        <w:rPr>
+          <w:rFonts w:ascii="Times New Roman" w:hAnsi="Times New Roman" w:eastAsia="Malgun Gothic"/>
+          <w:b w:val="0"/>
+          <w:i w:val="0"/>
+          <w:sz w:val="22"/>
+        </w:rPr>
+        <w:t>Это как раз то, что обещали работницам «Новтекса».</w:t>
+      </w:r>
+    </w:p>
+    <w:p>
+      <w:pPr>
+        <w:spacing w:before="0" w:after="110" w:line="300" w:lineRule="auto"/>
+      </w:pPr>
+      <w:r>
+        <w:rPr>
+          <w:rFonts w:ascii="Times New Roman" w:hAnsi="Times New Roman" w:eastAsia="Malgun Gothic"/>
+          <w:b/>
+          <w:i w:val="0"/>
+          <w:sz w:val="22"/>
+        </w:rPr>
+        <w:t xml:space="preserve">Лёша: </w:t>
+      </w:r>
+      <w:r>
+        <w:rPr>
+          <w:rFonts w:ascii="Times New Roman" w:hAnsi="Times New Roman" w:eastAsia="Malgun Gothic"/>
+          <w:b w:val="0"/>
+          <w:i w:val="0"/>
+          <w:sz w:val="22"/>
+        </w:rPr>
+        <w:t>Тогда начинаем с этой трети. Соберите тех, кто готов работать, и покажем остальным, что новая администрация — это не катастрофа, а шанс.</w:t>
+      </w:r>
+    </w:p>
+    <w:p>
+      <w:pPr>
+        <w:spacing w:before="0" w:after="110" w:line="300" w:lineRule="auto"/>
+      </w:pPr>
+      <w:r>
+        <w:rPr>
+          <w:rFonts w:ascii="Times New Roman" w:hAnsi="Times New Roman" w:eastAsia="Malgun Gothic"/>
+          <w:b/>
+          <w:i w:val="0"/>
+          <w:sz w:val="22"/>
+        </w:rPr>
+        <w:t xml:space="preserve">Лёша: </w:t>
+      </w:r>
+      <w:r>
+        <w:rPr>
+          <w:rFonts w:ascii="Times New Roman" w:hAnsi="Times New Roman" w:eastAsia="Malgun Gothic"/>
+          <w:b w:val="0"/>
+          <w:i w:val="0"/>
+          <w:sz w:val="22"/>
+        </w:rPr>
+        <w:t>А зарплаты бюджетникам в следующем месяце? Без доступа к счетам мы их не выплатим.</w:t>
+      </w:r>
+    </w:p>
+    <w:p>
+      <w:pPr>
+        <w:spacing w:before="0" w:after="110" w:line="300" w:lineRule="auto"/>
+      </w:pPr>
+      <w:r>
+        <w:rPr>
+          <w:rFonts w:ascii="Times New Roman" w:hAnsi="Times New Roman" w:eastAsia="Malgun Gothic"/>
+          <w:b/>
+          <w:i w:val="0"/>
+          <w:sz w:val="22"/>
+        </w:rPr>
+        <w:t xml:space="preserve">Катя: </w:t>
+      </w:r>
+      <w:r>
+        <w:rPr>
+          <w:rFonts w:ascii="Times New Roman" w:hAnsi="Times New Roman" w:eastAsia="Malgun Gothic"/>
+          <w:b w:val="0"/>
+          <w:i w:val="0"/>
+          <w:sz w:val="22"/>
+        </w:rPr>
+        <w:t>Выплата — через двадцать дней. Если за неделю не получим доступ — будет скандал. Причём виноватыми сделают нас.</w:t>
+      </w:r>
+    </w:p>
+    <w:p>
+      <w:pPr>
+        <w:spacing w:before="0" w:after="110" w:line="300" w:lineRule="auto"/>
+      </w:pPr>
+      <w:r>
+        <w:rPr>
+          <w:rFonts w:ascii="Times New Roman" w:hAnsi="Times New Roman" w:eastAsia="Malgun Gothic"/>
+          <w:b/>
+          <w:i w:val="0"/>
+          <w:sz w:val="22"/>
+        </w:rPr>
+        <w:t xml:space="preserve">Лёша: </w:t>
+      </w:r>
+      <w:r>
+        <w:rPr>
+          <w:rFonts w:ascii="Times New Roman" w:hAnsi="Times New Roman" w:eastAsia="Malgun Gothic"/>
+          <w:b w:val="0"/>
+          <w:i w:val="0"/>
+          <w:sz w:val="22"/>
+        </w:rPr>
+        <w:t>Значит, у нас неделя. Не двадцать дней, а неделя.</w:t>
+      </w:r>
+    </w:p>
+    <w:p>
+      <w:pPr>
+        <w:keepNext/>
+        <w:spacing w:before="320" w:after="140"/>
+      </w:pPr>
+      <w:r>
+        <w:rPr>
+          <w:rFonts w:ascii="Times New Roman" w:hAnsi="Times New Roman" w:eastAsia="Malgun Gothic"/>
+          <w:b/>
+          <w:i w:val="0"/>
+          <w:color w:val="1F3864"/>
+          <w:sz w:val="26"/>
+        </w:rPr>
+        <w:t>장면 7 — 남는 사람들</w:t>
+      </w:r>
+    </w:p>
+    <w:p>
+      <w:pPr>
+        <w:spacing w:before="0" w:after="110" w:line="300" w:lineRule="auto"/>
+      </w:pPr>
+      <w:r>
+        <w:rPr>
+          <w:rFonts w:ascii="Times New Roman" w:hAnsi="Times New Roman" w:eastAsia="Malgun Gothic"/>
+          <w:b/>
+          <w:i w:val="0"/>
+          <w:sz w:val="22"/>
+        </w:rPr>
+        <w:t xml:space="preserve">Раиса Ильинична: </w:t>
       </w:r>
       <w:r>
         <w:rPr>
@@ -2549,7 +2687,7 @@
           <w:color w:val="555555"/>
           <w:sz w:val="22"/>
         </w:rPr>
-        <w:t>(не отрывая глаз от сцены)</w:t>
+        <w:t>(в дверях кабинета, с толстой папкой)</w:t>
       </w:r>
       <w:r>
         <w:rPr>
@@ -2558,23 +2696,30 @@
           <w:i w:val="0"/>
           <w:sz w:val="22"/>
         </w:rPr>
-        <w:t xml:space="preserve"> Он её место в штабе тоже держит пустым, Анатолий Викторович. Там её кружка стоит. Никто не трогает.</w:t>
+        <w:t xml:space="preserve"> Алексей Николаевич? Раиса Ильинична, отдел казначейства. Мне сказали, вы ищете тех, кто остаётся.</w:t>
       </w:r>
     </w:p>
     <w:p>
       <w:pPr>
-        <w:keepNext/>
-        <w:spacing w:before="320" w:after="140"/>
+        <w:spacing w:before="0" w:after="110" w:line="300" w:lineRule="auto"/>
       </w:pPr>
       <w:r>
         <w:rPr>
           <w:rFonts w:ascii="Times New Roman" w:hAnsi="Times New Roman" w:eastAsia="Malgun Gothic"/>
           <w:b/>
           <w:i w:val="0"/>
-          <w:color w:val="1F3864"/>
-          <w:sz w:val="26"/>
-        </w:rPr>
-        <w:t>장면 9 — 어머니와의 사적인 순간</w:t>
+          <w:sz w:val="22"/>
+        </w:rPr>
+        <w:t xml:space="preserve">Лёша: </w:t>
+      </w:r>
+      <w:r>
+        <w:rPr>
+          <w:rFonts w:ascii="Times New Roman" w:hAnsi="Times New Roman" w:eastAsia="Malgun Gothic"/>
+          <w:b w:val="0"/>
+          <w:i w:val="0"/>
+          <w:sz w:val="22"/>
+        </w:rPr>
+        <w:t>Ищу. Проходите.</w:t>
       </w:r>
     </w:p>
     <w:p>
@@ -2588,7 +2733,30 @@
           <w:i w:val="0"/>
           <w:sz w:val="22"/>
         </w:rPr>
-        <w:t xml:space="preserve">Анна: </w:t>
+        <w:t xml:space="preserve">Раиса Ильинична: </w:t>
+      </w:r>
+      <w:r>
+        <w:rPr>
+          <w:rFonts w:ascii="Times New Roman" w:hAnsi="Times New Roman" w:eastAsia="Malgun Gothic"/>
+          <w:b w:val="0"/>
+          <w:i w:val="0"/>
+          <w:sz w:val="22"/>
+        </w:rPr>
+        <w:t>Я двадцать два года считаю деньги этой области. Вот здесь — всё, что мне велели не показывать новому губернатору. Коды доступа, выписки, три договора, которые подписали позавчера задним числом.</w:t>
+      </w:r>
+    </w:p>
+    <w:p>
+      <w:pPr>
+        <w:spacing w:before="0" w:after="110" w:line="300" w:lineRule="auto"/>
+      </w:pPr>
+      <w:r>
+        <w:rPr>
+          <w:rFonts w:ascii="Times New Roman" w:hAnsi="Times New Roman" w:eastAsia="Malgun Gothic"/>
+          <w:b/>
+          <w:i w:val="0"/>
+          <w:sz w:val="22"/>
+        </w:rPr>
+        <w:t xml:space="preserve">Лёша: </w:t>
       </w:r>
       <w:r>
         <w:rPr>
@@ -2598,7 +2766,7 @@
           <w:color w:val="555555"/>
           <w:sz w:val="22"/>
         </w:rPr>
-        <w:t>(обнимает сына после инаугурации)</w:t>
+        <w:t>(листает)</w:t>
       </w:r>
       <w:r>
         <w:rPr>
@@ -2607,7 +2775,7 @@
           <w:i w:val="0"/>
           <w:sz w:val="22"/>
         </w:rPr>
-        <w:t xml:space="preserve"> Твой отец был бы так горд сегодня, Лёша.</w:t>
+        <w:t xml:space="preserve"> Почему вы это делаете? Вас ведь могут…</w:t>
       </w:r>
     </w:p>
     <w:p>
@@ -2621,7 +2789,7 @@
           <w:i w:val="0"/>
           <w:sz w:val="22"/>
         </w:rPr>
-        <w:t xml:space="preserve">Лёша: </w:t>
+        <w:t xml:space="preserve">Раиса Ильинична: </w:t>
       </w:r>
       <w:r>
         <w:rPr>
@@ -2630,7 +2798,7 @@
           <w:i w:val="0"/>
           <w:sz w:val="22"/>
         </w:rPr>
-        <w:t>Мам, я всё жду, что вот-вот пойму, каково это — чувствовать победу. А чувствую только усталость и пустоту от того, что их нет рядом.</w:t>
+        <w:t>Могут. Но муж у меня работал на «Сибзаводе». Выжил тогда, в ту смену. А его сменщик — нет. Я на ваших выборах первый раз за двенадцать лет голосовала.</w:t>
       </w:r>
     </w:p>
     <w:p>
@@ -2644,99 +2812,7 @@
           <w:i w:val="0"/>
           <w:sz w:val="22"/>
         </w:rPr>
-        <w:t xml:space="preserve">Анна: </w:t>
-      </w:r>
-      <w:r>
-        <w:rPr>
-          <w:rFonts w:ascii="Times New Roman" w:hAnsi="Times New Roman" w:eastAsia="Malgun Gothic"/>
-          <w:b w:val="0"/>
-          <w:i w:val="0"/>
-          <w:sz w:val="22"/>
-        </w:rPr>
-        <w:t>Победа редко ощущается так, как в кино, сынок. Отец рассказывал: когда он после тридцати восьми лет на заводе вышел на пенсию, тоже не почувствовал облегчения, которого ждал. Просто новый день с новыми заботами.</w:t>
-      </w:r>
-    </w:p>
-    <w:p>
-      <w:pPr>
-        <w:spacing w:before="0" w:after="110" w:line="300" w:lineRule="auto"/>
-      </w:pPr>
-      <w:r>
-        <w:rPr>
-          <w:rFonts w:ascii="Times New Roman" w:hAnsi="Times New Roman" w:eastAsia="Malgun Gothic"/>
-          <w:b/>
-          <w:i w:val="0"/>
-          <w:sz w:val="22"/>
-        </w:rPr>
         <w:t xml:space="preserve">Лёша: </w:t>
-      </w:r>
-      <w:r>
-        <w:rPr>
-          <w:rFonts w:ascii="Times New Roman" w:hAnsi="Times New Roman" w:eastAsia="Malgun Gothic"/>
-          <w:b w:val="0"/>
-          <w:i w:val="0"/>
-          <w:sz w:val="22"/>
-        </w:rPr>
-        <w:t>Значит, так теперь будет всегда?</w:t>
-      </w:r>
-    </w:p>
-    <w:p>
-      <w:pPr>
-        <w:spacing w:before="0" w:after="110" w:line="300" w:lineRule="auto"/>
-      </w:pPr>
-      <w:r>
-        <w:rPr>
-          <w:rFonts w:ascii="Times New Roman" w:hAnsi="Times New Roman" w:eastAsia="Malgun Gothic"/>
-          <w:b/>
-          <w:i w:val="0"/>
-          <w:sz w:val="22"/>
-        </w:rPr>
-        <w:t xml:space="preserve">Анна: </w:t>
-      </w:r>
-      <w:r>
-        <w:rPr>
-          <w:rFonts w:ascii="Times New Roman" w:hAnsi="Times New Roman" w:eastAsia="Malgun Gothic"/>
-          <w:b w:val="0"/>
-          <w:i w:val="0"/>
-          <w:sz w:val="22"/>
-        </w:rPr>
-        <w:t>Наверное. Но это не значит, что не стоило бороться. Просто борьба продолжается в других формах.</w:t>
-      </w:r>
-    </w:p>
-    <w:p>
-      <w:pPr>
-        <w:spacing w:before="0" w:after="110" w:line="300" w:lineRule="auto"/>
-      </w:pPr>
-      <w:r>
-        <w:rPr>
-          <w:rFonts w:ascii="Times New Roman" w:hAnsi="Times New Roman" w:eastAsia="Malgun Gothic"/>
-          <w:b/>
-          <w:i w:val="0"/>
-          <w:sz w:val="22"/>
-        </w:rPr>
-        <w:t xml:space="preserve">Лёша: </w:t>
-      </w:r>
-      <w:r>
-        <w:rPr>
-          <w:rFonts w:ascii="Times New Roman" w:hAnsi="Times New Roman" w:eastAsia="Malgun Gothic"/>
-          <w:b w:val="0"/>
-          <w:i w:val="0"/>
-          <w:sz w:val="22"/>
-        </w:rPr>
-        <w:t>Мам, а ты голосовала? Я даже не спросил.</w:t>
-      </w:r>
-    </w:p>
-    <w:p>
-      <w:pPr>
-        <w:spacing w:before="0" w:after="110" w:line="300" w:lineRule="auto"/>
-      </w:pPr>
-      <w:r>
-        <w:rPr>
-          <w:rFonts w:ascii="Times New Roman" w:hAnsi="Times New Roman" w:eastAsia="Malgun Gothic"/>
-          <w:b/>
-          <w:i w:val="0"/>
-          <w:sz w:val="22"/>
-        </w:rPr>
-        <w:t xml:space="preserve">Анна: </w:t>
       </w:r>
       <w:r>
         <w:rPr>
@@ -2746,7 +2822,7 @@
           <w:color w:val="555555"/>
           <w:sz w:val="22"/>
         </w:rPr>
-        <w:t>(с упрёком)</w:t>
+        <w:t>(тихо)</w:t>
       </w:r>
       <w:r>
         <w:rPr>
@@ -2755,7 +2831,7 @@
           <w:i w:val="0"/>
           <w:sz w:val="22"/>
         </w:rPr>
-        <w:t xml:space="preserve"> Сынок. Я в шесть утра стояла у дверей участка. Первая. Председатель ещё ключи искал.</w:t>
+        <w:t xml:space="preserve"> Спасибо, Раиса Ильинична.</w:t>
       </w:r>
     </w:p>
     <w:p>
@@ -2769,7 +2845,53 @@
           <w:i w:val="0"/>
           <w:sz w:val="22"/>
         </w:rPr>
+        <w:t xml:space="preserve">Раиса Ильинична: </w:t>
+      </w:r>
+      <w:r>
+        <w:rPr>
+          <w:rFonts w:ascii="Times New Roman" w:hAnsi="Times New Roman" w:eastAsia="Malgun Gothic"/>
+          <w:b w:val="0"/>
+          <w:i w:val="0"/>
+          <w:sz w:val="22"/>
+        </w:rPr>
+        <w:t>Не благодарите. Просто не станьте таким, как они. Иначе я и эту папку заберу обратно.</w:t>
+      </w:r>
+    </w:p>
+    <w:p>
+      <w:pPr>
+        <w:spacing w:before="0" w:after="110" w:line="300" w:lineRule="auto"/>
+      </w:pPr>
+      <w:r>
+        <w:rPr>
+          <w:rFonts w:ascii="Times New Roman" w:hAnsi="Times New Roman" w:eastAsia="Malgun Gothic"/>
+          <w:b/>
+          <w:i w:val="0"/>
+          <w:sz w:val="22"/>
+        </w:rPr>
         <w:t xml:space="preserve">Лёша: </w:t>
+      </w:r>
+      <w:r>
+        <w:rPr>
+          <w:rFonts w:ascii="Times New Roman" w:hAnsi="Times New Roman" w:eastAsia="Malgun Gothic"/>
+          <w:b w:val="0"/>
+          <w:i w:val="0"/>
+          <w:sz w:val="22"/>
+        </w:rPr>
+        <w:t>Раиса Ильинична, если вас начнут прессовать — сразу ко мне. Не к Кате, не в приёмную. Ко мне.</w:t>
+      </w:r>
+    </w:p>
+    <w:p>
+      <w:pPr>
+        <w:spacing w:before="0" w:after="110" w:line="300" w:lineRule="auto"/>
+      </w:pPr>
+      <w:r>
+        <w:rPr>
+          <w:rFonts w:ascii="Times New Roman" w:hAnsi="Times New Roman" w:eastAsia="Malgun Gothic"/>
+          <w:b/>
+          <w:i w:val="0"/>
+          <w:sz w:val="22"/>
+        </w:rPr>
+        <w:t xml:space="preserve">Раиса Ильинична: </w:t>
       </w:r>
       <w:r>
         <w:rPr>
@@ -2779,7 +2901,7 @@
           <w:color w:val="555555"/>
           <w:sz w:val="22"/>
         </w:rPr>
-        <w:t>(улыбается)</w:t>
+        <w:t>(усмехается)</w:t>
       </w:r>
       <w:r>
         <w:rPr>
@@ -2788,30 +2910,7 @@
           <w:i w:val="0"/>
           <w:sz w:val="22"/>
         </w:rPr>
-        <w:t xml:space="preserve"> Первая…</w:t>
-      </w:r>
-    </w:p>
-    <w:p>
-      <w:pPr>
-        <w:spacing w:before="0" w:after="110" w:line="300" w:lineRule="auto"/>
-      </w:pPr>
-      <w:r>
-        <w:rPr>
-          <w:rFonts w:ascii="Times New Roman" w:hAnsi="Times New Roman" w:eastAsia="Malgun Gothic"/>
-          <w:b/>
-          <w:i w:val="0"/>
-          <w:sz w:val="22"/>
-        </w:rPr>
-        <w:t xml:space="preserve">Анна: </w:t>
-      </w:r>
-      <w:r>
-        <w:rPr>
-          <w:rFonts w:ascii="Times New Roman" w:hAnsi="Times New Roman" w:eastAsia="Malgun Gothic"/>
-          <w:b w:val="0"/>
-          <w:i w:val="0"/>
-          <w:sz w:val="22"/>
-        </w:rPr>
-        <w:t xml:space="preserve">И за отца проголосовала бы, если бы можно было. </w:t>
+        <w:t xml:space="preserve"> Меня двадцать два года прессуют, Алексей Николаевич. Я уже привыкла. </w:t>
       </w:r>
       <w:r>
         <w:rPr>
@@ -2821,7 +2920,7 @@
           <w:color w:val="555555"/>
           <w:sz w:val="22"/>
         </w:rPr>
-        <w:t>(пауза, тише)</w:t>
+        <w:t>(у двери)</w:t>
       </w:r>
       <w:r>
         <w:rPr>
@@ -2830,7 +2929,7 @@
           <w:i w:val="0"/>
           <w:sz w:val="22"/>
         </w:rPr>
-        <w:t xml:space="preserve"> Я ему сказала. Там, на кладбище, в понедельник. Сказала, что наш сын — губернатор.</w:t>
+        <w:t xml:space="preserve"> Коды действуют до завтрашнего утра. Потом их сменят. Так что поторопитесь.</w:t>
       </w:r>
     </w:p>
     <w:p>
@@ -2844,30 +2943,7 @@
           <w:i w:val="0"/>
           <w:sz w:val="22"/>
         </w:rPr>
-        <w:t xml:space="preserve">Лёша: </w:t>
-      </w:r>
-      <w:r>
-        <w:rPr>
-          <w:rFonts w:ascii="Times New Roman" w:hAnsi="Times New Roman" w:eastAsia="Malgun Gothic"/>
-          <w:b w:val="0"/>
-          <w:i w:val="0"/>
-          <w:sz w:val="22"/>
-        </w:rPr>
-        <w:t>Мам, переезжай ко мне. В городе, рядом. Я не хочу, чтобы ты одна жила на той улице.</w:t>
-      </w:r>
-    </w:p>
-    <w:p>
-      <w:pPr>
-        <w:spacing w:before="0" w:after="110" w:line="300" w:lineRule="auto"/>
-      </w:pPr>
-      <w:r>
-        <w:rPr>
-          <w:rFonts w:ascii="Times New Roman" w:hAnsi="Times New Roman" w:eastAsia="Malgun Gothic"/>
-          <w:b/>
-          <w:i w:val="0"/>
-          <w:sz w:val="22"/>
-        </w:rPr>
-        <w:t xml:space="preserve">Анна: </w:t>
+        <w:t xml:space="preserve">Катя: </w:t>
       </w:r>
       <w:r>
         <w:rPr>
@@ -2877,7 +2953,7 @@
           <w:color w:val="555555"/>
           <w:sz w:val="22"/>
         </w:rPr>
-        <w:t>(качает головой)</w:t>
+        <w:t>(хватает папку)</w:t>
       </w:r>
       <w:r>
         <w:rPr>
@@ -2886,7 +2962,7 @@
           <w:i w:val="0"/>
           <w:sz w:val="22"/>
         </w:rPr>
-        <w:t xml:space="preserve"> Нет, Лёша. Это наш с отцом дом. Если я уеду, они решат, что выгнали меня. Я останусь. Пусть смотрят на меня каждый день.</w:t>
+        <w:t xml:space="preserve"> Сейчас же к айтишникам.</w:t>
       </w:r>
     </w:p>
     <w:p>
@@ -2900,30 +2976,7 @@
           <w:i w:val="0"/>
           <w:sz w:val="22"/>
         </w:rPr>
-        <w:t xml:space="preserve">Лёша: </w:t>
-      </w:r>
-      <w:r>
-        <w:rPr>
-          <w:rFonts w:ascii="Times New Roman" w:hAnsi="Times New Roman" w:eastAsia="Malgun Gothic"/>
-          <w:b w:val="0"/>
-          <w:i w:val="0"/>
-          <w:sz w:val="22"/>
-        </w:rPr>
-        <w:t>Тогда я буду приезжать. Каждое воскресенье.</w:t>
-      </w:r>
-    </w:p>
-    <w:p>
-      <w:pPr>
-        <w:spacing w:before="0" w:after="110" w:line="300" w:lineRule="auto"/>
-      </w:pPr>
-      <w:r>
-        <w:rPr>
-          <w:rFonts w:ascii="Times New Roman" w:hAnsi="Times New Roman" w:eastAsia="Malgun Gothic"/>
-          <w:b/>
-          <w:i w:val="0"/>
-          <w:sz w:val="22"/>
-        </w:rPr>
-        <w:t xml:space="preserve">Анна: </w:t>
+        <w:t xml:space="preserve">Катя: </w:t>
       </w:r>
       <w:r>
         <w:rPr>
@@ -2933,7 +2986,7 @@
           <w:color w:val="555555"/>
           <w:sz w:val="22"/>
         </w:rPr>
-        <w:t>(с сомнением)</w:t>
+        <w:t>(когда она уходит)</w:t>
       </w:r>
       <w:r>
         <w:rPr>
@@ -2942,7 +2995,7 @@
           <w:i w:val="0"/>
           <w:sz w:val="22"/>
         </w:rPr>
-        <w:t xml:space="preserve"> Каждое? Губернатор?</w:t>
+        <w:t xml:space="preserve"> Одна из трети.</w:t>
       </w:r>
     </w:p>
     <w:p>
@@ -2965,7 +3018,7 @@
           <w:i w:val="0"/>
           <w:sz w:val="22"/>
         </w:rPr>
-        <w:t>Каждое, мам. Даже если придётся проводить совещания у тебя на кухне.</w:t>
+        <w:t>Катя, а жалованье выплатим?</w:t>
       </w:r>
     </w:p>
     <w:p>
@@ -2979,7 +3032,7 @@
           <w:i w:val="0"/>
           <w:sz w:val="22"/>
         </w:rPr>
-        <w:t xml:space="preserve">Анна: </w:t>
+        <w:t xml:space="preserve">Катя: </w:t>
       </w:r>
       <w:r>
         <w:rPr>
@@ -2988,37 +3041,7 @@
           <w:i w:val="0"/>
           <w:sz w:val="22"/>
         </w:rPr>
-        <w:t>Ну тогда я буду печь пироги на всё правительство. С капустой. Отец их любил.</w:t>
-      </w:r>
-    </w:p>
-    <w:p>
-      <w:pPr>
-        <w:keepNext/>
-        <w:spacing w:before="320" w:after="140"/>
-      </w:pPr>
-      <w:r>
-        <w:rPr>
-          <w:rFonts w:ascii="Times New Roman" w:hAnsi="Times New Roman" w:eastAsia="Malgun Gothic"/>
-          <w:b/>
-          <w:i w:val="0"/>
-          <w:color w:val="1F3864"/>
-          <w:sz w:val="26"/>
-        </w:rPr>
-        <w:t>장면 10 — 마무리, 파벨과의 통화</w:t>
-      </w:r>
-    </w:p>
-    <w:p>
-      <w:pPr>
-        <w:spacing w:before="0" w:after="110" w:line="300" w:lineRule="auto"/>
-      </w:pPr>
-      <w:r>
-        <w:rPr>
-          <w:rFonts w:ascii="Times New Roman" w:hAnsi="Times New Roman" w:eastAsia="Malgun Gothic"/>
-          <w:b/>
-          <w:i w:val="0"/>
-          <w:sz w:val="22"/>
-        </w:rPr>
-        <w:t xml:space="preserve">Павел: </w:t>
+        <w:t xml:space="preserve">С этими кодами — да. В срок. </w:t>
       </w:r>
       <w:r>
         <w:rPr>
@@ -3028,7 +3051,7 @@
           <w:color w:val="555555"/>
           <w:sz w:val="22"/>
         </w:rPr>
-        <w:t>(по телефону, под подпиской о невыезде)</w:t>
+        <w:t>(листает)</w:t>
       </w:r>
       <w:r>
         <w:rPr>
@@ -3037,7 +3060,7 @@
           <w:i w:val="0"/>
           <w:sz w:val="22"/>
         </w:rPr>
-        <w:t xml:space="preserve"> Поздравляю, губернатор!</w:t>
+        <w:t xml:space="preserve"> Алексей Николаевич, три договора задним числом… Это же аренда областных земель. На сорок девять лет. Подписано позавчера.</w:t>
       </w:r>
     </w:p>
     <w:p>
@@ -3052,167 +3075,6 @@
           <w:sz w:val="22"/>
         </w:rPr>
         <w:t xml:space="preserve">Лёша: </w:t>
-      </w:r>
-      <w:r>
-        <w:rPr>
-          <w:rFonts w:ascii="Times New Roman" w:hAnsi="Times New Roman" w:eastAsia="Malgun Gothic"/>
-          <w:b w:val="0"/>
-          <w:i w:val="0"/>
-          <w:sz w:val="22"/>
-        </w:rPr>
-        <w:t>Спасибо, Паша. Как твоё дело?</w:t>
-      </w:r>
-    </w:p>
-    <w:p>
-      <w:pPr>
-        <w:spacing w:before="0" w:after="110" w:line="300" w:lineRule="auto"/>
-      </w:pPr>
-      <w:r>
-        <w:rPr>
-          <w:rFonts w:ascii="Times New Roman" w:hAnsi="Times New Roman" w:eastAsia="Malgun Gothic"/>
-          <w:b/>
-          <w:i w:val="0"/>
-          <w:sz w:val="22"/>
-        </w:rPr>
-        <w:t xml:space="preserve">Павел: </w:t>
-      </w:r>
-      <w:r>
-        <w:rPr>
-          <w:rFonts w:ascii="Times New Roman" w:hAnsi="Times New Roman" w:eastAsia="Malgun Gothic"/>
-          <w:b w:val="0"/>
-          <w:i w:val="0"/>
-          <w:sz w:val="22"/>
-        </w:rPr>
-        <w:t>Суд через две недели. Инна Сергеевна настроена оптимистично — скорее всего, условный срок.</w:t>
-      </w:r>
-    </w:p>
-    <w:p>
-      <w:pPr>
-        <w:spacing w:before="0" w:after="110" w:line="300" w:lineRule="auto"/>
-      </w:pPr>
-      <w:r>
-        <w:rPr>
-          <w:rFonts w:ascii="Times New Roman" w:hAnsi="Times New Roman" w:eastAsia="Malgun Gothic"/>
-          <w:b/>
-          <w:i w:val="0"/>
-          <w:sz w:val="22"/>
-        </w:rPr>
-        <w:t xml:space="preserve">Лёша: </w:t>
-      </w:r>
-      <w:r>
-        <w:rPr>
-          <w:rFonts w:ascii="Times New Roman" w:hAnsi="Times New Roman" w:eastAsia="Malgun Gothic"/>
-          <w:b w:val="0"/>
-          <w:i w:val="0"/>
-          <w:sz w:val="22"/>
-        </w:rPr>
-        <w:t>Сделаю всё, что в моих силах. В рамках закона.</w:t>
-      </w:r>
-    </w:p>
-    <w:p>
-      <w:pPr>
-        <w:spacing w:before="0" w:after="110" w:line="300" w:lineRule="auto"/>
-      </w:pPr>
-      <w:r>
-        <w:rPr>
-          <w:rFonts w:ascii="Times New Roman" w:hAnsi="Times New Roman" w:eastAsia="Malgun Gothic"/>
-          <w:b/>
-          <w:i w:val="0"/>
-          <w:sz w:val="22"/>
-        </w:rPr>
-        <w:t xml:space="preserve">Павел: </w:t>
-      </w:r>
-      <w:r>
-        <w:rPr>
-          <w:rFonts w:ascii="Times New Roman" w:hAnsi="Times New Roman" w:eastAsia="Malgun Gothic"/>
-          <w:b w:val="0"/>
-          <w:i w:val="0"/>
-          <w:sz w:val="22"/>
-        </w:rPr>
-        <w:t>Маша смеётся, что ты теперь мой начальник. Губернатор, а я — подследственный в твоей области.</w:t>
-      </w:r>
-    </w:p>
-    <w:p>
-      <w:pPr>
-        <w:spacing w:before="0" w:after="110" w:line="300" w:lineRule="auto"/>
-      </w:pPr>
-      <w:r>
-        <w:rPr>
-          <w:rFonts w:ascii="Times New Roman" w:hAnsi="Times New Roman" w:eastAsia="Malgun Gothic"/>
-          <w:b/>
-          <w:i w:val="0"/>
-          <w:sz w:val="22"/>
-        </w:rPr>
-        <w:t xml:space="preserve">Лёша: </w:t>
-      </w:r>
-      <w:r>
-        <w:rPr>
-          <w:rFonts w:ascii="Times New Roman" w:hAnsi="Times New Roman" w:eastAsia="Malgun Gothic"/>
-          <w:b w:val="0"/>
-          <w:i w:val="0"/>
-          <w:sz w:val="22"/>
-        </w:rPr>
-        <w:t>Скажи Маше, что я ничей не начальник. Особенно твой.</w:t>
-      </w:r>
-    </w:p>
-    <w:p>
-      <w:pPr>
-        <w:spacing w:before="0" w:after="110" w:line="300" w:lineRule="auto"/>
-      </w:pPr>
-      <w:r>
-        <w:rPr>
-          <w:rFonts w:ascii="Times New Roman" w:hAnsi="Times New Roman" w:eastAsia="Malgun Gothic"/>
-          <w:b/>
-          <w:i w:val="0"/>
-          <w:sz w:val="22"/>
-        </w:rPr>
-        <w:t xml:space="preserve">Павел: </w:t>
-      </w:r>
-      <w:r>
-        <w:rPr>
-          <w:rFonts w:ascii="Times New Roman" w:hAnsi="Times New Roman" w:eastAsia="Malgun Gothic"/>
-          <w:b w:val="0"/>
-          <w:i w:val="0"/>
-          <w:sz w:val="22"/>
-        </w:rPr>
-        <w:t>Знаю, что ты не станешь злоупотреблять положением ради меня, Лёша. И не надо. Не используй власть для меня. Я готов принять то, что заслужил, каким бы ни было решение суда.</w:t>
-      </w:r>
-    </w:p>
-    <w:p>
-      <w:pPr>
-        <w:spacing w:before="0" w:after="110" w:line="300" w:lineRule="auto"/>
-      </w:pPr>
-      <w:r>
-        <w:rPr>
-          <w:rFonts w:ascii="Times New Roman" w:hAnsi="Times New Roman" w:eastAsia="Malgun Gothic"/>
-          <w:b/>
-          <w:i w:val="0"/>
-          <w:sz w:val="22"/>
-        </w:rPr>
-        <w:t xml:space="preserve">Лёша: </w:t>
-      </w:r>
-      <w:r>
-        <w:rPr>
-          <w:rFonts w:ascii="Times New Roman" w:hAnsi="Times New Roman" w:eastAsia="Malgun Gothic"/>
-          <w:b w:val="0"/>
-          <w:i w:val="0"/>
-          <w:sz w:val="22"/>
-        </w:rPr>
-        <w:t>Крылов предлагал мне «реализм» — мягкость для тебя в обмен на что-то потом. Я отказался, Паша.</w:t>
-      </w:r>
-    </w:p>
-    <w:p>
-      <w:pPr>
-        <w:spacing w:before="0" w:after="110" w:line="300" w:lineRule="auto"/>
-      </w:pPr>
-      <w:r>
-        <w:rPr>
-          <w:rFonts w:ascii="Times New Roman" w:hAnsi="Times New Roman" w:eastAsia="Malgun Gothic"/>
-          <w:b/>
-          <w:i w:val="0"/>
-          <w:sz w:val="22"/>
-        </w:rPr>
-        <w:t xml:space="preserve">Павел: </w:t>
       </w:r>
       <w:r>
         <w:rPr>
@@ -3222,7 +3084,7 @@
           <w:color w:val="555555"/>
           <w:sz w:val="22"/>
         </w:rPr>
-        <w:t>(облегчённо смеётся)</w:t>
+        <w:t>(холодно)</w:t>
       </w:r>
       <w:r>
         <w:rPr>
@@ -3231,7 +3093,7 @@
           <w:i w:val="0"/>
           <w:sz w:val="22"/>
         </w:rPr>
-        <w:t xml:space="preserve"> Слава богу! Если бы согласился — я бы сам попросил прокурора добавить мне срок!</w:t>
+        <w:t xml:space="preserve"> Значит, первым делом — в прокуратуру. И в газету. В один день.</w:t>
       </w:r>
     </w:p>
     <w:p>
@@ -3246,6 +3108,45 @@
           <w:sz w:val="22"/>
         </w:rPr>
         <w:t xml:space="preserve">Лёша: </w:t>
+      </w:r>
+      <w:r>
+        <w:rPr>
+          <w:rFonts w:ascii="Times New Roman" w:hAnsi="Times New Roman" w:eastAsia="Malgun Gothic"/>
+          <w:b w:val="0"/>
+          <w:i w:val="0"/>
+          <w:sz w:val="22"/>
+        </w:rPr>
+        <w:t>Первая из трети, Катя.</w:t>
+      </w:r>
+    </w:p>
+    <w:p>
+      <w:pPr>
+        <w:keepNext/>
+        <w:spacing w:before="320" w:after="140"/>
+      </w:pPr>
+      <w:r>
+        <w:rPr>
+          <w:rFonts w:ascii="Times New Roman" w:hAnsi="Times New Roman" w:eastAsia="Malgun Gothic"/>
+          <w:b/>
+          <w:i w:val="0"/>
+          <w:color w:val="1F3864"/>
+          <w:sz w:val="26"/>
+        </w:rPr>
+        <w:t>장면 8 — 취임 전날 밤, 연설문</w:t>
+      </w:r>
+    </w:p>
+    <w:p>
+      <w:pPr>
+        <w:spacing w:before="0" w:after="110" w:line="300" w:lineRule="auto"/>
+      </w:pPr>
+      <w:r>
+        <w:rPr>
+          <w:rFonts w:ascii="Times New Roman" w:hAnsi="Times New Roman" w:eastAsia="Malgun Gothic"/>
+          <w:b/>
+          <w:i w:val="0"/>
+          <w:sz w:val="22"/>
+        </w:rPr>
+        <w:t xml:space="preserve">Гребенщиков: </w:t>
       </w:r>
       <w:r>
         <w:rPr>
@@ -3255,7 +3156,7 @@
           <w:color w:val="555555"/>
           <w:sz w:val="22"/>
         </w:rPr>
-        <w:t>(пауза)</w:t>
+        <w:t>(с распечаткой в руках)</w:t>
       </w:r>
       <w:r>
         <w:rPr>
@@ -3264,7 +3165,7 @@
           <w:i w:val="0"/>
           <w:sz w:val="22"/>
         </w:rPr>
-        <w:t xml:space="preserve"> Паша, ты уже заслужил куда больше прощения, чем сам думаешь.</w:t>
+        <w:t xml:space="preserve"> Алексей Николаевич, семь страниц. Это не инаугурационная речь, это доклад в облсовете.</w:t>
       </w:r>
     </w:p>
     <w:p>
@@ -3278,7 +3179,30 @@
           <w:i w:val="0"/>
           <w:sz w:val="22"/>
         </w:rPr>
-        <w:t xml:space="preserve">Павел: </w:t>
+        <w:t xml:space="preserve">Лёша: </w:t>
+      </w:r>
+      <w:r>
+        <w:rPr>
+          <w:rFonts w:ascii="Times New Roman" w:hAnsi="Times New Roman" w:eastAsia="Malgun Gothic"/>
+          <w:b w:val="0"/>
+          <w:i w:val="0"/>
+          <w:sz w:val="22"/>
+        </w:rPr>
+        <w:t>Знаю. Вычёркивайте.</w:t>
+      </w:r>
+    </w:p>
+    <w:p>
+      <w:pPr>
+        <w:spacing w:before="0" w:after="110" w:line="300" w:lineRule="auto"/>
+      </w:pPr>
+      <w:r>
+        <w:rPr>
+          <w:rFonts w:ascii="Times New Roman" w:hAnsi="Times New Roman" w:eastAsia="Malgun Gothic"/>
+          <w:b/>
+          <w:i w:val="0"/>
+          <w:sz w:val="22"/>
+        </w:rPr>
+        <w:t xml:space="preserve">Гребенщиков: </w:t>
       </w:r>
       <w:r>
         <w:rPr>
@@ -3288,7 +3212,7 @@
           <w:color w:val="555555"/>
           <w:sz w:val="22"/>
         </w:rPr>
-        <w:t>(тихо)</w:t>
+        <w:t>(вычёркивает карандашом)</w:t>
       </w:r>
       <w:r>
         <w:rPr>
@@ -3297,7 +3221,7 @@
           <w:i w:val="0"/>
           <w:sz w:val="22"/>
         </w:rPr>
-        <w:t xml:space="preserve"> И ещё… Маша родила. Позавчера. Сын.</w:t>
+        <w:t xml:space="preserve"> Программа по дорогам — в пресс-релиз. Цифры по бюджету — в пресс-релиз. Благодарности партнёрам — вообще никто не слушает.</w:t>
       </w:r>
     </w:p>
     <w:p>
@@ -3311,7 +3235,53 @@
           <w:i w:val="0"/>
           <w:sz w:val="22"/>
         </w:rPr>
+        <w:t xml:space="preserve">Катя: </w:t>
+      </w:r>
+      <w:r>
+        <w:rPr>
+          <w:rFonts w:ascii="Times New Roman" w:hAnsi="Times New Roman" w:eastAsia="Malgun Gothic"/>
+          <w:b w:val="0"/>
+          <w:i w:val="0"/>
+          <w:sz w:val="22"/>
+        </w:rPr>
+        <w:t>А про Дарью Игоревну? Оставляем?</w:t>
+      </w:r>
+    </w:p>
+    <w:p>
+      <w:pPr>
+        <w:spacing w:before="0" w:after="110" w:line="300" w:lineRule="auto"/>
+      </w:pPr>
+      <w:r>
+        <w:rPr>
+          <w:rFonts w:ascii="Times New Roman" w:hAnsi="Times New Roman" w:eastAsia="Malgun Gothic"/>
+          <w:b/>
+          <w:i w:val="0"/>
+          <w:sz w:val="22"/>
+        </w:rPr>
         <w:t xml:space="preserve">Лёша: </w:t>
+      </w:r>
+      <w:r>
+        <w:rPr>
+          <w:rFonts w:ascii="Times New Roman" w:hAnsi="Times New Roman" w:eastAsia="Malgun Gothic"/>
+          <w:b w:val="0"/>
+          <w:i w:val="0"/>
+          <w:sz w:val="22"/>
+        </w:rPr>
+        <w:t>Оставляем. Одну фразу. Что её место пустует, пока мы не узнаем правду.</w:t>
+      </w:r>
+    </w:p>
+    <w:p>
+      <w:pPr>
+        <w:spacing w:before="0" w:after="110" w:line="300" w:lineRule="auto"/>
+      </w:pPr>
+      <w:r>
+        <w:rPr>
+          <w:rFonts w:ascii="Times New Roman" w:hAnsi="Times New Roman" w:eastAsia="Malgun Gothic"/>
+          <w:b/>
+          <w:i w:val="0"/>
+          <w:sz w:val="22"/>
+        </w:rPr>
+        <w:t xml:space="preserve">Гребенщиков: </w:t>
       </w:r>
       <w:r>
         <w:rPr>
@@ -3321,7 +3291,7 @@
           <w:color w:val="555555"/>
           <w:sz w:val="22"/>
         </w:rPr>
-        <w:t>(впервые за день по-настоящему улыбается)</w:t>
+        <w:t>(осторожно)</w:t>
       </w:r>
       <w:r>
         <w:rPr>
@@ -3330,7 +3300,7 @@
           <w:i w:val="0"/>
           <w:sz w:val="22"/>
         </w:rPr>
-        <w:t xml:space="preserve"> Паша! Поздравляю! Почему молчал?</w:t>
+        <w:t xml:space="preserve"> Вас обвинят в пиаре на беде.</w:t>
       </w:r>
     </w:p>
     <w:p>
@@ -3344,7 +3314,76 @@
           <w:i w:val="0"/>
           <w:sz w:val="22"/>
         </w:rPr>
-        <w:t xml:space="preserve">Павел: </w:t>
+        <w:t xml:space="preserve">Лёша: </w:t>
+      </w:r>
+      <w:r>
+        <w:rPr>
+          <w:rFonts w:ascii="Times New Roman" w:hAnsi="Times New Roman" w:eastAsia="Malgun Gothic"/>
+          <w:b w:val="0"/>
+          <w:i w:val="0"/>
+          <w:sz w:val="22"/>
+        </w:rPr>
+        <w:t>Пусть обвиняют, Анатолий Викторович. Если я промолчу, её забудут через месяц. Скажу — не забудут хотя бы в этом зале.</w:t>
+      </w:r>
+    </w:p>
+    <w:p>
+      <w:pPr>
+        <w:spacing w:before="0" w:after="110" w:line="300" w:lineRule="auto"/>
+      </w:pPr>
+      <w:r>
+        <w:rPr>
+          <w:rFonts w:ascii="Times New Roman" w:hAnsi="Times New Roman" w:eastAsia="Malgun Gothic"/>
+          <w:b/>
+          <w:i w:val="0"/>
+          <w:sz w:val="22"/>
+        </w:rPr>
+        <w:t xml:space="preserve">Катя: </w:t>
+      </w:r>
+      <w:r>
+        <w:rPr>
+          <w:rFonts w:ascii="Times New Roman" w:hAnsi="Times New Roman" w:eastAsia="Malgun Gothic"/>
+          <w:b w:val="0"/>
+          <w:i w:val="0"/>
+          <w:sz w:val="22"/>
+        </w:rPr>
+        <w:t>А Чехов? Вы три раза вписывали и три раза вычёркивали.</w:t>
+      </w:r>
+    </w:p>
+    <w:p>
+      <w:pPr>
+        <w:spacing w:before="0" w:after="110" w:line="300" w:lineRule="auto"/>
+      </w:pPr>
+      <w:r>
+        <w:rPr>
+          <w:rFonts w:ascii="Times New Roman" w:hAnsi="Times New Roman" w:eastAsia="Malgun Gothic"/>
+          <w:b/>
+          <w:i w:val="0"/>
+          <w:sz w:val="22"/>
+        </w:rPr>
+        <w:t xml:space="preserve">Лёша: </w:t>
+      </w:r>
+      <w:r>
+        <w:rPr>
+          <w:rFonts w:ascii="Times New Roman" w:hAnsi="Times New Roman" w:eastAsia="Malgun Gothic"/>
+          <w:b w:val="0"/>
+          <w:i w:val="0"/>
+          <w:sz w:val="22"/>
+        </w:rPr>
+        <w:t>Вписываю в четвёртый. Про раба по капле. Отец эту строчку знал — говорил, что её надо читать каждому, кто впервые получает начальственный кабинет.</w:t>
+      </w:r>
+    </w:p>
+    <w:p>
+      <w:pPr>
+        <w:spacing w:before="0" w:after="110" w:line="300" w:lineRule="auto"/>
+      </w:pPr>
+      <w:r>
+        <w:rPr>
+          <w:rFonts w:ascii="Times New Roman" w:hAnsi="Times New Roman" w:eastAsia="Malgun Gothic"/>
+          <w:b/>
+          <w:i w:val="0"/>
+          <w:sz w:val="22"/>
+        </w:rPr>
+        <w:t xml:space="preserve">Гребенщиков: </w:t>
       </w:r>
       <w:r>
         <w:rPr>
@@ -3354,7 +3393,7 @@
           <w:color w:val="555555"/>
           <w:sz w:val="22"/>
         </w:rPr>
-        <w:t>(смущённо)</w:t>
+        <w:t>(улыбается впервые за вечер)</w:t>
       </w:r>
       <w:r>
         <w:rPr>
@@ -3363,7 +3402,7 @@
           <w:i w:val="0"/>
           <w:sz w:val="22"/>
         </w:rPr>
-        <w:t xml:space="preserve"> Три двести. Кричит так, что соседи стучат по батарее. Маша говорит — весь в меня.</w:t>
+        <w:t xml:space="preserve"> Мудрый был человек ваш отец. Оставляем. Итого — две страницы. Идеально.</w:t>
       </w:r>
     </w:p>
     <w:p>
@@ -3377,7 +3416,7 @@
           <w:i w:val="0"/>
           <w:sz w:val="22"/>
         </w:rPr>
-        <w:t xml:space="preserve">Лёша: </w:t>
+        <w:t xml:space="preserve">Катя: </w:t>
       </w:r>
       <w:r>
         <w:rPr>
@@ -3386,7 +3425,7 @@
           <w:i w:val="0"/>
           <w:sz w:val="22"/>
         </w:rPr>
-        <w:t>Имя уже придумали?</w:t>
+        <w:t>Я распечатаю крупным шрифтом. Чтобы не сбились.</w:t>
       </w:r>
     </w:p>
     <w:p>
@@ -3400,7 +3439,7 @@
           <w:i w:val="0"/>
           <w:sz w:val="22"/>
         </w:rPr>
-        <w:t xml:space="preserve">Павел: </w:t>
+        <w:t xml:space="preserve">Лёша: </w:t>
       </w:r>
       <w:r>
         <w:rPr>
@@ -3409,53 +3448,23 @@
           <w:i w:val="0"/>
           <w:sz w:val="22"/>
         </w:rPr>
-        <w:t>Спорим. Маша хочет одно, я — другое. Пусть пока просто будет — «сын».</w:t>
+        <w:t>Катя, если собьюсь, значит, так и надо было.</w:t>
       </w:r>
     </w:p>
     <w:p>
       <w:pPr>
-        <w:spacing w:before="0" w:after="110" w:line="300" w:lineRule="auto"/>
+        <w:keepNext/>
+        <w:spacing w:before="320" w:after="140"/>
       </w:pPr>
       <w:r>
         <w:rPr>
           <w:rFonts w:ascii="Times New Roman" w:hAnsi="Times New Roman" w:eastAsia="Malgun Gothic"/>
           <w:b/>
           <w:i w:val="0"/>
-          <w:sz w:val="22"/>
-        </w:rPr>
-        <w:t xml:space="preserve">Павел: </w:t>
-      </w:r>
-      <w:r>
-        <w:rPr>
-          <w:rFonts w:ascii="Times New Roman" w:hAnsi="Times New Roman" w:eastAsia="Malgun Gothic"/>
-          <w:b w:val="0"/>
-          <w:i w:val="0"/>
-          <w:sz w:val="22"/>
-        </w:rPr>
-        <w:t>Не хотел перебивать тебе инаугурацию. Приедешь посмотреть?</w:t>
-      </w:r>
-    </w:p>
-    <w:p>
-      <w:pPr>
-        <w:spacing w:before="0" w:after="110" w:line="300" w:lineRule="auto"/>
-      </w:pPr>
-      <w:r>
-        <w:rPr>
-          <w:rFonts w:ascii="Times New Roman" w:hAnsi="Times New Roman" w:eastAsia="Malgun Gothic"/>
-          <w:b/>
-          <w:i w:val="0"/>
-          <w:sz w:val="22"/>
-        </w:rPr>
-        <w:t xml:space="preserve">Лёша: </w:t>
-      </w:r>
-      <w:r>
-        <w:rPr>
-          <w:rFonts w:ascii="Times New Roman" w:hAnsi="Times New Roman" w:eastAsia="Malgun Gothic"/>
-          <w:b w:val="0"/>
-          <w:i w:val="0"/>
-          <w:sz w:val="22"/>
-        </w:rPr>
-        <w:t>Приеду. В первые же выходные.</w:t>
+          <w:color w:val="1F3864"/>
+          <w:sz w:val="26"/>
+        </w:rPr>
+        <w:t>장면 9 — 취임식</w:t>
       </w:r>
     </w:p>
     <w:p>
@@ -3479,7 +3488,7 @@
           <w:color w:val="555555"/>
           <w:sz w:val="22"/>
         </w:rPr>
-        <w:t>(себе, после звонка, глядя на пустой кабинет губернатора)</w:t>
+        <w:t>(перед залом во время инаугурации)</w:t>
       </w:r>
       <w:r>
         <w:rPr>
@@ -3488,11 +3497,138 @@
           <w:i w:val="0"/>
           <w:sz w:val="22"/>
         </w:rPr>
-        <w:t xml:space="preserve"> Ну что, Виктор Петрович. Вот я и на новом месте. Осторожно, как вы говорили. Но вперёд.</w:t>
+        <w:t xml:space="preserve"> Спасибо всем, кто здесь сегодня. И спасибо тем, кого здесь нет, — Виктору Петровичу Быкову, моему отцу Николаю Фёдоровичу, Дарье, чьё место я буду держать пустым, пока не узнаю правду.</w:t>
       </w:r>
     </w:p>
     <w:p>
       <w:pPr>
+        <w:spacing w:before="0" w:after="110" w:line="300" w:lineRule="auto"/>
+      </w:pPr>
+      <w:r>
+        <w:rPr>
+          <w:rFonts w:ascii="Times New Roman" w:hAnsi="Times New Roman" w:eastAsia="Malgun Gothic"/>
+          <w:b/>
+          <w:i w:val="0"/>
+          <w:sz w:val="22"/>
+        </w:rPr>
+        <w:t xml:space="preserve">Лёша: </w:t>
+      </w:r>
+      <w:r>
+        <w:rPr>
+          <w:rFonts w:ascii="Times New Roman" w:hAnsi="Times New Roman" w:eastAsia="Malgun Gothic"/>
+          <w:b w:val="0"/>
+          <w:i w:val="0"/>
+          <w:sz w:val="22"/>
+        </w:rPr>
+        <w:t>Чехов писал в письме Суворину о молодом человеке, который «выдавливает из себя по каплям раба». Много лет наша область жила так же — по капле выдавливая страх: страх говорить правду, страх защищать свою землю, страх поддержать своего кандидата вслух.</w:t>
+      </w:r>
+    </w:p>
+    <w:p>
+      <w:pPr>
+        <w:spacing w:before="0" w:after="110" w:line="300" w:lineRule="auto"/>
+      </w:pPr>
+      <w:r>
+        <w:rPr>
+          <w:rFonts w:ascii="Times New Roman" w:hAnsi="Times New Roman" w:eastAsia="Malgun Gothic"/>
+          <w:b/>
+          <w:i w:val="0"/>
+          <w:sz w:val="22"/>
+        </w:rPr>
+        <w:t xml:space="preserve">Лёша: </w:t>
+      </w:r>
+      <w:r>
+        <w:rPr>
+          <w:rFonts w:ascii="Times New Roman" w:hAnsi="Times New Roman" w:eastAsia="Malgun Gothic"/>
+          <w:b w:val="0"/>
+          <w:i w:val="0"/>
+          <w:sz w:val="22"/>
+        </w:rPr>
+        <w:t>Сегодня эти капли стали рекой. Обещаю: приложу все силы, чтобы эта река не пересохла — что бы ни пытались сделать из Москвы, чтобы её перекрыть.</w:t>
+      </w:r>
+    </w:p>
+    <w:p>
+      <w:pPr>
+        <w:spacing w:before="0" w:after="110" w:line="300" w:lineRule="auto"/>
+      </w:pPr>
+      <w:r>
+        <w:rPr>
+          <w:rFonts w:ascii="Times New Roman" w:hAnsi="Times New Roman" w:eastAsia="Malgun Gothic"/>
+          <w:b w:val="0"/>
+          <w:i/>
+          <w:color w:val="555555"/>
+          <w:sz w:val="22"/>
+        </w:rPr>
+        <w:t>(зал взрывается овациями)</w:t>
+      </w:r>
+    </w:p>
+    <w:p>
+      <w:pPr>
+        <w:spacing w:before="0" w:after="110" w:line="300" w:lineRule="auto"/>
+      </w:pPr>
+      <w:r>
+        <w:rPr>
+          <w:rFonts w:ascii="Times New Roman" w:hAnsi="Times New Roman" w:eastAsia="Malgun Gothic"/>
+          <w:b/>
+          <w:i w:val="0"/>
+          <w:sz w:val="22"/>
+        </w:rPr>
+        <w:t xml:space="preserve">Гребенщиков: </w:t>
+      </w:r>
+      <w:r>
+        <w:rPr>
+          <w:rFonts w:ascii="Times New Roman" w:hAnsi="Times New Roman" w:eastAsia="Malgun Gothic"/>
+          <w:b w:val="0"/>
+          <w:i/>
+          <w:color w:val="555555"/>
+          <w:sz w:val="22"/>
+        </w:rPr>
+        <w:t>(Кате, в кулисах, тихо)</w:t>
+      </w:r>
+      <w:r>
+        <w:rPr>
+          <w:rFonts w:ascii="Times New Roman" w:hAnsi="Times New Roman" w:eastAsia="Malgun Gothic"/>
+          <w:b w:val="0"/>
+          <w:i w:val="0"/>
+          <w:sz w:val="22"/>
+        </w:rPr>
+        <w:t xml:space="preserve"> Он сказал «пустое место». Про неё. При всех.</w:t>
+      </w:r>
+    </w:p>
+    <w:p>
+      <w:pPr>
+        <w:spacing w:before="0" w:after="110" w:line="300" w:lineRule="auto"/>
+      </w:pPr>
+      <w:r>
+        <w:rPr>
+          <w:rFonts w:ascii="Times New Roman" w:hAnsi="Times New Roman" w:eastAsia="Malgun Gothic"/>
+          <w:b/>
+          <w:i w:val="0"/>
+          <w:sz w:val="22"/>
+        </w:rPr>
+        <w:t xml:space="preserve">Катя: </w:t>
+      </w:r>
+      <w:r>
+        <w:rPr>
+          <w:rFonts w:ascii="Times New Roman" w:hAnsi="Times New Roman" w:eastAsia="Malgun Gothic"/>
+          <w:b w:val="0"/>
+          <w:i/>
+          <w:color w:val="555555"/>
+          <w:sz w:val="22"/>
+        </w:rPr>
+        <w:t>(не отрывая глаз от сцены)</w:t>
+      </w:r>
+      <w:r>
+        <w:rPr>
+          <w:rFonts w:ascii="Times New Roman" w:hAnsi="Times New Roman" w:eastAsia="Malgun Gothic"/>
+          <w:b w:val="0"/>
+          <w:i w:val="0"/>
+          <w:sz w:val="22"/>
+        </w:rPr>
+        <w:t xml:space="preserve"> Он её место в штабе тоже держит пустым, Анатолий Викторович. Там её кружка стоит. Никто не трогает.</w:t>
+      </w:r>
+    </w:p>
+    <w:p>
+      <w:pPr>
         <w:keepNext/>
         <w:spacing w:before="320" w:after="140"/>
       </w:pPr>
@@ -3504,12 +3640,12 @@
           <w:color w:val="1F3864"/>
           <w:sz w:val="26"/>
         </w:rPr>
-        <w:t>핵심 문학 인용</w:t>
+        <w:t>장면 10 — 어머니와의 사적인 순간</w:t>
       </w:r>
     </w:p>
     <w:p>
       <w:pPr>
-        <w:spacing w:before="0" w:after="120"/>
+        <w:spacing w:before="0" w:after="110" w:line="300" w:lineRule="auto"/>
       </w:pPr>
       <w:r>
         <w:rPr>
@@ -3518,20 +3654,927 @@
           <w:i w:val="0"/>
           <w:sz w:val="22"/>
         </w:rPr>
-        <w:t>Чехов, письмо А. С. Суворину (7 января 1889): «выдавливает из себя по каплям раба»</w:t>
+        <w:t xml:space="preserve">Анна: </w:t>
       </w:r>
       <w:r>
         <w:rPr>
           <w:rFonts w:ascii="Times New Roman" w:hAnsi="Times New Roman" w:eastAsia="Malgun Gothic"/>
           <w:b w:val="0"/>
-          <w:i w:val="0"/>
-          <w:sz w:val="22"/>
-        </w:rPr>
-        <w:t xml:space="preserve"> — 한국어 해설: 체호프가 편지에서 자유인이 되어 가는 청년의 이야기를 권하며 쓴 표현. 취임 연설에서 료샤가 주민들이 한 방울씩 두려움을 짜내 왔고 오늘 그 방울이 강이 되었다고 말할 때 인용한다(장면 8).</w:t>
+          <w:i/>
+          <w:color w:val="555555"/>
+          <w:sz w:val="22"/>
+        </w:rPr>
+        <w:t>(обнимает сына после инаугурации)</w:t>
+      </w:r>
+      <w:r>
+        <w:rPr>
+          <w:rFonts w:ascii="Times New Roman" w:hAnsi="Times New Roman" w:eastAsia="Malgun Gothic"/>
+          <w:b w:val="0"/>
+          <w:i w:val="0"/>
+          <w:sz w:val="22"/>
+        </w:rPr>
+        <w:t xml:space="preserve"> Твой отец был бы так горд сегодня, Лёша.</w:t>
       </w:r>
     </w:p>
     <w:p>
       <w:pPr>
+        <w:spacing w:before="0" w:after="110" w:line="300" w:lineRule="auto"/>
+      </w:pPr>
+      <w:r>
+        <w:rPr>
+          <w:rFonts w:ascii="Times New Roman" w:hAnsi="Times New Roman" w:eastAsia="Malgun Gothic"/>
+          <w:b/>
+          <w:i w:val="0"/>
+          <w:sz w:val="22"/>
+        </w:rPr>
+        <w:t xml:space="preserve">Лёша: </w:t>
+      </w:r>
+      <w:r>
+        <w:rPr>
+          <w:rFonts w:ascii="Times New Roman" w:hAnsi="Times New Roman" w:eastAsia="Malgun Gothic"/>
+          <w:b w:val="0"/>
+          <w:i w:val="0"/>
+          <w:sz w:val="22"/>
+        </w:rPr>
+        <w:t>Мам, я всё жду, что вот-вот пойму, каково это — чувствовать победу. А чувствую только усталость и пустоту от того, что их нет рядом.</w:t>
+      </w:r>
+    </w:p>
+    <w:p>
+      <w:pPr>
+        <w:spacing w:before="0" w:after="110" w:line="300" w:lineRule="auto"/>
+      </w:pPr>
+      <w:r>
+        <w:rPr>
+          <w:rFonts w:ascii="Times New Roman" w:hAnsi="Times New Roman" w:eastAsia="Malgun Gothic"/>
+          <w:b/>
+          <w:i w:val="0"/>
+          <w:sz w:val="22"/>
+        </w:rPr>
+        <w:t xml:space="preserve">Анна: </w:t>
+      </w:r>
+      <w:r>
+        <w:rPr>
+          <w:rFonts w:ascii="Times New Roman" w:hAnsi="Times New Roman" w:eastAsia="Malgun Gothic"/>
+          <w:b w:val="0"/>
+          <w:i w:val="0"/>
+          <w:sz w:val="22"/>
+        </w:rPr>
+        <w:t>Победа редко ощущается так, как в кино, сынок. Отец рассказывал: когда он после тридцати восьми лет на заводе вышел на пенсию, тоже не почувствовал облегчения, которого ждал. Просто новый день с новыми заботами.</w:t>
+      </w:r>
+    </w:p>
+    <w:p>
+      <w:pPr>
+        <w:spacing w:before="0" w:after="110" w:line="300" w:lineRule="auto"/>
+      </w:pPr>
+      <w:r>
+        <w:rPr>
+          <w:rFonts w:ascii="Times New Roman" w:hAnsi="Times New Roman" w:eastAsia="Malgun Gothic"/>
+          <w:b/>
+          <w:i w:val="0"/>
+          <w:sz w:val="22"/>
+        </w:rPr>
+        <w:t xml:space="preserve">Лёша: </w:t>
+      </w:r>
+      <w:r>
+        <w:rPr>
+          <w:rFonts w:ascii="Times New Roman" w:hAnsi="Times New Roman" w:eastAsia="Malgun Gothic"/>
+          <w:b w:val="0"/>
+          <w:i w:val="0"/>
+          <w:sz w:val="22"/>
+        </w:rPr>
+        <w:t>Значит, так теперь будет всегда?</w:t>
+      </w:r>
+    </w:p>
+    <w:p>
+      <w:pPr>
+        <w:spacing w:before="0" w:after="110" w:line="300" w:lineRule="auto"/>
+      </w:pPr>
+      <w:r>
+        <w:rPr>
+          <w:rFonts w:ascii="Times New Roman" w:hAnsi="Times New Roman" w:eastAsia="Malgun Gothic"/>
+          <w:b/>
+          <w:i w:val="0"/>
+          <w:sz w:val="22"/>
+        </w:rPr>
+        <w:t xml:space="preserve">Анна: </w:t>
+      </w:r>
+      <w:r>
+        <w:rPr>
+          <w:rFonts w:ascii="Times New Roman" w:hAnsi="Times New Roman" w:eastAsia="Malgun Gothic"/>
+          <w:b w:val="0"/>
+          <w:i w:val="0"/>
+          <w:sz w:val="22"/>
+        </w:rPr>
+        <w:t>Наверное. Но это не значит, что не стоило бороться. Просто борьба продолжается в других формах.</w:t>
+      </w:r>
+    </w:p>
+    <w:p>
+      <w:pPr>
+        <w:spacing w:before="0" w:after="110" w:line="300" w:lineRule="auto"/>
+      </w:pPr>
+      <w:r>
+        <w:rPr>
+          <w:rFonts w:ascii="Times New Roman" w:hAnsi="Times New Roman" w:eastAsia="Malgun Gothic"/>
+          <w:b/>
+          <w:i w:val="0"/>
+          <w:sz w:val="22"/>
+        </w:rPr>
+        <w:t xml:space="preserve">Лёша: </w:t>
+      </w:r>
+      <w:r>
+        <w:rPr>
+          <w:rFonts w:ascii="Times New Roman" w:hAnsi="Times New Roman" w:eastAsia="Malgun Gothic"/>
+          <w:b w:val="0"/>
+          <w:i w:val="0"/>
+          <w:sz w:val="22"/>
+        </w:rPr>
+        <w:t>Мам, а ты голосовала? Я даже не спросил.</w:t>
+      </w:r>
+    </w:p>
+    <w:p>
+      <w:pPr>
+        <w:spacing w:before="0" w:after="110" w:line="300" w:lineRule="auto"/>
+      </w:pPr>
+      <w:r>
+        <w:rPr>
+          <w:rFonts w:ascii="Times New Roman" w:hAnsi="Times New Roman" w:eastAsia="Malgun Gothic"/>
+          <w:b/>
+          <w:i w:val="0"/>
+          <w:sz w:val="22"/>
+        </w:rPr>
+        <w:t xml:space="preserve">Анна: </w:t>
+      </w:r>
+      <w:r>
+        <w:rPr>
+          <w:rFonts w:ascii="Times New Roman" w:hAnsi="Times New Roman" w:eastAsia="Malgun Gothic"/>
+          <w:b w:val="0"/>
+          <w:i/>
+          <w:color w:val="555555"/>
+          <w:sz w:val="22"/>
+        </w:rPr>
+        <w:t>(с упрёком)</w:t>
+      </w:r>
+      <w:r>
+        <w:rPr>
+          <w:rFonts w:ascii="Times New Roman" w:hAnsi="Times New Roman" w:eastAsia="Malgun Gothic"/>
+          <w:b w:val="0"/>
+          <w:i w:val="0"/>
+          <w:sz w:val="22"/>
+        </w:rPr>
+        <w:t xml:space="preserve"> Сынок. Я в шесть утра стояла у дверей участка. Первая. Председатель ещё ключи искал.</w:t>
+      </w:r>
+    </w:p>
+    <w:p>
+      <w:pPr>
+        <w:spacing w:before="0" w:after="110" w:line="300" w:lineRule="auto"/>
+      </w:pPr>
+      <w:r>
+        <w:rPr>
+          <w:rFonts w:ascii="Times New Roman" w:hAnsi="Times New Roman" w:eastAsia="Malgun Gothic"/>
+          <w:b/>
+          <w:i w:val="0"/>
+          <w:sz w:val="22"/>
+        </w:rPr>
+        <w:t xml:space="preserve">Лёша: </w:t>
+      </w:r>
+      <w:r>
+        <w:rPr>
+          <w:rFonts w:ascii="Times New Roman" w:hAnsi="Times New Roman" w:eastAsia="Malgun Gothic"/>
+          <w:b w:val="0"/>
+          <w:i/>
+          <w:color w:val="555555"/>
+          <w:sz w:val="22"/>
+        </w:rPr>
+        <w:t>(улыбается)</w:t>
+      </w:r>
+      <w:r>
+        <w:rPr>
+          <w:rFonts w:ascii="Times New Roman" w:hAnsi="Times New Roman" w:eastAsia="Malgun Gothic"/>
+          <w:b w:val="0"/>
+          <w:i w:val="0"/>
+          <w:sz w:val="22"/>
+        </w:rPr>
+        <w:t xml:space="preserve"> Первая…</w:t>
+      </w:r>
+    </w:p>
+    <w:p>
+      <w:pPr>
+        <w:spacing w:before="0" w:after="110" w:line="300" w:lineRule="auto"/>
+      </w:pPr>
+      <w:r>
+        <w:rPr>
+          <w:rFonts w:ascii="Times New Roman" w:hAnsi="Times New Roman" w:eastAsia="Malgun Gothic"/>
+          <w:b/>
+          <w:i w:val="0"/>
+          <w:sz w:val="22"/>
+        </w:rPr>
+        <w:t xml:space="preserve">Анна: </w:t>
+      </w:r>
+      <w:r>
+        <w:rPr>
+          <w:rFonts w:ascii="Times New Roman" w:hAnsi="Times New Roman" w:eastAsia="Malgun Gothic"/>
+          <w:b w:val="0"/>
+          <w:i w:val="0"/>
+          <w:sz w:val="22"/>
+        </w:rPr>
+        <w:t xml:space="preserve">И за отца проголосовала бы, если бы можно было. </w:t>
+      </w:r>
+      <w:r>
+        <w:rPr>
+          <w:rFonts w:ascii="Times New Roman" w:hAnsi="Times New Roman" w:eastAsia="Malgun Gothic"/>
+          <w:b w:val="0"/>
+          <w:i/>
+          <w:color w:val="555555"/>
+          <w:sz w:val="22"/>
+        </w:rPr>
+        <w:t>(пауза, тише)</w:t>
+      </w:r>
+      <w:r>
+        <w:rPr>
+          <w:rFonts w:ascii="Times New Roman" w:hAnsi="Times New Roman" w:eastAsia="Malgun Gothic"/>
+          <w:b w:val="0"/>
+          <w:i w:val="0"/>
+          <w:sz w:val="22"/>
+        </w:rPr>
+        <w:t xml:space="preserve"> Я ему сказала. Там, на кладбище, в понедельник. Сказала, что наш сын — губернатор.</w:t>
+      </w:r>
+    </w:p>
+    <w:p>
+      <w:pPr>
+        <w:spacing w:before="0" w:after="110" w:line="300" w:lineRule="auto"/>
+      </w:pPr>
+      <w:r>
+        <w:rPr>
+          <w:rFonts w:ascii="Times New Roman" w:hAnsi="Times New Roman" w:eastAsia="Malgun Gothic"/>
+          <w:b/>
+          <w:i w:val="0"/>
+          <w:sz w:val="22"/>
+        </w:rPr>
+        <w:t xml:space="preserve">Лёша: </w:t>
+      </w:r>
+      <w:r>
+        <w:rPr>
+          <w:rFonts w:ascii="Times New Roman" w:hAnsi="Times New Roman" w:eastAsia="Malgun Gothic"/>
+          <w:b w:val="0"/>
+          <w:i w:val="0"/>
+          <w:sz w:val="22"/>
+        </w:rPr>
+        <w:t>Мам, переезжай ко мне. В городе, рядом. Я не хочу, чтобы ты одна жила на той улице.</w:t>
+      </w:r>
+    </w:p>
+    <w:p>
+      <w:pPr>
+        <w:spacing w:before="0" w:after="110" w:line="300" w:lineRule="auto"/>
+      </w:pPr>
+      <w:r>
+        <w:rPr>
+          <w:rFonts w:ascii="Times New Roman" w:hAnsi="Times New Roman" w:eastAsia="Malgun Gothic"/>
+          <w:b/>
+          <w:i w:val="0"/>
+          <w:sz w:val="22"/>
+        </w:rPr>
+        <w:t xml:space="preserve">Анна: </w:t>
+      </w:r>
+      <w:r>
+        <w:rPr>
+          <w:rFonts w:ascii="Times New Roman" w:hAnsi="Times New Roman" w:eastAsia="Malgun Gothic"/>
+          <w:b w:val="0"/>
+          <w:i/>
+          <w:color w:val="555555"/>
+          <w:sz w:val="22"/>
+        </w:rPr>
+        <w:t>(качает головой)</w:t>
+      </w:r>
+      <w:r>
+        <w:rPr>
+          <w:rFonts w:ascii="Times New Roman" w:hAnsi="Times New Roman" w:eastAsia="Malgun Gothic"/>
+          <w:b w:val="0"/>
+          <w:i w:val="0"/>
+          <w:sz w:val="22"/>
+        </w:rPr>
+        <w:t xml:space="preserve"> Нет, Лёша. Это наш с отцом дом. Если я уеду, они решат, что выгнали меня. Я останусь. Пусть смотрят на меня каждый день.</w:t>
+      </w:r>
+    </w:p>
+    <w:p>
+      <w:pPr>
+        <w:spacing w:before="0" w:after="110" w:line="300" w:lineRule="auto"/>
+      </w:pPr>
+      <w:r>
+        <w:rPr>
+          <w:rFonts w:ascii="Times New Roman" w:hAnsi="Times New Roman" w:eastAsia="Malgun Gothic"/>
+          <w:b/>
+          <w:i w:val="0"/>
+          <w:sz w:val="22"/>
+        </w:rPr>
+        <w:t xml:space="preserve">Лёша: </w:t>
+      </w:r>
+      <w:r>
+        <w:rPr>
+          <w:rFonts w:ascii="Times New Roman" w:hAnsi="Times New Roman" w:eastAsia="Malgun Gothic"/>
+          <w:b w:val="0"/>
+          <w:i w:val="0"/>
+          <w:sz w:val="22"/>
+        </w:rPr>
+        <w:t>Тогда я буду приезжать. Каждое воскресенье.</w:t>
+      </w:r>
+    </w:p>
+    <w:p>
+      <w:pPr>
+        <w:spacing w:before="0" w:after="110" w:line="300" w:lineRule="auto"/>
+      </w:pPr>
+      <w:r>
+        <w:rPr>
+          <w:rFonts w:ascii="Times New Roman" w:hAnsi="Times New Roman" w:eastAsia="Malgun Gothic"/>
+          <w:b/>
+          <w:i w:val="0"/>
+          <w:sz w:val="22"/>
+        </w:rPr>
+        <w:t xml:space="preserve">Анна: </w:t>
+      </w:r>
+      <w:r>
+        <w:rPr>
+          <w:rFonts w:ascii="Times New Roman" w:hAnsi="Times New Roman" w:eastAsia="Malgun Gothic"/>
+          <w:b w:val="0"/>
+          <w:i/>
+          <w:color w:val="555555"/>
+          <w:sz w:val="22"/>
+        </w:rPr>
+        <w:t>(с сомнением)</w:t>
+      </w:r>
+      <w:r>
+        <w:rPr>
+          <w:rFonts w:ascii="Times New Roman" w:hAnsi="Times New Roman" w:eastAsia="Malgun Gothic"/>
+          <w:b w:val="0"/>
+          <w:i w:val="0"/>
+          <w:sz w:val="22"/>
+        </w:rPr>
+        <w:t xml:space="preserve"> Каждое? Губернатор?</w:t>
+      </w:r>
+    </w:p>
+    <w:p>
+      <w:pPr>
+        <w:spacing w:before="0" w:after="110" w:line="300" w:lineRule="auto"/>
+      </w:pPr>
+      <w:r>
+        <w:rPr>
+          <w:rFonts w:ascii="Times New Roman" w:hAnsi="Times New Roman" w:eastAsia="Malgun Gothic"/>
+          <w:b/>
+          <w:i w:val="0"/>
+          <w:sz w:val="22"/>
+        </w:rPr>
+        <w:t xml:space="preserve">Лёша: </w:t>
+      </w:r>
+      <w:r>
+        <w:rPr>
+          <w:rFonts w:ascii="Times New Roman" w:hAnsi="Times New Roman" w:eastAsia="Malgun Gothic"/>
+          <w:b w:val="0"/>
+          <w:i w:val="0"/>
+          <w:sz w:val="22"/>
+        </w:rPr>
+        <w:t>Каждое, мам. Даже если придётся проводить совещания у тебя на кухне.</w:t>
+      </w:r>
+    </w:p>
+    <w:p>
+      <w:pPr>
+        <w:spacing w:before="0" w:after="110" w:line="300" w:lineRule="auto"/>
+      </w:pPr>
+      <w:r>
+        <w:rPr>
+          <w:rFonts w:ascii="Times New Roman" w:hAnsi="Times New Roman" w:eastAsia="Malgun Gothic"/>
+          <w:b/>
+          <w:i w:val="0"/>
+          <w:sz w:val="22"/>
+        </w:rPr>
+        <w:t xml:space="preserve">Анна: </w:t>
+      </w:r>
+      <w:r>
+        <w:rPr>
+          <w:rFonts w:ascii="Times New Roman" w:hAnsi="Times New Roman" w:eastAsia="Malgun Gothic"/>
+          <w:b w:val="0"/>
+          <w:i w:val="0"/>
+          <w:sz w:val="22"/>
+        </w:rPr>
+        <w:t>Ну тогда я буду печь пироги на всё правительство. С капустой. Отец их любил.</w:t>
+      </w:r>
+    </w:p>
+    <w:p>
+      <w:pPr>
+        <w:keepNext/>
+        <w:spacing w:before="320" w:after="140"/>
+      </w:pPr>
+      <w:r>
+        <w:rPr>
+          <w:rFonts w:ascii="Times New Roman" w:hAnsi="Times New Roman" w:eastAsia="Malgun Gothic"/>
+          <w:b/>
+          <w:i w:val="0"/>
+          <w:color w:val="1F3864"/>
+          <w:sz w:val="26"/>
+        </w:rPr>
+        <w:t>장면 11 — 마무리, 파벨과의 통화</w:t>
+      </w:r>
+    </w:p>
+    <w:p>
+      <w:pPr>
+        <w:spacing w:before="0" w:after="110" w:line="300" w:lineRule="auto"/>
+      </w:pPr>
+      <w:r>
+        <w:rPr>
+          <w:rFonts w:ascii="Times New Roman" w:hAnsi="Times New Roman" w:eastAsia="Malgun Gothic"/>
+          <w:b/>
+          <w:i w:val="0"/>
+          <w:sz w:val="22"/>
+        </w:rPr>
+        <w:t xml:space="preserve">Павел: </w:t>
+      </w:r>
+      <w:r>
+        <w:rPr>
+          <w:rFonts w:ascii="Times New Roman" w:hAnsi="Times New Roman" w:eastAsia="Malgun Gothic"/>
+          <w:b w:val="0"/>
+          <w:i/>
+          <w:color w:val="555555"/>
+          <w:sz w:val="22"/>
+        </w:rPr>
+        <w:t>(по телефону, под подпиской о невыезде)</w:t>
+      </w:r>
+      <w:r>
+        <w:rPr>
+          <w:rFonts w:ascii="Times New Roman" w:hAnsi="Times New Roman" w:eastAsia="Malgun Gothic"/>
+          <w:b w:val="0"/>
+          <w:i w:val="0"/>
+          <w:sz w:val="22"/>
+        </w:rPr>
+        <w:t xml:space="preserve"> Поздравляю, губернатор!</w:t>
+      </w:r>
+    </w:p>
+    <w:p>
+      <w:pPr>
+        <w:spacing w:before="0" w:after="110" w:line="300" w:lineRule="auto"/>
+      </w:pPr>
+      <w:r>
+        <w:rPr>
+          <w:rFonts w:ascii="Times New Roman" w:hAnsi="Times New Roman" w:eastAsia="Malgun Gothic"/>
+          <w:b/>
+          <w:i w:val="0"/>
+          <w:sz w:val="22"/>
+        </w:rPr>
+        <w:t xml:space="preserve">Лёша: </w:t>
+      </w:r>
+      <w:r>
+        <w:rPr>
+          <w:rFonts w:ascii="Times New Roman" w:hAnsi="Times New Roman" w:eastAsia="Malgun Gothic"/>
+          <w:b w:val="0"/>
+          <w:i w:val="0"/>
+          <w:sz w:val="22"/>
+        </w:rPr>
+        <w:t>Спасибо, Паша. Как твоё дело?</w:t>
+      </w:r>
+    </w:p>
+    <w:p>
+      <w:pPr>
+        <w:spacing w:before="0" w:after="110" w:line="300" w:lineRule="auto"/>
+      </w:pPr>
+      <w:r>
+        <w:rPr>
+          <w:rFonts w:ascii="Times New Roman" w:hAnsi="Times New Roman" w:eastAsia="Malgun Gothic"/>
+          <w:b/>
+          <w:i w:val="0"/>
+          <w:sz w:val="22"/>
+        </w:rPr>
+        <w:t xml:space="preserve">Павел: </w:t>
+      </w:r>
+      <w:r>
+        <w:rPr>
+          <w:rFonts w:ascii="Times New Roman" w:hAnsi="Times New Roman" w:eastAsia="Malgun Gothic"/>
+          <w:b w:val="0"/>
+          <w:i w:val="0"/>
+          <w:sz w:val="22"/>
+        </w:rPr>
+        <w:t>Суд через две недели. Инна Сергеевна настроена оптимистично — скорее всего, условный срок.</w:t>
+      </w:r>
+    </w:p>
+    <w:p>
+      <w:pPr>
+        <w:spacing w:before="0" w:after="110" w:line="300" w:lineRule="auto"/>
+      </w:pPr>
+      <w:r>
+        <w:rPr>
+          <w:rFonts w:ascii="Times New Roman" w:hAnsi="Times New Roman" w:eastAsia="Malgun Gothic"/>
+          <w:b/>
+          <w:i w:val="0"/>
+          <w:sz w:val="22"/>
+        </w:rPr>
+        <w:t xml:space="preserve">Лёша: </w:t>
+      </w:r>
+      <w:r>
+        <w:rPr>
+          <w:rFonts w:ascii="Times New Roman" w:hAnsi="Times New Roman" w:eastAsia="Malgun Gothic"/>
+          <w:b w:val="0"/>
+          <w:i w:val="0"/>
+          <w:sz w:val="22"/>
+        </w:rPr>
+        <w:t>Сделаю всё, что в моих силах. В рамках закона.</w:t>
+      </w:r>
+    </w:p>
+    <w:p>
+      <w:pPr>
+        <w:spacing w:before="0" w:after="110" w:line="300" w:lineRule="auto"/>
+      </w:pPr>
+      <w:r>
+        <w:rPr>
+          <w:rFonts w:ascii="Times New Roman" w:hAnsi="Times New Roman" w:eastAsia="Malgun Gothic"/>
+          <w:b/>
+          <w:i w:val="0"/>
+          <w:sz w:val="22"/>
+        </w:rPr>
+        <w:t xml:space="preserve">Павел: </w:t>
+      </w:r>
+      <w:r>
+        <w:rPr>
+          <w:rFonts w:ascii="Times New Roman" w:hAnsi="Times New Roman" w:eastAsia="Malgun Gothic"/>
+          <w:b w:val="0"/>
+          <w:i w:val="0"/>
+          <w:sz w:val="22"/>
+        </w:rPr>
+        <w:t>Маша смеётся, что ты теперь мой начальник. Губернатор, а я — подследственный в твоей области.</w:t>
+      </w:r>
+    </w:p>
+    <w:p>
+      <w:pPr>
+        <w:spacing w:before="0" w:after="110" w:line="300" w:lineRule="auto"/>
+      </w:pPr>
+      <w:r>
+        <w:rPr>
+          <w:rFonts w:ascii="Times New Roman" w:hAnsi="Times New Roman" w:eastAsia="Malgun Gothic"/>
+          <w:b/>
+          <w:i w:val="0"/>
+          <w:sz w:val="22"/>
+        </w:rPr>
+        <w:t xml:space="preserve">Лёша: </w:t>
+      </w:r>
+      <w:r>
+        <w:rPr>
+          <w:rFonts w:ascii="Times New Roman" w:hAnsi="Times New Roman" w:eastAsia="Malgun Gothic"/>
+          <w:b w:val="0"/>
+          <w:i w:val="0"/>
+          <w:sz w:val="22"/>
+        </w:rPr>
+        <w:t>Скажи Маше, что я ничей не начальник. Особенно твой.</w:t>
+      </w:r>
+    </w:p>
+    <w:p>
+      <w:pPr>
+        <w:spacing w:before="0" w:after="110" w:line="300" w:lineRule="auto"/>
+      </w:pPr>
+      <w:r>
+        <w:rPr>
+          <w:rFonts w:ascii="Times New Roman" w:hAnsi="Times New Roman" w:eastAsia="Malgun Gothic"/>
+          <w:b/>
+          <w:i w:val="0"/>
+          <w:sz w:val="22"/>
+        </w:rPr>
+        <w:t xml:space="preserve">Павел: </w:t>
+      </w:r>
+      <w:r>
+        <w:rPr>
+          <w:rFonts w:ascii="Times New Roman" w:hAnsi="Times New Roman" w:eastAsia="Malgun Gothic"/>
+          <w:b w:val="0"/>
+          <w:i w:val="0"/>
+          <w:sz w:val="22"/>
+        </w:rPr>
+        <w:t>Знаю, что ты не станешь злоупотреблять положением ради меня, Лёша. И не надо. Не используй власть для меня. Я готов принять то, что заслужил, каким бы ни было решение суда.</w:t>
+      </w:r>
+    </w:p>
+    <w:p>
+      <w:pPr>
+        <w:spacing w:before="0" w:after="110" w:line="300" w:lineRule="auto"/>
+      </w:pPr>
+      <w:r>
+        <w:rPr>
+          <w:rFonts w:ascii="Times New Roman" w:hAnsi="Times New Roman" w:eastAsia="Malgun Gothic"/>
+          <w:b/>
+          <w:i w:val="0"/>
+          <w:sz w:val="22"/>
+        </w:rPr>
+        <w:t xml:space="preserve">Лёша: </w:t>
+      </w:r>
+      <w:r>
+        <w:rPr>
+          <w:rFonts w:ascii="Times New Roman" w:hAnsi="Times New Roman" w:eastAsia="Malgun Gothic"/>
+          <w:b w:val="0"/>
+          <w:i w:val="0"/>
+          <w:sz w:val="22"/>
+        </w:rPr>
+        <w:t>Крылов предлагал мне «реализм» — мягкость для тебя в обмен на что-то потом. Я отказался, Паша.</w:t>
+      </w:r>
+    </w:p>
+    <w:p>
+      <w:pPr>
+        <w:spacing w:before="0" w:after="110" w:line="300" w:lineRule="auto"/>
+      </w:pPr>
+      <w:r>
+        <w:rPr>
+          <w:rFonts w:ascii="Times New Roman" w:hAnsi="Times New Roman" w:eastAsia="Malgun Gothic"/>
+          <w:b/>
+          <w:i w:val="0"/>
+          <w:sz w:val="22"/>
+        </w:rPr>
+        <w:t xml:space="preserve">Павел: </w:t>
+      </w:r>
+      <w:r>
+        <w:rPr>
+          <w:rFonts w:ascii="Times New Roman" w:hAnsi="Times New Roman" w:eastAsia="Malgun Gothic"/>
+          <w:b w:val="0"/>
+          <w:i/>
+          <w:color w:val="555555"/>
+          <w:sz w:val="22"/>
+        </w:rPr>
+        <w:t>(облегчённо смеётся)</w:t>
+      </w:r>
+      <w:r>
+        <w:rPr>
+          <w:rFonts w:ascii="Times New Roman" w:hAnsi="Times New Roman" w:eastAsia="Malgun Gothic"/>
+          <w:b w:val="0"/>
+          <w:i w:val="0"/>
+          <w:sz w:val="22"/>
+        </w:rPr>
+        <w:t xml:space="preserve"> Слава богу! Если бы согласился — я бы сам попросил прокурора добавить мне срок!</w:t>
+      </w:r>
+    </w:p>
+    <w:p>
+      <w:pPr>
+        <w:spacing w:before="0" w:after="110" w:line="300" w:lineRule="auto"/>
+      </w:pPr>
+      <w:r>
+        <w:rPr>
+          <w:rFonts w:ascii="Times New Roman" w:hAnsi="Times New Roman" w:eastAsia="Malgun Gothic"/>
+          <w:b/>
+          <w:i w:val="0"/>
+          <w:sz w:val="22"/>
+        </w:rPr>
+        <w:t xml:space="preserve">Лёша: </w:t>
+      </w:r>
+      <w:r>
+        <w:rPr>
+          <w:rFonts w:ascii="Times New Roman" w:hAnsi="Times New Roman" w:eastAsia="Malgun Gothic"/>
+          <w:b w:val="0"/>
+          <w:i/>
+          <w:color w:val="555555"/>
+          <w:sz w:val="22"/>
+        </w:rPr>
+        <w:t>(пауза)</w:t>
+      </w:r>
+      <w:r>
+        <w:rPr>
+          <w:rFonts w:ascii="Times New Roman" w:hAnsi="Times New Roman" w:eastAsia="Malgun Gothic"/>
+          <w:b w:val="0"/>
+          <w:i w:val="0"/>
+          <w:sz w:val="22"/>
+        </w:rPr>
+        <w:t xml:space="preserve"> Паша, ты уже заслужил куда больше прощения, чем сам думаешь.</w:t>
+      </w:r>
+    </w:p>
+    <w:p>
+      <w:pPr>
+        <w:spacing w:before="0" w:after="110" w:line="300" w:lineRule="auto"/>
+      </w:pPr>
+      <w:r>
+        <w:rPr>
+          <w:rFonts w:ascii="Times New Roman" w:hAnsi="Times New Roman" w:eastAsia="Malgun Gothic"/>
+          <w:b/>
+          <w:i w:val="0"/>
+          <w:sz w:val="22"/>
+        </w:rPr>
+        <w:t xml:space="preserve">Павел: </w:t>
+      </w:r>
+      <w:r>
+        <w:rPr>
+          <w:rFonts w:ascii="Times New Roman" w:hAnsi="Times New Roman" w:eastAsia="Malgun Gothic"/>
+          <w:b w:val="0"/>
+          <w:i/>
+          <w:color w:val="555555"/>
+          <w:sz w:val="22"/>
+        </w:rPr>
+        <w:t>(тихо)</w:t>
+      </w:r>
+      <w:r>
+        <w:rPr>
+          <w:rFonts w:ascii="Times New Roman" w:hAnsi="Times New Roman" w:eastAsia="Malgun Gothic"/>
+          <w:b w:val="0"/>
+          <w:i w:val="0"/>
+          <w:sz w:val="22"/>
+        </w:rPr>
+        <w:t xml:space="preserve"> И ещё… Маша родила. Позавчера. Сын.</w:t>
+      </w:r>
+    </w:p>
+    <w:p>
+      <w:pPr>
+        <w:spacing w:before="0" w:after="110" w:line="300" w:lineRule="auto"/>
+      </w:pPr>
+      <w:r>
+        <w:rPr>
+          <w:rFonts w:ascii="Times New Roman" w:hAnsi="Times New Roman" w:eastAsia="Malgun Gothic"/>
+          <w:b/>
+          <w:i w:val="0"/>
+          <w:sz w:val="22"/>
+        </w:rPr>
+        <w:t xml:space="preserve">Лёша: </w:t>
+      </w:r>
+      <w:r>
+        <w:rPr>
+          <w:rFonts w:ascii="Times New Roman" w:hAnsi="Times New Roman" w:eastAsia="Malgun Gothic"/>
+          <w:b w:val="0"/>
+          <w:i/>
+          <w:color w:val="555555"/>
+          <w:sz w:val="22"/>
+        </w:rPr>
+        <w:t>(впервые за день по-настоящему улыбается)</w:t>
+      </w:r>
+      <w:r>
+        <w:rPr>
+          <w:rFonts w:ascii="Times New Roman" w:hAnsi="Times New Roman" w:eastAsia="Malgun Gothic"/>
+          <w:b w:val="0"/>
+          <w:i w:val="0"/>
+          <w:sz w:val="22"/>
+        </w:rPr>
+        <w:t xml:space="preserve"> Паша! Поздравляю! Почему молчал?</w:t>
+      </w:r>
+    </w:p>
+    <w:p>
+      <w:pPr>
+        <w:spacing w:before="0" w:after="110" w:line="300" w:lineRule="auto"/>
+      </w:pPr>
+      <w:r>
+        <w:rPr>
+          <w:rFonts w:ascii="Times New Roman" w:hAnsi="Times New Roman" w:eastAsia="Malgun Gothic"/>
+          <w:b/>
+          <w:i w:val="0"/>
+          <w:sz w:val="22"/>
+        </w:rPr>
+        <w:t xml:space="preserve">Павел: </w:t>
+      </w:r>
+      <w:r>
+        <w:rPr>
+          <w:rFonts w:ascii="Times New Roman" w:hAnsi="Times New Roman" w:eastAsia="Malgun Gothic"/>
+          <w:b w:val="0"/>
+          <w:i/>
+          <w:color w:val="555555"/>
+          <w:sz w:val="22"/>
+        </w:rPr>
+        <w:t>(смущённо)</w:t>
+      </w:r>
+      <w:r>
+        <w:rPr>
+          <w:rFonts w:ascii="Times New Roman" w:hAnsi="Times New Roman" w:eastAsia="Malgun Gothic"/>
+          <w:b w:val="0"/>
+          <w:i w:val="0"/>
+          <w:sz w:val="22"/>
+        </w:rPr>
+        <w:t xml:space="preserve"> Три двести. Кричит так, что соседи стучат по батарее. Маша говорит — весь в меня.</w:t>
+      </w:r>
+    </w:p>
+    <w:p>
+      <w:pPr>
+        <w:spacing w:before="0" w:after="110" w:line="300" w:lineRule="auto"/>
+      </w:pPr>
+      <w:r>
+        <w:rPr>
+          <w:rFonts w:ascii="Times New Roman" w:hAnsi="Times New Roman" w:eastAsia="Malgun Gothic"/>
+          <w:b/>
+          <w:i w:val="0"/>
+          <w:sz w:val="22"/>
+        </w:rPr>
+        <w:t xml:space="preserve">Лёша: </w:t>
+      </w:r>
+      <w:r>
+        <w:rPr>
+          <w:rFonts w:ascii="Times New Roman" w:hAnsi="Times New Roman" w:eastAsia="Malgun Gothic"/>
+          <w:b w:val="0"/>
+          <w:i w:val="0"/>
+          <w:sz w:val="22"/>
+        </w:rPr>
+        <w:t>Имя уже придумали?</w:t>
+      </w:r>
+    </w:p>
+    <w:p>
+      <w:pPr>
+        <w:spacing w:before="0" w:after="110" w:line="300" w:lineRule="auto"/>
+      </w:pPr>
+      <w:r>
+        <w:rPr>
+          <w:rFonts w:ascii="Times New Roman" w:hAnsi="Times New Roman" w:eastAsia="Malgun Gothic"/>
+          <w:b/>
+          <w:i w:val="0"/>
+          <w:sz w:val="22"/>
+        </w:rPr>
+        <w:t xml:space="preserve">Павел: </w:t>
+      </w:r>
+      <w:r>
+        <w:rPr>
+          <w:rFonts w:ascii="Times New Roman" w:hAnsi="Times New Roman" w:eastAsia="Malgun Gothic"/>
+          <w:b w:val="0"/>
+          <w:i w:val="0"/>
+          <w:sz w:val="22"/>
+        </w:rPr>
+        <w:t>Спорим. Маша хочет одно, я — другое. Пусть пока просто будет — «сын».</w:t>
+      </w:r>
+    </w:p>
+    <w:p>
+      <w:pPr>
+        <w:spacing w:before="0" w:after="110" w:line="300" w:lineRule="auto"/>
+      </w:pPr>
+      <w:r>
+        <w:rPr>
+          <w:rFonts w:ascii="Times New Roman" w:hAnsi="Times New Roman" w:eastAsia="Malgun Gothic"/>
+          <w:b/>
+          <w:i w:val="0"/>
+          <w:sz w:val="22"/>
+        </w:rPr>
+        <w:t xml:space="preserve">Павел: </w:t>
+      </w:r>
+      <w:r>
+        <w:rPr>
+          <w:rFonts w:ascii="Times New Roman" w:hAnsi="Times New Roman" w:eastAsia="Malgun Gothic"/>
+          <w:b w:val="0"/>
+          <w:i w:val="0"/>
+          <w:sz w:val="22"/>
+        </w:rPr>
+        <w:t>Не хотел перебивать тебе инаугурацию. Приедешь посмотреть?</w:t>
+      </w:r>
+    </w:p>
+    <w:p>
+      <w:pPr>
+        <w:spacing w:before="0" w:after="110" w:line="300" w:lineRule="auto"/>
+      </w:pPr>
+      <w:r>
+        <w:rPr>
+          <w:rFonts w:ascii="Times New Roman" w:hAnsi="Times New Roman" w:eastAsia="Malgun Gothic"/>
+          <w:b/>
+          <w:i w:val="0"/>
+          <w:sz w:val="22"/>
+        </w:rPr>
+        <w:t xml:space="preserve">Лёша: </w:t>
+      </w:r>
+      <w:r>
+        <w:rPr>
+          <w:rFonts w:ascii="Times New Roman" w:hAnsi="Times New Roman" w:eastAsia="Malgun Gothic"/>
+          <w:b w:val="0"/>
+          <w:i w:val="0"/>
+          <w:sz w:val="22"/>
+        </w:rPr>
+        <w:t>Приеду. В первые же выходные.</w:t>
+      </w:r>
+    </w:p>
+    <w:p>
+      <w:pPr>
+        <w:spacing w:before="0" w:after="110" w:line="300" w:lineRule="auto"/>
+      </w:pPr>
+      <w:r>
+        <w:rPr>
+          <w:rFonts w:ascii="Times New Roman" w:hAnsi="Times New Roman" w:eastAsia="Malgun Gothic"/>
+          <w:b/>
+          <w:i w:val="0"/>
+          <w:sz w:val="22"/>
+        </w:rPr>
+        <w:t xml:space="preserve">Лёша: </w:t>
+      </w:r>
+      <w:r>
+        <w:rPr>
+          <w:rFonts w:ascii="Times New Roman" w:hAnsi="Times New Roman" w:eastAsia="Malgun Gothic"/>
+          <w:b w:val="0"/>
+          <w:i/>
+          <w:color w:val="555555"/>
+          <w:sz w:val="22"/>
+        </w:rPr>
+        <w:t>(себе, после звонка, глядя на пустой кабинет губернатора)</w:t>
+      </w:r>
+      <w:r>
+        <w:rPr>
+          <w:rFonts w:ascii="Times New Roman" w:hAnsi="Times New Roman" w:eastAsia="Malgun Gothic"/>
+          <w:b w:val="0"/>
+          <w:i w:val="0"/>
+          <w:sz w:val="22"/>
+        </w:rPr>
+        <w:t xml:space="preserve"> Ну что, Виктор Петрович. Вот я и на новом месте. Осторожно, как вы говорили. Но вперёд.</w:t>
+      </w:r>
+    </w:p>
+    <w:p>
+      <w:pPr>
+        <w:keepNext/>
+        <w:spacing w:before="320" w:after="140"/>
+      </w:pPr>
+      <w:r>
+        <w:rPr>
+          <w:rFonts w:ascii="Times New Roman" w:hAnsi="Times New Roman" w:eastAsia="Malgun Gothic"/>
+          <w:b/>
+          <w:i w:val="0"/>
+          <w:color w:val="1F3864"/>
+          <w:sz w:val="26"/>
+        </w:rPr>
+        <w:t>핵심 문학 인용</w:t>
+      </w:r>
+    </w:p>
+    <w:p>
+      <w:pPr>
         <w:spacing w:before="0" w:after="120"/>
       </w:pPr>
       <w:r>
@@ -3541,6 +4584,29 @@
           <w:i w:val="0"/>
           <w:sz w:val="22"/>
         </w:rPr>
+        <w:t>Чехов, письмо А. С. Суворину (7 января 1889): «выдавливает из себя по каплям раба»</w:t>
+      </w:r>
+      <w:r>
+        <w:rPr>
+          <w:rFonts w:ascii="Times New Roman" w:hAnsi="Times New Roman" w:eastAsia="Malgun Gothic"/>
+          <w:b w:val="0"/>
+          <w:i w:val="0"/>
+          <w:sz w:val="22"/>
+        </w:rPr>
+        <w:t xml:space="preserve"> — 한국어 해설: 체호프가 편지에서 자유인이 되어 가는 청년의 이야기를 권하며 쓴 표현. 취임 연설에서 료샤가 주민들이 한 방울씩 두려움을 짜내 왔고 오늘 그 방울이 강이 되었다고 말할 때 인용한다(장면 9).</w:t>
+      </w:r>
+    </w:p>
+    <w:p>
+      <w:pPr>
+        <w:spacing w:before="0" w:after="120"/>
+      </w:pPr>
+      <w:r>
+        <w:rPr>
+          <w:rFonts w:ascii="Times New Roman" w:hAnsi="Times New Roman" w:eastAsia="Malgun Gothic"/>
+          <w:b/>
+          <w:i w:val="0"/>
+          <w:sz w:val="22"/>
+        </w:rPr>
         <w:t>Русская пословица: «Москва слезам не верит»</w:t>
       </w:r>
       <w:r>
@@ -3550,7 +4616,184 @@
           <w:i w:val="0"/>
           <w:sz w:val="22"/>
         </w:rPr>
-        <w:t xml:space="preserve"> — 한국어 해설: 수도는 하소연에 움직이지 않는다는 속담. 연방 대표 셀리바노프가 교부금 삭감을 사실상 인정하며 냉소적으로 꺼내고, 료샤는 “모스크바가 무엇을 믿는지는 나중에 조건과 함께 알려 주겠군요”라고 받는다(장면 4). 중앙 권력의 채찍과 당근을 한꺼번에 예고한다.</w:t>
+        <w:t xml:space="preserve"> — 한국어 해설: 수도는 하소연에 움직이지 않는다는 속담. 연방 대표 셀리바노프가 교부금 삭감을 사실상 인정하며 냉소적으로 꺼내고, 료샤는 “모스크바가 무엇을 믿는지는 나중에 조건과 함께 알려 주겠군요”라고 받는다(장면 5). 중앙 권력의 채찍과 당근을 한꺼번에 예고한다.</w:t>
+      </w:r>
+    </w:p>
+    <w:p>
+      <w:pPr>
+        <w:keepNext/>
+        <w:spacing w:before="320" w:after="140"/>
+      </w:pPr>
+      <w:r>
+        <w:rPr>
+          <w:rFonts w:ascii="Times New Roman" w:hAnsi="Times New Roman" w:eastAsia="Malgun Gothic"/>
+          <w:b/>
+          <w:i w:val="0"/>
+          <w:color w:val="1F3864"/>
+          <w:sz w:val="26"/>
+        </w:rPr>
+        <w:t>생활 표현</w:t>
+      </w:r>
+    </w:p>
+    <w:p>
+      <w:pPr>
+        <w:spacing w:before="0" w:after="120"/>
+      </w:pPr>
+      <w:r>
+        <w:rPr>
+          <w:rFonts w:ascii="Times New Roman" w:hAnsi="Times New Roman" w:eastAsia="Malgun Gothic"/>
+          <w:b/>
+          <w:i w:val="0"/>
+          <w:sz w:val="22"/>
+        </w:rPr>
+        <w:t>«Чтобы не сглазить»</w:t>
+      </w:r>
+      <w:r>
+        <w:rPr>
+          <w:rFonts w:ascii="Times New Roman" w:hAnsi="Times New Roman" w:eastAsia="Malgun Gothic"/>
+          <w:b w:val="0"/>
+          <w:i w:val="0"/>
+          <w:sz w:val="22"/>
+        </w:rPr>
+        <w:t xml:space="preserve"> — 한국어 해설: “부정 탈까 봐”. 좋은 일이 확정되기 전에 미리 말하거나 준비하면 일을 그르친다는 러시아식 미신에서 나온 말. 카탸가 케이크를 미리 주문해 놓고 숨겨 둔 이유를 설명하며. 친한 사이의 구어. 장면 3.</w:t>
+      </w:r>
+    </w:p>
+    <w:p>
+      <w:pPr>
+        <w:spacing w:before="0" w:after="120"/>
+      </w:pPr>
+      <w:r>
+        <w:rPr>
+          <w:rFonts w:ascii="Times New Roman" w:hAnsi="Times New Roman" w:eastAsia="Malgun Gothic"/>
+          <w:b/>
+          <w:i w:val="0"/>
+          <w:sz w:val="22"/>
+        </w:rPr>
+        <w:t>«У меня рука набита»</w:t>
+      </w:r>
+      <w:r>
+        <w:rPr>
+          <w:rFonts w:ascii="Times New Roman" w:hAnsi="Times New Roman" w:eastAsia="Malgun Gothic"/>
+          <w:b w:val="0"/>
+          <w:i w:val="0"/>
+          <w:sz w:val="22"/>
+        </w:rPr>
+        <w:t xml:space="preserve"> — 한국어 해설: “제가 손에 익었어요, 해 봤어요”. 반복으로 익숙해진 솜씨를 말하는 관용구(набить руку). 자원봉사자가 샴페인을 대신 따 주겠다며 그레벤시코프에게. 장면 3.</w:t>
+      </w:r>
+    </w:p>
+    <w:p>
+      <w:pPr>
+        <w:spacing w:before="0" w:after="120"/>
+      </w:pPr>
+      <w:r>
+        <w:rPr>
+          <w:rFonts w:ascii="Times New Roman" w:hAnsi="Times New Roman" w:eastAsia="Malgun Gothic"/>
+          <w:b/>
+          <w:i w:val="0"/>
+          <w:sz w:val="22"/>
+        </w:rPr>
+        <w:t>«Чем богаты, тем и рады»</w:t>
+      </w:r>
+      <w:r>
+        <w:rPr>
+          <w:rFonts w:ascii="Times New Roman" w:hAnsi="Times New Roman" w:eastAsia="Malgun Gothic"/>
+          <w:b w:val="0"/>
+          <w:i w:val="0"/>
+          <w:sz w:val="22"/>
+        </w:rPr>
+        <w:t xml:space="preserve"> — 한국어 해설: “있는 것뿐이지만 기꺼이 드려요”. 손님에게 음식을 내놓을 때 겸손하게 붙이는 인사말(우리말 “차린 건 없지만”). 자원봉사자의 할머니가 피로시키를 보내며 한 말. 장면 3.</w:t>
+      </w:r>
+    </w:p>
+    <w:p>
+      <w:pPr>
+        <w:spacing w:before="0" w:after="120"/>
+      </w:pPr>
+      <w:r>
+        <w:rPr>
+          <w:rFonts w:ascii="Times New Roman" w:hAnsi="Times New Roman" w:eastAsia="Malgun Gothic"/>
+          <w:b/>
+          <w:i w:val="0"/>
+          <w:sz w:val="22"/>
+        </w:rPr>
+        <w:t>«Мне символически»</w:t>
+      </w:r>
+      <w:r>
+        <w:rPr>
+          <w:rFonts w:ascii="Times New Roman" w:hAnsi="Times New Roman" w:eastAsia="Malgun Gothic"/>
+          <w:b w:val="0"/>
+          <w:i w:val="0"/>
+          <w:sz w:val="22"/>
+        </w:rPr>
+        <w:t xml:space="preserve"> — 한국어 해설: “저는 시늉만(아주 조금만)”. 술을 따라 줄 때 거절하긴 어색하고 많이 마시긴 싫을 때 쓰는 말. 료샤가 카탸에게. 격식·비격식 모두 가능. 장면 3.</w:t>
+      </w:r>
+    </w:p>
+    <w:p>
+      <w:pPr>
+        <w:spacing w:before="0" w:after="120"/>
+      </w:pPr>
+      <w:r>
+        <w:rPr>
+          <w:rFonts w:ascii="Times New Roman" w:hAnsi="Times New Roman" w:eastAsia="Malgun Gothic"/>
+          <w:b/>
+          <w:i w:val="0"/>
+          <w:sz w:val="22"/>
+        </w:rPr>
+        <w:t>«Кому с краешку?»</w:t>
+      </w:r>
+      <w:r>
+        <w:rPr>
+          <w:rFonts w:ascii="Times New Roman" w:hAnsi="Times New Roman" w:eastAsia="Malgun Gothic"/>
+          <w:b w:val="0"/>
+          <w:i w:val="0"/>
+          <w:sz w:val="22"/>
+        </w:rPr>
+        <w:t xml:space="preserve"> — 한국어 해설: “가장자리 조각 누구 줄까?”. с краешку는 케이크·빵의 끝 조각. 음식을 나눌 때 흔히 묻는 말이고, 답은 «Мне!». 카탸가 케이크를 자르며. 장면 3.</w:t>
+      </w:r>
+    </w:p>
+    <w:p>
+      <w:pPr>
+        <w:spacing w:before="0" w:after="120"/>
+      </w:pPr>
+      <w:r>
+        <w:rPr>
+          <w:rFonts w:ascii="Times New Roman" w:hAnsi="Times New Roman" w:eastAsia="Malgun Gothic"/>
+          <w:b/>
+          <w:i w:val="0"/>
+          <w:sz w:val="22"/>
+        </w:rPr>
+        <w:t>«не чокаясь»</w:t>
+      </w:r>
+      <w:r>
+        <w:rPr>
+          <w:rFonts w:ascii="Times New Roman" w:hAnsi="Times New Roman" w:eastAsia="Malgun Gothic"/>
+          <w:b w:val="0"/>
+          <w:i w:val="0"/>
+          <w:sz w:val="22"/>
+        </w:rPr>
+        <w:t xml:space="preserve"> — 한국어 해설: “잔을 부딪치지 않고”. 고인을 기리는 건배는 잔을 부딪치지 않는 것이 러시아 관습. 그레벤시코프가 세 번째 건배를 제안하며, 카탸는 다리야를 위해서는 일부러 «чокаемся»라고 뒤집는다. 장면 3.</w:t>
+      </w:r>
+    </w:p>
+    <w:p>
+      <w:pPr>
+        <w:spacing w:before="0" w:after="120"/>
+      </w:pPr>
+      <w:r>
+        <w:rPr>
+          <w:rFonts w:ascii="Times New Roman" w:hAnsi="Times New Roman" w:eastAsia="Malgun Gothic"/>
+          <w:b/>
+          <w:i w:val="0"/>
+          <w:sz w:val="22"/>
+        </w:rPr>
+        <w:t>«с меня причитается»</w:t>
+      </w:r>
+      <w:r>
+        <w:rPr>
+          <w:rFonts w:ascii="Times New Roman" w:hAnsi="Times New Roman" w:eastAsia="Malgun Gothic"/>
+          <w:b w:val="0"/>
+          <w:i w:val="0"/>
+          <w:sz w:val="22"/>
+        </w:rPr>
+        <w:t xml:space="preserve"> — 한국어 해설: “내가 한턱낼게, 신세 졌네”. 도움이나 대접을 받은 뒤 보답을 약속하는 구어. 그레벤시코프와 료샤가 카탸에게. 장면 3.</w:t>
       </w:r>
     </w:p>
     <w:p>
